--- a/SEM 4/Thesis/Thesis Changes.docx
+++ b/SEM 4/Thesis/Thesis Changes.docx
@@ -2,64 +2,328 @@
 <file path=word/document.xml><?xml version="1.0" encoding="utf-8"?>
 <w:document xmlns:wpc="http://schemas.microsoft.com/office/word/2010/wordprocessingCanvas" xmlns:cx="http://schemas.microsoft.com/office/drawing/2014/chartex" xmlns:cx1="http://schemas.microsoft.com/office/drawing/2015/9/8/chartex" xmlns:cx2="http://schemas.microsoft.com/office/drawing/2015/10/21/chartex" xmlns:cx3="http://schemas.microsoft.com/office/drawing/2016/5/9/chartex" xmlns:cx4="http://schemas.microsoft.com/office/drawing/2016/5/10/chartex" xmlns:cx5="http://schemas.microsoft.com/office/drawing/2016/5/11/chartex" xmlns:cx6="http://schemas.microsoft.com/office/drawing/2016/5/12/chartex" xmlns:cx7="http://schemas.microsoft.com/office/drawing/2016/5/13/chartex" xmlns:cx8="http://schemas.microsoft.com/office/drawing/2016/5/14/chartex" xmlns:mc="http://schemas.openxmlformats.org/markup-compatibility/2006" xmlns:m="http://schemas.openxmlformats.org/officeDocument/2006/math" xmlns:aink="http://schemas.microsoft.com/office/drawing/2016/ink" xmlns:am3d="http://schemas.microsoft.com/office/drawing/2017/model3d" xmlns:oel="http://schemas.microsoft.com/office/2019/extlst" xmlns:r="http://schemas.openxmlformats.org/officeDocument/2006/relationships" xmlns:wp14="http://schemas.microsoft.com/office/word/2010/wordprocessingDrawing" xmlns:wp="http://schemas.openxmlformats.org/drawingml/2006/wordprocessingDrawing" xmlns:wpg="http://schemas.microsoft.com/office/word/2010/wordprocessingGroup" xmlns:wpi="http://schemas.microsoft.com/office/word/2010/wordprocessingInk" xmlns:wps="http://schemas.microsoft.com/office/word/2010/wordprocessingShape" xmlns:o="urn:schemas-microsoft-com:office:office" xmlns:v="urn:schemas-microsoft-com:vml" xmlns:w10="urn:schemas-microsoft-com:office:word" xmlns:w="http://schemas.openxmlformats.org/wordprocessingml/2006/main" xmlns:w14="http://schemas.microsoft.com/office/word/2010/wordml" xmlns:w15="http://schemas.microsoft.com/office/word/2012/wordml" xmlns:w16cei="http://schemas.microsoft.com/office/word/2026/wordml/cei" xmlns:w16cex="http://schemas.microsoft.com/office/word/2018/wordml/cex" xmlns:w16cid="http://schemas.microsoft.com/office/word/2016/wordml/cid" xmlns:w16="http://schemas.microsoft.com/office/word/2018/wordml" xmlns:w16sdtdh="http://schemas.microsoft.com/office/word/2020/wordml/sdtdatahash" xmlns:w16sdtfl="http://schemas.microsoft.com/office/word/2024/wordml/sdtformatlock" xmlns:w16se="http://schemas.microsoft.com/office/word/2015/wordml/symex" xmlns:w16du="http://schemas.microsoft.com/office/word/2023/wordml/word16du" xmlns:wne="http://schemas.microsoft.com/office/word/2006/wordml" mc:Ignorable="w14 w15 w16se w16cid w16 w16cex w16sdtdh w16sdtfl w16du wp14">
   <w:body>
+    <w:p>
+      <w:pPr>
+        <w:jc w:val="center"/>
+        <w:rPr>
+          <w:rFonts w:ascii="Trebuchet MS" w:hAnsi="Trebuchet MS"/>
+        </w:rPr>
+      </w:pPr>
+      <w:r>
+        <w:rPr>
+          <w:rFonts w:ascii="Trebuchet MS" w:hAnsi="Trebuchet MS"/>
+          <w:noProof/>
+        </w:rPr>
+        <w:drawing>
+          <wp:inline distT="114300" distB="114300" distL="114300" distR="114300" wp14:anchorId="2B919DB8" wp14:editId="0C5C57DD">
+            <wp:extent cx="3403600" cy="1159933"/>
+            <wp:effectExtent l="0" t="0" r="0" b="0"/>
+            <wp:docPr id="2" name="image5.png"/>
+            <wp:cNvGraphicFramePr/>
+            <a:graphic xmlns:a="http://schemas.openxmlformats.org/drawingml/2006/main">
+              <a:graphicData uri="http://schemas.openxmlformats.org/drawingml/2006/picture">
+                <pic:pic xmlns:pic="http://schemas.openxmlformats.org/drawingml/2006/picture">
+                  <pic:nvPicPr>
+                    <pic:cNvPr id="0" name="image5.png"/>
+                    <pic:cNvPicPr preferRelativeResize="0"/>
+                  </pic:nvPicPr>
+                  <pic:blipFill>
+                    <a:blip r:embed="rId4"/>
+                    <a:srcRect/>
+                    <a:stretch>
+                      <a:fillRect/>
+                    </a:stretch>
+                  </pic:blipFill>
+                  <pic:spPr>
+                    <a:xfrm>
+                      <a:off x="0" y="0"/>
+                      <a:ext cx="3433644" cy="1170172"/>
+                    </a:xfrm>
+                    <a:prstGeom prst="rect">
+                      <a:avLst/>
+                    </a:prstGeom>
+                    <a:ln/>
+                  </pic:spPr>
+                </pic:pic>
+              </a:graphicData>
+            </a:graphic>
+          </wp:inline>
+        </w:drawing>
+      </w:r>
+    </w:p>
+    <w:p>
+      <w:pPr>
+        <w:jc w:val="center"/>
+        <w:rPr>
+          <w:rFonts w:ascii="Trebuchet MS" w:hAnsi="Trebuchet MS"/>
+        </w:rPr>
+      </w:pPr>
+    </w:p>
+    <w:p>
+      <w:pPr>
+        <w:jc w:val="center"/>
+        <w:rPr>
+          <w:rFonts w:ascii="Trebuchet MS" w:hAnsi="Trebuchet MS"/>
+          <w:b/>
+          <w:bCs/>
+        </w:rPr>
+      </w:pPr>
+      <w:r>
+        <w:rPr>
+          <w:rFonts w:ascii="Trebuchet MS" w:hAnsi="Trebuchet MS"/>
+          <w:b/>
+          <w:bCs/>
+        </w:rPr>
+        <w:t>SCHOOL OF RESEARCH &amp; POSTGRADUATE STUDIES</w:t>
+      </w:r>
+    </w:p>
+    <w:p>
+      <w:pPr>
+        <w:jc w:val="center"/>
+        <w:rPr>
+          <w:rFonts w:ascii="Trebuchet MS" w:hAnsi="Trebuchet MS"/>
+          <w:b/>
+          <w:bCs/>
+        </w:rPr>
+      </w:pPr>
+      <w:r>
+        <w:rPr>
+          <w:rFonts w:ascii="Trebuchet MS" w:hAnsi="Trebuchet MS"/>
+          <w:b/>
+          <w:bCs/>
+        </w:rPr>
+        <w:t>DISSERTATION CORRECTION COMPLIANCE FORM (POST VIVA FORM)</w:t>
+      </w:r>
+    </w:p>
+    <w:p>
+      <w:pPr>
+        <w:jc w:val="center"/>
+        <w:rPr>
+          <w:rFonts w:ascii="Trebuchet MS" w:hAnsi="Trebuchet MS"/>
+        </w:rPr>
+      </w:pPr>
+    </w:p>
+    <w:p>
+      <w:pPr>
+        <w:rPr>
+          <w:rFonts w:ascii="Trebuchet MS" w:hAnsi="Trebuchet MS"/>
+        </w:rPr>
+      </w:pPr>
+      <w:r>
+        <w:rPr>
+          <w:rFonts w:ascii="Trebuchet MS" w:hAnsi="Trebuchet MS"/>
+          <w:b/>
+          <w:bCs/>
+        </w:rPr>
+        <w:t>Date:</w:t>
+      </w:r>
+      <w:r>
+        <w:rPr>
+          <w:rFonts w:ascii="Trebuchet MS" w:hAnsi="Trebuchet MS"/>
+        </w:rPr>
+        <w:t xml:space="preserve"> August </w:t>
+      </w:r>
+      <w:r>
+        <w:rPr>
+          <w:rFonts w:ascii="Trebuchet MS" w:hAnsi="Trebuchet MS"/>
+        </w:rPr>
+        <w:t>10th</w:t>
+      </w:r>
+      <w:r>
+        <w:rPr>
+          <w:rFonts w:ascii="Trebuchet MS" w:hAnsi="Trebuchet MS"/>
+        </w:rPr>
+        <w:t xml:space="preserve">, 2026 </w:t>
+      </w:r>
+    </w:p>
+    <w:p>
+      <w:pPr>
+        <w:rPr>
+          <w:rFonts w:ascii="Trebuchet MS" w:hAnsi="Trebuchet MS"/>
+        </w:rPr>
+      </w:pPr>
+      <w:r>
+        <w:rPr>
+          <w:rFonts w:ascii="Trebuchet MS" w:hAnsi="Trebuchet MS"/>
+          <w:b/>
+          <w:bCs/>
+        </w:rPr>
+        <w:t>Name of Candidate:</w:t>
+      </w:r>
+      <w:r>
+        <w:rPr>
+          <w:rFonts w:ascii="Trebuchet MS" w:hAnsi="Trebuchet MS"/>
+        </w:rPr>
+        <w:t xml:space="preserve"> </w:t>
+      </w:r>
+      <w:r>
+        <w:rPr>
+          <w:rFonts w:ascii="Trebuchet MS" w:hAnsi="Trebuchet MS"/>
+        </w:rPr>
+        <w:t>Remmy Bisimbeko</w:t>
+      </w:r>
+      <w:r>
+        <w:rPr>
+          <w:rFonts w:ascii="Trebuchet MS" w:hAnsi="Trebuchet MS"/>
+        </w:rPr>
+        <w:t xml:space="preserve"> </w:t>
+      </w:r>
+    </w:p>
+    <w:p>
+      <w:pPr>
+        <w:rPr>
+          <w:rFonts w:ascii="Trebuchet MS" w:hAnsi="Trebuchet MS"/>
+        </w:rPr>
+      </w:pPr>
+      <w:r>
+        <w:rPr>
+          <w:rFonts w:ascii="Trebuchet MS" w:hAnsi="Trebuchet MS"/>
+          <w:b/>
+          <w:bCs/>
+        </w:rPr>
+        <w:t>Reg.No:</w:t>
+      </w:r>
+      <w:r>
+        <w:rPr>
+          <w:rFonts w:ascii="Trebuchet MS" w:hAnsi="Trebuchet MS"/>
+        </w:rPr>
+        <w:t xml:space="preserve"> </w:t>
+      </w:r>
+      <w:r>
+        <w:rPr>
+          <w:rFonts w:ascii="Trebuchet MS" w:hAnsi="Trebuchet MS"/>
+        </w:rPr>
+        <w:t>J24M19/011</w:t>
+      </w:r>
+    </w:p>
+    <w:p>
+      <w:pPr>
+        <w:rPr>
+          <w:rFonts w:ascii="Trebuchet MS" w:hAnsi="Trebuchet MS"/>
+        </w:rPr>
+      </w:pPr>
+      <w:r>
+        <w:rPr>
+          <w:rFonts w:ascii="Trebuchet MS" w:hAnsi="Trebuchet MS"/>
+          <w:b/>
+          <w:bCs/>
+        </w:rPr>
+        <w:t>Title of Dissertation:</w:t>
+      </w:r>
+      <w:r>
+        <w:rPr>
+          <w:rFonts w:ascii="Trebuchet MS" w:hAnsi="Trebuchet MS"/>
+        </w:rPr>
+        <w:t xml:space="preserve"> </w:t>
+      </w:r>
+      <w:r>
+        <w:rPr>
+          <w:rFonts w:ascii="Trebuchet MS" w:hAnsi="Trebuchet MS"/>
+        </w:rPr>
+        <w:t>A Multi-class Machine Learning Customer Classification for Personalised</w:t>
+      </w:r>
+      <w:r>
+        <w:rPr>
+          <w:rFonts w:ascii="Trebuchet MS" w:hAnsi="Trebuchet MS"/>
+        </w:rPr>
+        <w:t xml:space="preserve"> </w:t>
+      </w:r>
+      <w:r>
+        <w:rPr>
+          <w:rFonts w:ascii="Trebuchet MS" w:hAnsi="Trebuchet MS"/>
+        </w:rPr>
+        <w:t>Voice Bundle Recommendations: A Case Study of Airtel Uganda Limited</w:t>
+      </w:r>
+    </w:p>
+    <w:p>
+      <w:pPr>
+        <w:jc w:val="center"/>
+        <w:rPr>
+          <w:rFonts w:ascii="Trebuchet MS" w:hAnsi="Trebuchet MS"/>
+        </w:rPr>
+      </w:pPr>
+    </w:p>
     <w:tbl>
       <w:tblPr>
-        <w:tblStyle w:val="TableGrid"/>
-        <w:tblW w:w="9899" w:type="dxa"/>
+        <w:tblStyle w:val="GridTable4-Accent1"/>
+        <w:tblW w:w="10026" w:type="dxa"/>
         <w:tblLook w:val="04A0" w:firstRow="1" w:lastRow="0" w:firstColumn="1" w:lastColumn="0" w:noHBand="0" w:noVBand="1"/>
       </w:tblPr>
       <w:tblGrid>
-        <w:gridCol w:w="3299"/>
-        <w:gridCol w:w="3299"/>
-        <w:gridCol w:w="3301"/>
+        <w:gridCol w:w="593"/>
+        <w:gridCol w:w="2379"/>
+        <w:gridCol w:w="4152"/>
+        <w:gridCol w:w="2902"/>
       </w:tblGrid>
       <w:tr>
         <w:trPr>
-          <w:trHeight w:val="598"/>
+          <w:cnfStyle w:val="100000000000" w:firstRow="1" w:lastRow="0" w:firstColumn="0" w:lastColumn="0" w:oddVBand="0" w:evenVBand="0" w:oddHBand="0" w:evenHBand="0" w:firstRowFirstColumn="0" w:firstRowLastColumn="0" w:lastRowFirstColumn="0" w:lastRowLastColumn="0"/>
+          <w:trHeight w:val="416"/>
         </w:trPr>
         <w:tc>
           <w:tcPr>
-            <w:tcW w:w="3299" w:type="dxa"/>
-          </w:tcPr>
-          <w:p>
-            <w:pPr>
-              <w:rPr>
-                <w:rFonts w:ascii="Trebuchet MS" w:eastAsia="Trebuchet MS" w:hAnsi="Trebuchet MS" w:cs="Trebuchet MS"/>
-                <w:b/>
-                <w:bCs/>
-                <w:color w:val="1B1C1D"/>
-              </w:rPr>
-            </w:pPr>
-            <w:r>
-              <w:rPr>
-                <w:rFonts w:ascii="Trebuchet MS" w:eastAsia="Trebuchet MS" w:hAnsi="Trebuchet MS" w:cs="Trebuchet MS"/>
-                <w:b/>
-                <w:bCs/>
-                <w:color w:val="1B1C1D"/>
+            <w:cnfStyle w:val="001000000000" w:firstRow="0" w:lastRow="0" w:firstColumn="1" w:lastColumn="0" w:oddVBand="0" w:evenVBand="0" w:oddHBand="0" w:evenHBand="0" w:firstRowFirstColumn="0" w:firstRowLastColumn="0" w:lastRowFirstColumn="0" w:lastRowLastColumn="0"/>
+            <w:tcW w:w="593" w:type="dxa"/>
+          </w:tcPr>
+          <w:p>
+            <w:pPr>
+              <w:rPr>
+                <w:rFonts w:ascii="Trebuchet MS" w:eastAsia="Trebuchet MS" w:hAnsi="Trebuchet MS" w:cs="Trebuchet MS"/>
+              </w:rPr>
+            </w:pPr>
+            <w:r>
+              <w:rPr>
+                <w:rFonts w:ascii="Trebuchet MS" w:eastAsia="Trebuchet MS" w:hAnsi="Trebuchet MS" w:cs="Trebuchet MS"/>
+              </w:rPr>
+              <w:t>S/N</w:t>
+            </w:r>
+          </w:p>
+        </w:tc>
+        <w:tc>
+          <w:tcPr>
+            <w:tcW w:w="2379" w:type="dxa"/>
+          </w:tcPr>
+          <w:p>
+            <w:pPr>
+              <w:cnfStyle w:val="100000000000" w:firstRow="1" w:lastRow="0" w:firstColumn="0" w:lastColumn="0" w:oddVBand="0" w:evenVBand="0" w:oddHBand="0" w:evenHBand="0" w:firstRowFirstColumn="0" w:firstRowLastColumn="0" w:lastRowFirstColumn="0" w:lastRowLastColumn="0"/>
+              <w:rPr>
+                <w:rFonts w:ascii="Trebuchet MS" w:eastAsia="Trebuchet MS" w:hAnsi="Trebuchet MS" w:cs="Trebuchet MS"/>
+              </w:rPr>
+            </w:pPr>
+            <w:r>
+              <w:rPr>
+                <w:rFonts w:ascii="Trebuchet MS" w:eastAsia="Trebuchet MS" w:hAnsi="Trebuchet MS" w:cs="Trebuchet MS"/>
               </w:rPr>
               <w:t>Issue</w:t>
             </w:r>
-          </w:p>
-        </w:tc>
-        <w:tc>
-          <w:tcPr>
-            <w:tcW w:w="3299" w:type="dxa"/>
-          </w:tcPr>
-          <w:p>
-            <w:pPr>
-              <w:rPr>
-                <w:rFonts w:ascii="Trebuchet MS" w:eastAsia="Trebuchet MS" w:hAnsi="Trebuchet MS" w:cs="Trebuchet MS"/>
-                <w:b/>
-                <w:bCs/>
-                <w:color w:val="1B1C1D"/>
-              </w:rPr>
-            </w:pPr>
-            <w:r>
-              <w:rPr>
-                <w:rFonts w:ascii="Trebuchet MS" w:eastAsia="Trebuchet MS" w:hAnsi="Trebuchet MS" w:cs="Trebuchet MS"/>
-                <w:b/>
-                <w:bCs/>
-                <w:color w:val="1B1C1D"/>
+            <w:r>
+              <w:rPr>
+                <w:rFonts w:ascii="Trebuchet MS" w:eastAsia="Trebuchet MS" w:hAnsi="Trebuchet MS" w:cs="Trebuchet MS"/>
+              </w:rPr>
+              <w:t>/Comment</w:t>
+            </w:r>
+          </w:p>
+        </w:tc>
+        <w:tc>
+          <w:tcPr>
+            <w:tcW w:w="4152" w:type="dxa"/>
+          </w:tcPr>
+          <w:p>
+            <w:pPr>
+              <w:cnfStyle w:val="100000000000" w:firstRow="1" w:lastRow="0" w:firstColumn="0" w:lastColumn="0" w:oddVBand="0" w:evenVBand="0" w:oddHBand="0" w:evenHBand="0" w:firstRowFirstColumn="0" w:firstRowLastColumn="0" w:lastRowFirstColumn="0" w:lastRowLastColumn="0"/>
+              <w:rPr>
+                <w:rFonts w:ascii="Trebuchet MS" w:eastAsia="Trebuchet MS" w:hAnsi="Trebuchet MS" w:cs="Trebuchet MS"/>
+              </w:rPr>
+            </w:pPr>
+            <w:r>
+              <w:rPr>
+                <w:rFonts w:ascii="Trebuchet MS" w:eastAsia="Trebuchet MS" w:hAnsi="Trebuchet MS" w:cs="Trebuchet MS"/>
+              </w:rPr>
+              <w:t xml:space="preserve">ACTIONS TAKEN / </w:t>
+            </w:r>
+            <w:r>
+              <w:rPr>
+                <w:rFonts w:ascii="Trebuchet MS" w:eastAsia="Trebuchet MS" w:hAnsi="Trebuchet MS" w:cs="Trebuchet MS"/>
               </w:rPr>
               <w:t>What have I done</w:t>
             </w:r>
@@ -67,23 +331,18 @@
         </w:tc>
         <w:tc>
           <w:tcPr>
-            <w:tcW w:w="3301" w:type="dxa"/>
-          </w:tcPr>
-          <w:p>
-            <w:pPr>
-              <w:rPr>
-                <w:rFonts w:ascii="Trebuchet MS" w:eastAsia="Trebuchet MS" w:hAnsi="Trebuchet MS" w:cs="Trebuchet MS"/>
-                <w:b/>
-                <w:bCs/>
-                <w:color w:val="1B1C1D"/>
-              </w:rPr>
-            </w:pPr>
-            <w:r>
-              <w:rPr>
-                <w:rFonts w:ascii="Trebuchet MS" w:eastAsia="Trebuchet MS" w:hAnsi="Trebuchet MS" w:cs="Trebuchet MS"/>
-                <w:b/>
-                <w:bCs/>
-                <w:color w:val="1B1C1D"/>
+            <w:tcW w:w="2902" w:type="dxa"/>
+          </w:tcPr>
+          <w:p>
+            <w:pPr>
+              <w:cnfStyle w:val="100000000000" w:firstRow="1" w:lastRow="0" w:firstColumn="0" w:lastColumn="0" w:oddVBand="0" w:evenVBand="0" w:oddHBand="0" w:evenHBand="0" w:firstRowFirstColumn="0" w:firstRowLastColumn="0" w:lastRowFirstColumn="0" w:lastRowLastColumn="0"/>
+              <w:rPr>
+                <w:rFonts w:ascii="Trebuchet MS" w:eastAsia="Trebuchet MS" w:hAnsi="Trebuchet MS" w:cs="Trebuchet MS"/>
+              </w:rPr>
+            </w:pPr>
+            <w:r>
+              <w:rPr>
+                <w:rFonts w:ascii="Trebuchet MS" w:eastAsia="Trebuchet MS" w:hAnsi="Trebuchet MS" w:cs="Trebuchet MS"/>
               </w:rPr>
               <w:t>Where it is (Page)</w:t>
             </w:r>
@@ -92,101 +351,2942 @@
       </w:tr>
       <w:tr>
         <w:trPr>
-          <w:trHeight w:val="299"/>
+          <w:cnfStyle w:val="000000100000" w:firstRow="0" w:lastRow="0" w:firstColumn="0" w:lastColumn="0" w:oddVBand="0" w:evenVBand="0" w:oddHBand="1" w:evenHBand="0" w:firstRowFirstColumn="0" w:firstRowLastColumn="0" w:lastRowFirstColumn="0" w:lastRowLastColumn="0"/>
+          <w:trHeight w:val="331"/>
         </w:trPr>
         <w:tc>
           <w:tcPr>
-            <w:tcW w:w="3299" w:type="dxa"/>
-          </w:tcPr>
-          <w:p>
-            <w:pPr>
-              <w:rPr>
-                <w:rFonts w:ascii="Trebuchet MS" w:eastAsia="Trebuchet MS" w:hAnsi="Trebuchet MS" w:cs="Trebuchet MS"/>
-                <w:color w:val="1B1C1D"/>
-              </w:rPr>
-            </w:pPr>
-          </w:p>
-        </w:tc>
-        <w:tc>
-          <w:tcPr>
-            <w:tcW w:w="3299" w:type="dxa"/>
-          </w:tcPr>
-          <w:p>
-            <w:pPr>
-              <w:rPr>
-                <w:rFonts w:ascii="Trebuchet MS" w:eastAsia="Trebuchet MS" w:hAnsi="Trebuchet MS" w:cs="Trebuchet MS"/>
-                <w:color w:val="1B1C1D"/>
-              </w:rPr>
-            </w:pPr>
-          </w:p>
-        </w:tc>
-        <w:tc>
-          <w:tcPr>
-            <w:tcW w:w="3301" w:type="dxa"/>
-          </w:tcPr>
-          <w:p>
-            <w:pPr>
-              <w:rPr>
-                <w:rFonts w:ascii="Trebuchet MS" w:eastAsia="Trebuchet MS" w:hAnsi="Trebuchet MS" w:cs="Trebuchet MS"/>
-                <w:color w:val="1B1C1D"/>
-              </w:rPr>
-            </w:pPr>
+            <w:cnfStyle w:val="001000000000" w:firstRow="0" w:lastRow="0" w:firstColumn="1" w:lastColumn="0" w:oddVBand="0" w:evenVBand="0" w:oddHBand="0" w:evenHBand="0" w:firstRowFirstColumn="0" w:firstRowLastColumn="0" w:lastRowFirstColumn="0" w:lastRowLastColumn="0"/>
+            <w:tcW w:w="10026" w:type="dxa"/>
+            <w:gridSpan w:val="4"/>
+          </w:tcPr>
+          <w:p>
+            <w:pPr>
+              <w:jc w:val="center"/>
+              <w:rPr>
+                <w:rFonts w:ascii="Trebuchet MS" w:eastAsia="Trebuchet MS" w:hAnsi="Trebuchet MS" w:cs="Trebuchet MS"/>
+                <w:color w:val="1B1C1D"/>
+              </w:rPr>
+            </w:pPr>
+            <w:r>
+              <w:rPr>
+                <w:rFonts w:ascii="Trebuchet MS" w:eastAsia="Trebuchet MS" w:hAnsi="Trebuchet MS" w:cs="Trebuchet MS"/>
+                <w:color w:val="1B1C1D"/>
+              </w:rPr>
+              <w:t>COMMENTS FROM THE DEFENSE SESSION</w:t>
+            </w:r>
           </w:p>
         </w:tc>
       </w:tr>
       <w:tr>
         <w:trPr>
-          <w:trHeight w:val="282"/>
+          <w:trHeight w:val="331"/>
         </w:trPr>
         <w:tc>
           <w:tcPr>
-            <w:tcW w:w="3299" w:type="dxa"/>
-          </w:tcPr>
-          <w:p>
-            <w:pPr>
-              <w:rPr>
-                <w:rFonts w:ascii="Trebuchet MS" w:eastAsia="Trebuchet MS" w:hAnsi="Trebuchet MS" w:cs="Trebuchet MS"/>
-                <w:color w:val="1B1C1D"/>
-              </w:rPr>
-            </w:pPr>
-          </w:p>
-        </w:tc>
-        <w:tc>
-          <w:tcPr>
-            <w:tcW w:w="3299" w:type="dxa"/>
-          </w:tcPr>
-          <w:p>
-            <w:pPr>
-              <w:rPr>
-                <w:rFonts w:ascii="Trebuchet MS" w:eastAsia="Trebuchet MS" w:hAnsi="Trebuchet MS" w:cs="Trebuchet MS"/>
-                <w:color w:val="1B1C1D"/>
-              </w:rPr>
-            </w:pPr>
-          </w:p>
-        </w:tc>
-        <w:tc>
-          <w:tcPr>
-            <w:tcW w:w="3301" w:type="dxa"/>
-          </w:tcPr>
-          <w:p>
-            <w:pPr>
-              <w:rPr>
-                <w:rFonts w:ascii="Trebuchet MS" w:eastAsia="Trebuchet MS" w:hAnsi="Trebuchet MS" w:cs="Trebuchet MS"/>
-                <w:color w:val="1B1C1D"/>
-              </w:rPr>
-            </w:pPr>
+            <w:cnfStyle w:val="001000000000" w:firstRow="0" w:lastRow="0" w:firstColumn="1" w:lastColumn="0" w:oddVBand="0" w:evenVBand="0" w:oddHBand="0" w:evenHBand="0" w:firstRowFirstColumn="0" w:firstRowLastColumn="0" w:lastRowFirstColumn="0" w:lastRowLastColumn="0"/>
+            <w:tcW w:w="593" w:type="dxa"/>
+          </w:tcPr>
+          <w:p>
+            <w:pPr>
+              <w:rPr>
+                <w:rFonts w:ascii="Trebuchet MS" w:eastAsia="Trebuchet MS" w:hAnsi="Trebuchet MS" w:cs="Trebuchet MS"/>
+                <w:color w:val="1B1C1D"/>
+              </w:rPr>
+            </w:pPr>
+            <w:r>
+              <w:rPr>
+                <w:rFonts w:ascii="Trebuchet MS" w:eastAsia="Trebuchet MS" w:hAnsi="Trebuchet MS" w:cs="Trebuchet MS"/>
+                <w:color w:val="1B1C1D"/>
+              </w:rPr>
+              <w:t>1</w:t>
+            </w:r>
+          </w:p>
+        </w:tc>
+        <w:tc>
+          <w:tcPr>
+            <w:tcW w:w="2379" w:type="dxa"/>
+          </w:tcPr>
+          <w:p>
+            <w:pPr>
+              <w:cnfStyle w:val="000000000000" w:firstRow="0" w:lastRow="0" w:firstColumn="0" w:lastColumn="0" w:oddVBand="0" w:evenVBand="0" w:oddHBand="0" w:evenHBand="0" w:firstRowFirstColumn="0" w:firstRowLastColumn="0" w:lastRowFirstColumn="0" w:lastRowLastColumn="0"/>
+              <w:rPr>
+                <w:rFonts w:ascii="Trebuchet MS" w:eastAsia="Trebuchet MS" w:hAnsi="Trebuchet MS" w:cs="Trebuchet MS"/>
+                <w:color w:val="1B1C1D"/>
+              </w:rPr>
+            </w:pPr>
+            <w:r>
+              <w:rPr>
+                <w:rFonts w:ascii="Trebuchet MS" w:eastAsia="Trebuchet MS" w:hAnsi="Trebuchet MS" w:cs="Trebuchet MS"/>
+                <w:color w:val="1B1C1D"/>
+              </w:rPr>
+              <w:t>Recommend a Change of Title</w:t>
+            </w:r>
+          </w:p>
+        </w:tc>
+        <w:tc>
+          <w:tcPr>
+            <w:tcW w:w="4152" w:type="dxa"/>
+          </w:tcPr>
+          <w:p>
+            <w:pPr>
+              <w:cnfStyle w:val="000000000000" w:firstRow="0" w:lastRow="0" w:firstColumn="0" w:lastColumn="0" w:oddVBand="0" w:evenVBand="0" w:oddHBand="0" w:evenHBand="0" w:firstRowFirstColumn="0" w:firstRowLastColumn="0" w:lastRowFirstColumn="0" w:lastRowLastColumn="0"/>
+              <w:rPr>
+                <w:rFonts w:ascii="Trebuchet MS" w:eastAsia="Trebuchet MS" w:hAnsi="Trebuchet MS" w:cs="Trebuchet MS"/>
+                <w:color w:val="1B1C1D"/>
+              </w:rPr>
+            </w:pPr>
+            <w:r>
+              <w:rPr>
+                <w:rFonts w:ascii="Trebuchet MS" w:eastAsia="Trebuchet MS" w:hAnsi="Trebuchet MS" w:cs="Trebuchet MS"/>
+                <w:color w:val="1B1C1D"/>
+              </w:rPr>
+              <w:t xml:space="preserve">Title was changed to: </w:t>
+            </w:r>
+          </w:p>
+          <w:p>
+            <w:pPr>
+              <w:cnfStyle w:val="000000000000" w:firstRow="0" w:lastRow="0" w:firstColumn="0" w:lastColumn="0" w:oddVBand="0" w:evenVBand="0" w:oddHBand="0" w:evenHBand="0" w:firstRowFirstColumn="0" w:firstRowLastColumn="0" w:lastRowFirstColumn="0" w:lastRowLastColumn="0"/>
+              <w:rPr>
+                <w:rFonts w:ascii="Trebuchet MS" w:eastAsia="Trebuchet MS" w:hAnsi="Trebuchet MS" w:cs="Trebuchet MS"/>
+                <w:color w:val="1B1C1D"/>
+              </w:rPr>
+            </w:pPr>
+            <w:r>
+              <w:rPr>
+                <w:rFonts w:ascii="Trebuchet MS" w:hAnsi="Trebuchet MS"/>
+              </w:rPr>
+              <w:t>A Multi-class Machine Learning Customer Classification for Personalised Voice Bundle Recommendations: A Case Study of Airtel Uganda Limited</w:t>
+            </w:r>
+          </w:p>
+        </w:tc>
+        <w:tc>
+          <w:tcPr>
+            <w:tcW w:w="2902" w:type="dxa"/>
+          </w:tcPr>
+          <w:p>
+            <w:pPr>
+              <w:cnfStyle w:val="000000000000" w:firstRow="0" w:lastRow="0" w:firstColumn="0" w:lastColumn="0" w:oddVBand="0" w:evenVBand="0" w:oddHBand="0" w:evenHBand="0" w:firstRowFirstColumn="0" w:firstRowLastColumn="0" w:lastRowFirstColumn="0" w:lastRowLastColumn="0"/>
+              <w:rPr>
+                <w:rFonts w:ascii="Trebuchet MS" w:eastAsia="Trebuchet MS" w:hAnsi="Trebuchet MS" w:cs="Trebuchet MS"/>
+                <w:color w:val="1B1C1D"/>
+              </w:rPr>
+            </w:pPr>
+            <w:r>
+              <w:rPr>
+                <w:rFonts w:ascii="Trebuchet MS" w:eastAsia="Trebuchet MS" w:hAnsi="Trebuchet MS" w:cs="Trebuchet MS"/>
+                <w:color w:val="1B1C1D"/>
+              </w:rPr>
+              <w:t xml:space="preserve">Cover page, </w:t>
+            </w:r>
+            <w:r>
+              <w:rPr>
+                <w:rFonts w:ascii="Trebuchet MS" w:eastAsia="Trebuchet MS" w:hAnsi="Trebuchet MS" w:cs="Trebuchet MS"/>
+                <w:color w:val="1B1C1D"/>
+              </w:rPr>
+              <w:t xml:space="preserve">Appendix </w:t>
+            </w:r>
+            <w:r>
+              <w:rPr>
+                <w:rFonts w:ascii="Trebuchet MS" w:eastAsia="Trebuchet MS" w:hAnsi="Trebuchet MS" w:cs="Trebuchet MS"/>
+                <w:color w:val="1B1C1D"/>
+              </w:rPr>
+              <w:t xml:space="preserve">A, B, </w:t>
+            </w:r>
+            <w:r>
+              <w:rPr>
+                <w:rFonts w:ascii="Trebuchet MS" w:eastAsia="Trebuchet MS" w:hAnsi="Trebuchet MS" w:cs="Trebuchet MS"/>
+                <w:color w:val="1B1C1D"/>
+              </w:rPr>
+              <w:t xml:space="preserve">C, </w:t>
+            </w:r>
+            <w:r>
+              <w:rPr>
+                <w:rFonts w:ascii="Trebuchet MS" w:eastAsia="Trebuchet MS" w:hAnsi="Trebuchet MS" w:cs="Trebuchet MS"/>
+                <w:color w:val="1B1C1D"/>
+              </w:rPr>
+              <w:t>and D</w:t>
+            </w:r>
+          </w:p>
+          <w:p>
+            <w:pPr>
+              <w:cnfStyle w:val="000000000000" w:firstRow="0" w:lastRow="0" w:firstColumn="0" w:lastColumn="0" w:oddVBand="0" w:evenVBand="0" w:oddHBand="0" w:evenHBand="0" w:firstRowFirstColumn="0" w:firstRowLastColumn="0" w:lastRowFirstColumn="0" w:lastRowLastColumn="0"/>
+              <w:rPr>
+                <w:rFonts w:ascii="Trebuchet MS" w:eastAsia="Trebuchet MS" w:hAnsi="Trebuchet MS" w:cs="Trebuchet MS"/>
+                <w:color w:val="1B1C1D"/>
+              </w:rPr>
+            </w:pPr>
+            <w:r>
+              <w:rPr>
+                <w:rFonts w:ascii="Trebuchet MS" w:eastAsia="Trebuchet MS" w:hAnsi="Trebuchet MS" w:cs="Trebuchet MS"/>
+                <w:color w:val="1B1C1D"/>
+              </w:rPr>
+              <w:t>Pages: 81, 83, 86, 89</w:t>
+            </w:r>
+          </w:p>
+        </w:tc>
+      </w:tr>
+      <w:tr>
+        <w:trPr>
+          <w:cnfStyle w:val="000000100000" w:firstRow="0" w:lastRow="0" w:firstColumn="0" w:lastColumn="0" w:oddVBand="0" w:evenVBand="0" w:oddHBand="1" w:evenHBand="0" w:firstRowFirstColumn="0" w:firstRowLastColumn="0" w:lastRowFirstColumn="0" w:lastRowLastColumn="0"/>
+          <w:trHeight w:val="331"/>
+        </w:trPr>
+        <w:tc>
+          <w:tcPr>
+            <w:cnfStyle w:val="001000000000" w:firstRow="0" w:lastRow="0" w:firstColumn="1" w:lastColumn="0" w:oddVBand="0" w:evenVBand="0" w:oddHBand="0" w:evenHBand="0" w:firstRowFirstColumn="0" w:firstRowLastColumn="0" w:lastRowFirstColumn="0" w:lastRowLastColumn="0"/>
+            <w:tcW w:w="593" w:type="dxa"/>
+          </w:tcPr>
+          <w:p>
+            <w:pPr>
+              <w:rPr>
+                <w:rFonts w:ascii="Trebuchet MS" w:eastAsia="Trebuchet MS" w:hAnsi="Trebuchet MS" w:cs="Trebuchet MS"/>
+                <w:color w:val="1B1C1D"/>
+              </w:rPr>
+            </w:pPr>
+            <w:r>
+              <w:rPr>
+                <w:rFonts w:ascii="Trebuchet MS" w:eastAsia="Trebuchet MS" w:hAnsi="Trebuchet MS" w:cs="Trebuchet MS"/>
+                <w:color w:val="1B1C1D"/>
+              </w:rPr>
+              <w:t>2</w:t>
+            </w:r>
+          </w:p>
+        </w:tc>
+        <w:tc>
+          <w:tcPr>
+            <w:tcW w:w="2379" w:type="dxa"/>
+          </w:tcPr>
+          <w:p>
+            <w:pPr>
+              <w:cnfStyle w:val="000000100000" w:firstRow="0" w:lastRow="0" w:firstColumn="0" w:lastColumn="0" w:oddVBand="0" w:evenVBand="0" w:oddHBand="1" w:evenHBand="0" w:firstRowFirstColumn="0" w:firstRowLastColumn="0" w:lastRowFirstColumn="0" w:lastRowLastColumn="0"/>
+              <w:rPr>
+                <w:rFonts w:ascii="Trebuchet MS" w:eastAsia="Trebuchet MS" w:hAnsi="Trebuchet MS" w:cs="Trebuchet MS"/>
+                <w:color w:val="1B1C1D"/>
+              </w:rPr>
+            </w:pPr>
+            <w:r>
+              <w:rPr>
+                <w:rFonts w:ascii="Trebuchet MS" w:eastAsia="Trebuchet MS" w:hAnsi="Trebuchet MS" w:cs="Trebuchet MS"/>
+                <w:color w:val="1B1C1D"/>
+              </w:rPr>
+              <w:t>Mentions of 2025 yet Research was concluded in 2026</w:t>
+            </w:r>
+          </w:p>
+          <w:p>
+            <w:pPr>
+              <w:cnfStyle w:val="000000100000" w:firstRow="0" w:lastRow="0" w:firstColumn="0" w:lastColumn="0" w:oddVBand="0" w:evenVBand="0" w:oddHBand="1" w:evenHBand="0" w:firstRowFirstColumn="0" w:firstRowLastColumn="0" w:lastRowFirstColumn="0" w:lastRowLastColumn="0"/>
+              <w:rPr>
+                <w:rFonts w:ascii="Trebuchet MS" w:eastAsia="Trebuchet MS" w:hAnsi="Trebuchet MS" w:cs="Trebuchet MS"/>
+                <w:color w:val="1B1C1D"/>
+              </w:rPr>
+            </w:pPr>
+            <w:r>
+              <w:rPr>
+                <w:rFonts w:ascii="Trebuchet MS" w:eastAsia="Trebuchet MS" w:hAnsi="Trebuchet MS" w:cs="Trebuchet MS"/>
+                <w:color w:val="1B1C1D"/>
+              </w:rPr>
+              <w:t>-Dr. Ian</w:t>
+            </w:r>
+          </w:p>
+        </w:tc>
+        <w:tc>
+          <w:tcPr>
+            <w:tcW w:w="4152" w:type="dxa"/>
+          </w:tcPr>
+          <w:p>
+            <w:pPr>
+              <w:cnfStyle w:val="000000100000" w:firstRow="0" w:lastRow="0" w:firstColumn="0" w:lastColumn="0" w:oddVBand="0" w:evenVBand="0" w:oddHBand="1" w:evenHBand="0" w:firstRowFirstColumn="0" w:firstRowLastColumn="0" w:lastRowFirstColumn="0" w:lastRowLastColumn="0"/>
+              <w:rPr>
+                <w:rFonts w:ascii="Trebuchet MS" w:eastAsia="Trebuchet MS" w:hAnsi="Trebuchet MS" w:cs="Trebuchet MS"/>
+                <w:color w:val="1B1C1D"/>
+              </w:rPr>
+            </w:pPr>
+            <w:r>
+              <w:rPr>
+                <w:rFonts w:ascii="Trebuchet MS" w:eastAsia="Trebuchet MS" w:hAnsi="Trebuchet MS" w:cs="Trebuchet MS"/>
+                <w:color w:val="1B1C1D"/>
+              </w:rPr>
+              <w:t>Changed all Mentions of 2025 to 2026 to reflect the time frame</w:t>
+            </w:r>
+          </w:p>
+          <w:p>
+            <w:pPr>
+              <w:cnfStyle w:val="000000100000" w:firstRow="0" w:lastRow="0" w:firstColumn="0" w:lastColumn="0" w:oddVBand="0" w:evenVBand="0" w:oddHBand="1" w:evenHBand="0" w:firstRowFirstColumn="0" w:firstRowLastColumn="0" w:lastRowFirstColumn="0" w:lastRowLastColumn="0"/>
+              <w:rPr>
+                <w:rFonts w:ascii="Trebuchet MS" w:eastAsia="Trebuchet MS" w:hAnsi="Trebuchet MS" w:cs="Trebuchet MS"/>
+                <w:color w:val="1B1C1D"/>
+              </w:rPr>
+            </w:pPr>
+          </w:p>
+        </w:tc>
+        <w:tc>
+          <w:tcPr>
+            <w:tcW w:w="2902" w:type="dxa"/>
+          </w:tcPr>
+          <w:p>
+            <w:pPr>
+              <w:cnfStyle w:val="000000100000" w:firstRow="0" w:lastRow="0" w:firstColumn="0" w:lastColumn="0" w:oddVBand="0" w:evenVBand="0" w:oddHBand="1" w:evenHBand="0" w:firstRowFirstColumn="0" w:firstRowLastColumn="0" w:lastRowFirstColumn="0" w:lastRowLastColumn="0"/>
+              <w:rPr>
+                <w:rFonts w:ascii="Trebuchet MS" w:eastAsia="Trebuchet MS" w:hAnsi="Trebuchet MS" w:cs="Trebuchet MS"/>
+                <w:color w:val="1B1C1D"/>
+              </w:rPr>
+            </w:pPr>
+            <w:r>
+              <w:rPr>
+                <w:rFonts w:ascii="Trebuchet MS" w:eastAsia="Trebuchet MS" w:hAnsi="Trebuchet MS" w:cs="Trebuchet MS"/>
+                <w:color w:val="1B1C1D"/>
+              </w:rPr>
+              <w:t>Pages i, ii, iii, iv, 73, 81, 85</w:t>
+            </w:r>
+          </w:p>
+        </w:tc>
+      </w:tr>
+      <w:tr>
+        <w:trPr>
+          <w:trHeight w:val="312"/>
+        </w:trPr>
+        <w:tc>
+          <w:tcPr>
+            <w:cnfStyle w:val="001000000000" w:firstRow="0" w:lastRow="0" w:firstColumn="1" w:lastColumn="0" w:oddVBand="0" w:evenVBand="0" w:oddHBand="0" w:evenHBand="0" w:firstRowFirstColumn="0" w:firstRowLastColumn="0" w:lastRowFirstColumn="0" w:lastRowLastColumn="0"/>
+            <w:tcW w:w="593" w:type="dxa"/>
+          </w:tcPr>
+          <w:p>
+            <w:pPr>
+              <w:rPr>
+                <w:rFonts w:ascii="Trebuchet MS" w:eastAsia="Trebuchet MS" w:hAnsi="Trebuchet MS" w:cs="Trebuchet MS"/>
+                <w:color w:val="1B1C1D"/>
+              </w:rPr>
+            </w:pPr>
+            <w:r>
+              <w:rPr>
+                <w:rFonts w:ascii="Trebuchet MS" w:eastAsia="Trebuchet MS" w:hAnsi="Trebuchet MS" w:cs="Trebuchet MS"/>
+                <w:color w:val="1B1C1D"/>
+              </w:rPr>
+              <w:t>3</w:t>
+            </w:r>
+          </w:p>
+        </w:tc>
+        <w:tc>
+          <w:tcPr>
+            <w:tcW w:w="2379" w:type="dxa"/>
+          </w:tcPr>
+          <w:p>
+            <w:pPr>
+              <w:cnfStyle w:val="000000000000" w:firstRow="0" w:lastRow="0" w:firstColumn="0" w:lastColumn="0" w:oddVBand="0" w:evenVBand="0" w:oddHBand="0" w:evenHBand="0" w:firstRowFirstColumn="0" w:firstRowLastColumn="0" w:lastRowFirstColumn="0" w:lastRowLastColumn="0"/>
+              <w:rPr>
+                <w:rFonts w:ascii="Trebuchet MS" w:eastAsia="Trebuchet MS" w:hAnsi="Trebuchet MS" w:cs="Trebuchet MS"/>
+                <w:color w:val="1B1C1D"/>
+              </w:rPr>
+            </w:pPr>
+            <w:r>
+              <w:rPr>
+                <w:rFonts w:ascii="Trebuchet MS" w:eastAsia="Trebuchet MS" w:hAnsi="Trebuchet MS" w:cs="Trebuchet MS"/>
+                <w:color w:val="1B1C1D"/>
+              </w:rPr>
+              <w:t>Table 1 is the same as Table 2</w:t>
+            </w:r>
+          </w:p>
+        </w:tc>
+        <w:tc>
+          <w:tcPr>
+            <w:tcW w:w="4152" w:type="dxa"/>
+          </w:tcPr>
+          <w:p>
+            <w:pPr>
+              <w:cnfStyle w:val="000000000000" w:firstRow="0" w:lastRow="0" w:firstColumn="0" w:lastColumn="0" w:oddVBand="0" w:evenVBand="0" w:oddHBand="0" w:evenHBand="0" w:firstRowFirstColumn="0" w:firstRowLastColumn="0" w:lastRowFirstColumn="0" w:lastRowLastColumn="0"/>
+              <w:rPr>
+                <w:rFonts w:ascii="Trebuchet MS" w:eastAsia="Trebuchet MS" w:hAnsi="Trebuchet MS" w:cs="Trebuchet MS"/>
+                <w:color w:val="1B1C1D"/>
+              </w:rPr>
+            </w:pPr>
+            <w:r>
+              <w:rPr>
+                <w:rFonts w:ascii="Trebuchet MS" w:eastAsia="Trebuchet MS" w:hAnsi="Trebuchet MS" w:cs="Trebuchet MS"/>
+                <w:color w:val="1B1C1D"/>
+              </w:rPr>
+              <w:t>It was simply a duplication, second table was deleted</w:t>
+            </w:r>
+          </w:p>
+        </w:tc>
+        <w:tc>
+          <w:tcPr>
+            <w:tcW w:w="2902" w:type="dxa"/>
+          </w:tcPr>
+          <w:p>
+            <w:pPr>
+              <w:cnfStyle w:val="000000000000" w:firstRow="0" w:lastRow="0" w:firstColumn="0" w:lastColumn="0" w:oddVBand="0" w:evenVBand="0" w:oddHBand="0" w:evenHBand="0" w:firstRowFirstColumn="0" w:firstRowLastColumn="0" w:lastRowFirstColumn="0" w:lastRowLastColumn="0"/>
+              <w:rPr>
+                <w:rFonts w:ascii="Trebuchet MS" w:eastAsia="Trebuchet MS" w:hAnsi="Trebuchet MS" w:cs="Trebuchet MS"/>
+                <w:color w:val="1B1C1D"/>
+              </w:rPr>
+            </w:pPr>
+            <w:r>
+              <w:rPr>
+                <w:rFonts w:ascii="Trebuchet MS" w:eastAsia="Trebuchet MS" w:hAnsi="Trebuchet MS" w:cs="Trebuchet MS"/>
+                <w:color w:val="1B1C1D"/>
+              </w:rPr>
+              <w:t>Pages xiv, 2</w:t>
+            </w:r>
+            <w:r>
+              <w:rPr>
+                <w:rFonts w:ascii="Trebuchet MS" w:eastAsia="Trebuchet MS" w:hAnsi="Trebuchet MS" w:cs="Trebuchet MS"/>
+                <w:color w:val="1B1C1D"/>
+              </w:rPr>
+              <w:t>3</w:t>
+            </w:r>
+          </w:p>
+        </w:tc>
+      </w:tr>
+      <w:tr>
+        <w:trPr>
+          <w:cnfStyle w:val="000000100000" w:firstRow="0" w:lastRow="0" w:firstColumn="0" w:lastColumn="0" w:oddVBand="0" w:evenVBand="0" w:oddHBand="1" w:evenHBand="0" w:firstRowFirstColumn="0" w:firstRowLastColumn="0" w:lastRowFirstColumn="0" w:lastRowLastColumn="0"/>
+          <w:trHeight w:val="312"/>
+        </w:trPr>
+        <w:tc>
+          <w:tcPr>
+            <w:cnfStyle w:val="001000000000" w:firstRow="0" w:lastRow="0" w:firstColumn="1" w:lastColumn="0" w:oddVBand="0" w:evenVBand="0" w:oddHBand="0" w:evenHBand="0" w:firstRowFirstColumn="0" w:firstRowLastColumn="0" w:lastRowFirstColumn="0" w:lastRowLastColumn="0"/>
+            <w:tcW w:w="593" w:type="dxa"/>
+          </w:tcPr>
+          <w:p>
+            <w:pPr>
+              <w:rPr>
+                <w:rFonts w:ascii="Trebuchet MS" w:eastAsia="Trebuchet MS" w:hAnsi="Trebuchet MS" w:cs="Trebuchet MS"/>
+                <w:color w:val="1B1C1D"/>
+              </w:rPr>
+            </w:pPr>
+            <w:r>
+              <w:rPr>
+                <w:rFonts w:ascii="Trebuchet MS" w:eastAsia="Trebuchet MS" w:hAnsi="Trebuchet MS" w:cs="Trebuchet MS"/>
+                <w:color w:val="1B1C1D"/>
+              </w:rPr>
+              <w:t>4</w:t>
+            </w:r>
+          </w:p>
+        </w:tc>
+        <w:tc>
+          <w:tcPr>
+            <w:tcW w:w="2379" w:type="dxa"/>
+          </w:tcPr>
+          <w:p>
+            <w:pPr>
+              <w:cnfStyle w:val="000000100000" w:firstRow="0" w:lastRow="0" w:firstColumn="0" w:lastColumn="0" w:oddVBand="0" w:evenVBand="0" w:oddHBand="1" w:evenHBand="0" w:firstRowFirstColumn="0" w:firstRowLastColumn="0" w:lastRowFirstColumn="0" w:lastRowLastColumn="0"/>
+              <w:rPr>
+                <w:rFonts w:ascii="Trebuchet MS" w:eastAsia="Trebuchet MS" w:hAnsi="Trebuchet MS" w:cs="Trebuchet MS"/>
+                <w:color w:val="1B1C1D"/>
+              </w:rPr>
+            </w:pPr>
+            <w:r>
+              <w:rPr>
+                <w:rFonts w:ascii="Trebuchet MS" w:eastAsia="Trebuchet MS" w:hAnsi="Trebuchet MS" w:cs="Trebuchet MS"/>
+                <w:color w:val="1B1C1D"/>
+              </w:rPr>
+              <w:t>Justify your research</w:t>
+            </w:r>
+          </w:p>
+        </w:tc>
+        <w:tc>
+          <w:tcPr>
+            <w:tcW w:w="4152" w:type="dxa"/>
+          </w:tcPr>
+          <w:p>
+            <w:pPr>
+              <w:cnfStyle w:val="000000100000" w:firstRow="0" w:lastRow="0" w:firstColumn="0" w:lastColumn="0" w:oddVBand="0" w:evenVBand="0" w:oddHBand="1" w:evenHBand="0" w:firstRowFirstColumn="0" w:firstRowLastColumn="0" w:lastRowFirstColumn="0" w:lastRowLastColumn="0"/>
+              <w:rPr>
+                <w:rFonts w:ascii="Trebuchet MS" w:eastAsia="Trebuchet MS" w:hAnsi="Trebuchet MS" w:cs="Trebuchet MS"/>
+                <w:color w:val="1B1C1D"/>
+              </w:rPr>
+            </w:pPr>
+            <w:r>
+              <w:rPr>
+                <w:rFonts w:ascii="Trebuchet MS" w:eastAsia="Trebuchet MS" w:hAnsi="Trebuchet MS" w:cs="Trebuchet MS"/>
+                <w:color w:val="1B1C1D"/>
+              </w:rPr>
+              <w:t>Despite the justification touching on the purpose of the Reseaech.</w:t>
+            </w:r>
+          </w:p>
+          <w:p>
+            <w:pPr>
+              <w:cnfStyle w:val="000000100000" w:firstRow="0" w:lastRow="0" w:firstColumn="0" w:lastColumn="0" w:oddVBand="0" w:evenVBand="0" w:oddHBand="1" w:evenHBand="0" w:firstRowFirstColumn="0" w:firstRowLastColumn="0" w:lastRowFirstColumn="0" w:lastRowLastColumn="0"/>
+              <w:rPr>
+                <w:rFonts w:ascii="Trebuchet MS" w:eastAsia="Trebuchet MS" w:hAnsi="Trebuchet MS" w:cs="Trebuchet MS"/>
+                <w:color w:val="1B1C1D"/>
+              </w:rPr>
+            </w:pPr>
+          </w:p>
+          <w:p>
+            <w:pPr>
+              <w:cnfStyle w:val="000000100000" w:firstRow="0" w:lastRow="0" w:firstColumn="0" w:lastColumn="0" w:oddVBand="0" w:evenVBand="0" w:oddHBand="1" w:evenHBand="0" w:firstRowFirstColumn="0" w:firstRowLastColumn="0" w:lastRowFirstColumn="0" w:lastRowLastColumn="0"/>
+              <w:rPr>
+                <w:rFonts w:ascii="Trebuchet MS" w:eastAsia="Trebuchet MS" w:hAnsi="Trebuchet MS" w:cs="Trebuchet MS"/>
+                <w:color w:val="1B1C1D"/>
+              </w:rPr>
+            </w:pPr>
+            <w:r>
+              <w:rPr>
+                <w:rFonts w:ascii="Trebuchet MS" w:eastAsia="Trebuchet MS" w:hAnsi="Trebuchet MS" w:cs="Trebuchet MS"/>
+                <w:color w:val="1B1C1D"/>
+              </w:rPr>
+              <w:t>I Added one paragraph at the very end of Section 1.3.3 (Academic Justification), after the last sentence to better solidify the purpose of the study in the Academic space</w:t>
+            </w:r>
+          </w:p>
+        </w:tc>
+        <w:tc>
+          <w:tcPr>
+            <w:tcW w:w="2902" w:type="dxa"/>
+          </w:tcPr>
+          <w:p>
+            <w:pPr>
+              <w:cnfStyle w:val="000000100000" w:firstRow="0" w:lastRow="0" w:firstColumn="0" w:lastColumn="0" w:oddVBand="0" w:evenVBand="0" w:oddHBand="1" w:evenHBand="0" w:firstRowFirstColumn="0" w:firstRowLastColumn="0" w:lastRowFirstColumn="0" w:lastRowLastColumn="0"/>
+              <w:rPr>
+                <w:rFonts w:ascii="Trebuchet MS" w:eastAsia="Trebuchet MS" w:hAnsi="Trebuchet MS" w:cs="Trebuchet MS"/>
+                <w:color w:val="1B1C1D"/>
+              </w:rPr>
+            </w:pPr>
+            <w:r>
+              <w:rPr>
+                <w:rFonts w:ascii="Trebuchet MS" w:eastAsia="Trebuchet MS" w:hAnsi="Trebuchet MS" w:cs="Trebuchet MS"/>
+                <w:color w:val="1B1C1D"/>
+              </w:rPr>
+              <w:t>Pages 5, 6</w:t>
+            </w:r>
+          </w:p>
+        </w:tc>
+      </w:tr>
+      <w:tr>
+        <w:trPr>
+          <w:trHeight w:val="312"/>
+        </w:trPr>
+        <w:tc>
+          <w:tcPr>
+            <w:cnfStyle w:val="001000000000" w:firstRow="0" w:lastRow="0" w:firstColumn="1" w:lastColumn="0" w:oddVBand="0" w:evenVBand="0" w:oddHBand="0" w:evenHBand="0" w:firstRowFirstColumn="0" w:firstRowLastColumn="0" w:lastRowFirstColumn="0" w:lastRowLastColumn="0"/>
+            <w:tcW w:w="593" w:type="dxa"/>
+          </w:tcPr>
+          <w:p>
+            <w:pPr>
+              <w:rPr>
+                <w:rFonts w:ascii="Trebuchet MS" w:eastAsia="Trebuchet MS" w:hAnsi="Trebuchet MS" w:cs="Trebuchet MS"/>
+                <w:color w:val="1B1C1D"/>
+              </w:rPr>
+            </w:pPr>
+            <w:r>
+              <w:rPr>
+                <w:rFonts w:ascii="Trebuchet MS" w:eastAsia="Trebuchet MS" w:hAnsi="Trebuchet MS" w:cs="Trebuchet MS"/>
+                <w:color w:val="1B1C1D"/>
+              </w:rPr>
+              <w:t>5</w:t>
+            </w:r>
+          </w:p>
+        </w:tc>
+        <w:tc>
+          <w:tcPr>
+            <w:tcW w:w="2379" w:type="dxa"/>
+          </w:tcPr>
+          <w:p>
+            <w:pPr>
+              <w:cnfStyle w:val="000000000000" w:firstRow="0" w:lastRow="0" w:firstColumn="0" w:lastColumn="0" w:oddVBand="0" w:evenVBand="0" w:oddHBand="0" w:evenHBand="0" w:firstRowFirstColumn="0" w:firstRowLastColumn="0" w:lastRowFirstColumn="0" w:lastRowLastColumn="0"/>
+              <w:rPr>
+                <w:rFonts w:ascii="Trebuchet MS" w:eastAsia="Trebuchet MS" w:hAnsi="Trebuchet MS" w:cs="Trebuchet MS"/>
+                <w:color w:val="1B1C1D"/>
+              </w:rPr>
+            </w:pPr>
+            <w:r>
+              <w:rPr>
+                <w:rFonts w:ascii="Trebuchet MS" w:eastAsia="Trebuchet MS" w:hAnsi="Trebuchet MS" w:cs="Trebuchet MS"/>
+                <w:color w:val="1B1C1D"/>
+              </w:rPr>
+              <w:t xml:space="preserve">The </w:t>
+            </w:r>
+            <w:r>
+              <w:rPr>
+                <w:rFonts w:ascii="Trebuchet MS" w:eastAsia="Trebuchet MS" w:hAnsi="Trebuchet MS" w:cs="Trebuchet MS"/>
+                <w:color w:val="1B1C1D"/>
+              </w:rPr>
+              <w:t>conclusion</w:t>
+            </w:r>
+            <w:r>
+              <w:rPr>
+                <w:rFonts w:ascii="Trebuchet MS" w:eastAsia="Trebuchet MS" w:hAnsi="Trebuchet MS" w:cs="Trebuchet MS"/>
+                <w:color w:val="1B1C1D"/>
+              </w:rPr>
+              <w:t xml:space="preserve"> of the Research</w:t>
+            </w:r>
+            <w:r>
+              <w:rPr>
+                <w:rFonts w:ascii="Trebuchet MS" w:eastAsia="Trebuchet MS" w:hAnsi="Trebuchet MS" w:cs="Trebuchet MS"/>
+                <w:color w:val="1B1C1D"/>
+              </w:rPr>
+              <w:t xml:space="preserve"> is not clear</w:t>
+            </w:r>
+          </w:p>
+        </w:tc>
+        <w:tc>
+          <w:tcPr>
+            <w:tcW w:w="4152" w:type="dxa"/>
+          </w:tcPr>
+          <w:p>
+            <w:pPr>
+              <w:cnfStyle w:val="000000000000" w:firstRow="0" w:lastRow="0" w:firstColumn="0" w:lastColumn="0" w:oddVBand="0" w:evenVBand="0" w:oddHBand="0" w:evenHBand="0" w:firstRowFirstColumn="0" w:firstRowLastColumn="0" w:lastRowFirstColumn="0" w:lastRowLastColumn="0"/>
+              <w:rPr>
+                <w:rFonts w:ascii="Trebuchet MS" w:eastAsia="Trebuchet MS" w:hAnsi="Trebuchet MS" w:cs="Trebuchet MS"/>
+                <w:color w:val="1B1C1D"/>
+              </w:rPr>
+            </w:pPr>
+            <w:r>
+              <w:rPr>
+                <w:rFonts w:ascii="Trebuchet MS" w:eastAsia="Trebuchet MS" w:hAnsi="Trebuchet MS" w:cs="Trebuchet MS"/>
+                <w:color w:val="1B1C1D"/>
+              </w:rPr>
+              <w:t>I added a synthesis paragraph to Section 6.2 to better tie together the research</w:t>
+            </w:r>
+          </w:p>
+        </w:tc>
+        <w:tc>
+          <w:tcPr>
+            <w:tcW w:w="2902" w:type="dxa"/>
+          </w:tcPr>
+          <w:p>
+            <w:pPr>
+              <w:cnfStyle w:val="000000000000" w:firstRow="0" w:lastRow="0" w:firstColumn="0" w:lastColumn="0" w:oddVBand="0" w:evenVBand="0" w:oddHBand="0" w:evenHBand="0" w:firstRowFirstColumn="0" w:firstRowLastColumn="0" w:lastRowFirstColumn="0" w:lastRowLastColumn="0"/>
+              <w:rPr>
+                <w:rFonts w:ascii="Trebuchet MS" w:eastAsia="Trebuchet MS" w:hAnsi="Trebuchet MS" w:cs="Trebuchet MS"/>
+                <w:color w:val="1B1C1D"/>
+              </w:rPr>
+            </w:pPr>
+            <w:r>
+              <w:rPr>
+                <w:rFonts w:ascii="Trebuchet MS" w:eastAsia="Trebuchet MS" w:hAnsi="Trebuchet MS" w:cs="Trebuchet MS"/>
+                <w:color w:val="1B1C1D"/>
+              </w:rPr>
+              <w:t>Pages 65 - 70</w:t>
+            </w:r>
+          </w:p>
+        </w:tc>
+      </w:tr>
+      <w:tr>
+        <w:trPr>
+          <w:cnfStyle w:val="000000100000" w:firstRow="0" w:lastRow="0" w:firstColumn="0" w:lastColumn="0" w:oddVBand="0" w:evenVBand="0" w:oddHBand="1" w:evenHBand="0" w:firstRowFirstColumn="0" w:firstRowLastColumn="0" w:lastRowFirstColumn="0" w:lastRowLastColumn="0"/>
+          <w:trHeight w:val="312"/>
+        </w:trPr>
+        <w:tc>
+          <w:tcPr>
+            <w:cnfStyle w:val="001000000000" w:firstRow="0" w:lastRow="0" w:firstColumn="1" w:lastColumn="0" w:oddVBand="0" w:evenVBand="0" w:oddHBand="0" w:evenHBand="0" w:firstRowFirstColumn="0" w:firstRowLastColumn="0" w:lastRowFirstColumn="0" w:lastRowLastColumn="0"/>
+            <w:tcW w:w="593" w:type="dxa"/>
+          </w:tcPr>
+          <w:p>
+            <w:pPr>
+              <w:rPr>
+                <w:rFonts w:ascii="Trebuchet MS" w:eastAsia="Trebuchet MS" w:hAnsi="Trebuchet MS" w:cs="Trebuchet MS"/>
+                <w:color w:val="1B1C1D"/>
+              </w:rPr>
+            </w:pPr>
+            <w:r>
+              <w:rPr>
+                <w:rFonts w:ascii="Trebuchet MS" w:eastAsia="Trebuchet MS" w:hAnsi="Trebuchet MS" w:cs="Trebuchet MS"/>
+                <w:color w:val="1B1C1D"/>
+              </w:rPr>
+              <w:t>6</w:t>
+            </w:r>
+          </w:p>
+        </w:tc>
+        <w:tc>
+          <w:tcPr>
+            <w:tcW w:w="2379" w:type="dxa"/>
+          </w:tcPr>
+          <w:p>
+            <w:pPr>
+              <w:cnfStyle w:val="000000100000" w:firstRow="0" w:lastRow="0" w:firstColumn="0" w:lastColumn="0" w:oddVBand="0" w:evenVBand="0" w:oddHBand="1" w:evenHBand="0" w:firstRowFirstColumn="0" w:firstRowLastColumn="0" w:lastRowFirstColumn="0" w:lastRowLastColumn="0"/>
+              <w:rPr>
+                <w:rFonts w:ascii="Trebuchet MS" w:eastAsia="Trebuchet MS" w:hAnsi="Trebuchet MS" w:cs="Trebuchet MS"/>
+                <w:color w:val="1B1C1D"/>
+              </w:rPr>
+            </w:pPr>
+            <w:r>
+              <w:rPr>
+                <w:rFonts w:ascii="Trebuchet MS" w:eastAsia="Trebuchet MS" w:hAnsi="Trebuchet MS" w:cs="Trebuchet MS"/>
+                <w:color w:val="1B1C1D"/>
+              </w:rPr>
+              <w:t>What is your contribution</w:t>
+            </w:r>
+          </w:p>
+        </w:tc>
+        <w:tc>
+          <w:tcPr>
+            <w:tcW w:w="4152" w:type="dxa"/>
+          </w:tcPr>
+          <w:p>
+            <w:pPr>
+              <w:cnfStyle w:val="000000100000" w:firstRow="0" w:lastRow="0" w:firstColumn="0" w:lastColumn="0" w:oddVBand="0" w:evenVBand="0" w:oddHBand="1" w:evenHBand="0" w:firstRowFirstColumn="0" w:firstRowLastColumn="0" w:lastRowFirstColumn="0" w:lastRowLastColumn="0"/>
+              <w:rPr>
+                <w:rFonts w:ascii="Trebuchet MS" w:eastAsia="Trebuchet MS" w:hAnsi="Trebuchet MS" w:cs="Trebuchet MS"/>
+                <w:color w:val="1B1C1D"/>
+              </w:rPr>
+            </w:pPr>
+            <w:r>
+              <w:rPr>
+                <w:rFonts w:ascii="Trebuchet MS" w:eastAsia="Trebuchet MS" w:hAnsi="Trebuchet MS" w:cs="Trebuchet MS"/>
+                <w:color w:val="1B1C1D"/>
+              </w:rPr>
+              <w:t>I added a dedicated subsection to Section 6.6</w:t>
+            </w:r>
+          </w:p>
+        </w:tc>
+        <w:tc>
+          <w:tcPr>
+            <w:tcW w:w="2902" w:type="dxa"/>
+          </w:tcPr>
+          <w:p>
+            <w:pPr>
+              <w:cnfStyle w:val="000000100000" w:firstRow="0" w:lastRow="0" w:firstColumn="0" w:lastColumn="0" w:oddVBand="0" w:evenVBand="0" w:oddHBand="1" w:evenHBand="0" w:firstRowFirstColumn="0" w:firstRowLastColumn="0" w:lastRowFirstColumn="0" w:lastRowLastColumn="0"/>
+              <w:rPr>
+                <w:rFonts w:ascii="Trebuchet MS" w:eastAsia="Trebuchet MS" w:hAnsi="Trebuchet MS" w:cs="Trebuchet MS"/>
+                <w:color w:val="1B1C1D"/>
+              </w:rPr>
+            </w:pPr>
+            <w:r>
+              <w:rPr>
+                <w:rFonts w:ascii="Trebuchet MS" w:eastAsia="Trebuchet MS" w:hAnsi="Trebuchet MS" w:cs="Trebuchet MS"/>
+                <w:color w:val="1B1C1D"/>
+              </w:rPr>
+              <w:t>Pages 72, 73</w:t>
+            </w:r>
+          </w:p>
+        </w:tc>
+      </w:tr>
+      <w:tr>
+        <w:trPr>
+          <w:trHeight w:val="312"/>
+        </w:trPr>
+        <w:tc>
+          <w:tcPr>
+            <w:cnfStyle w:val="001000000000" w:firstRow="0" w:lastRow="0" w:firstColumn="1" w:lastColumn="0" w:oddVBand="0" w:evenVBand="0" w:oddHBand="0" w:evenHBand="0" w:firstRowFirstColumn="0" w:firstRowLastColumn="0" w:lastRowFirstColumn="0" w:lastRowLastColumn="0"/>
+            <w:tcW w:w="593" w:type="dxa"/>
+          </w:tcPr>
+          <w:p>
+            <w:pPr>
+              <w:rPr>
+                <w:rFonts w:ascii="Trebuchet MS" w:eastAsia="Trebuchet MS" w:hAnsi="Trebuchet MS" w:cs="Trebuchet MS"/>
+                <w:color w:val="1B1C1D"/>
+              </w:rPr>
+            </w:pPr>
+            <w:r>
+              <w:rPr>
+                <w:rFonts w:ascii="Trebuchet MS" w:eastAsia="Trebuchet MS" w:hAnsi="Trebuchet MS" w:cs="Trebuchet MS"/>
+                <w:color w:val="1B1C1D"/>
+              </w:rPr>
+              <w:lastRenderedPageBreak/>
+              <w:t>7</w:t>
+            </w:r>
+          </w:p>
+        </w:tc>
+        <w:tc>
+          <w:tcPr>
+            <w:tcW w:w="2379" w:type="dxa"/>
+          </w:tcPr>
+          <w:p>
+            <w:pPr>
+              <w:cnfStyle w:val="000000000000" w:firstRow="0" w:lastRow="0" w:firstColumn="0" w:lastColumn="0" w:oddVBand="0" w:evenVBand="0" w:oddHBand="0" w:evenHBand="0" w:firstRowFirstColumn="0" w:firstRowLastColumn="0" w:lastRowFirstColumn="0" w:lastRowLastColumn="0"/>
+              <w:rPr>
+                <w:rFonts w:ascii="Trebuchet MS" w:eastAsia="Trebuchet MS" w:hAnsi="Trebuchet MS" w:cs="Trebuchet MS"/>
+                <w:color w:val="1B1C1D"/>
+              </w:rPr>
+            </w:pPr>
+            <w:r>
+              <w:rPr>
+                <w:rFonts w:ascii="Trebuchet MS" w:eastAsia="Trebuchet MS" w:hAnsi="Trebuchet MS" w:cs="Trebuchet MS"/>
+                <w:color w:val="1B1C1D"/>
+              </w:rPr>
+              <w:t>What should they focus on as a researcher</w:t>
+            </w:r>
+            <w:r>
+              <w:rPr>
+                <w:rFonts w:ascii="Trebuchet MS" w:eastAsia="Trebuchet MS" w:hAnsi="Trebuchet MS" w:cs="Trebuchet MS"/>
+                <w:color w:val="1B1C1D"/>
+              </w:rPr>
+              <w:t>?</w:t>
+            </w:r>
+          </w:p>
+        </w:tc>
+        <w:tc>
+          <w:tcPr>
+            <w:tcW w:w="4152" w:type="dxa"/>
+          </w:tcPr>
+          <w:p>
+            <w:pPr>
+              <w:cnfStyle w:val="000000000000" w:firstRow="0" w:lastRow="0" w:firstColumn="0" w:lastColumn="0" w:oddVBand="0" w:evenVBand="0" w:oddHBand="0" w:evenHBand="0" w:firstRowFirstColumn="0" w:firstRowLastColumn="0" w:lastRowFirstColumn="0" w:lastRowLastColumn="0"/>
+              <w:rPr>
+                <w:rFonts w:ascii="Trebuchet MS" w:eastAsia="Trebuchet MS" w:hAnsi="Trebuchet MS" w:cs="Trebuchet MS"/>
+                <w:color w:val="1B1C1D"/>
+              </w:rPr>
+            </w:pPr>
+            <w:r>
+              <w:rPr>
+                <w:rFonts w:ascii="Trebuchet MS" w:eastAsia="Trebuchet MS" w:hAnsi="Trebuchet MS" w:cs="Trebuchet MS"/>
+                <w:color w:val="1B1C1D"/>
+              </w:rPr>
+              <w:t>I added a closing paragraph to Section 6.5 talking about the main point of emphasis for researchers.</w:t>
+            </w:r>
+          </w:p>
+        </w:tc>
+        <w:tc>
+          <w:tcPr>
+            <w:tcW w:w="2902" w:type="dxa"/>
+          </w:tcPr>
+          <w:p>
+            <w:pPr>
+              <w:cnfStyle w:val="000000000000" w:firstRow="0" w:lastRow="0" w:firstColumn="0" w:lastColumn="0" w:oddVBand="0" w:evenVBand="0" w:oddHBand="0" w:evenHBand="0" w:firstRowFirstColumn="0" w:firstRowLastColumn="0" w:lastRowFirstColumn="0" w:lastRowLastColumn="0"/>
+              <w:rPr>
+                <w:rFonts w:ascii="Trebuchet MS" w:eastAsia="Trebuchet MS" w:hAnsi="Trebuchet MS" w:cs="Trebuchet MS"/>
+                <w:color w:val="1B1C1D"/>
+              </w:rPr>
+            </w:pPr>
+            <w:r>
+              <w:rPr>
+                <w:rFonts w:ascii="Trebuchet MS" w:eastAsia="Trebuchet MS" w:hAnsi="Trebuchet MS" w:cs="Trebuchet MS"/>
+                <w:color w:val="1B1C1D"/>
+              </w:rPr>
+              <w:t xml:space="preserve">Pages </w:t>
+            </w:r>
+            <w:r>
+              <w:rPr>
+                <w:rFonts w:ascii="Trebuchet MS" w:eastAsia="Trebuchet MS" w:hAnsi="Trebuchet MS" w:cs="Trebuchet MS"/>
+                <w:color w:val="1B1C1D"/>
+              </w:rPr>
+              <w:t>71, 72</w:t>
+            </w:r>
+          </w:p>
+        </w:tc>
+      </w:tr>
+      <w:tr>
+        <w:trPr>
+          <w:cnfStyle w:val="000000100000" w:firstRow="0" w:lastRow="0" w:firstColumn="0" w:lastColumn="0" w:oddVBand="0" w:evenVBand="0" w:oddHBand="1" w:evenHBand="0" w:firstRowFirstColumn="0" w:firstRowLastColumn="0" w:lastRowFirstColumn="0" w:lastRowLastColumn="0"/>
+          <w:trHeight w:val="312"/>
+        </w:trPr>
+        <w:tc>
+          <w:tcPr>
+            <w:cnfStyle w:val="001000000000" w:firstRow="0" w:lastRow="0" w:firstColumn="1" w:lastColumn="0" w:oddVBand="0" w:evenVBand="0" w:oddHBand="0" w:evenHBand="0" w:firstRowFirstColumn="0" w:firstRowLastColumn="0" w:lastRowFirstColumn="0" w:lastRowLastColumn="0"/>
+            <w:tcW w:w="10026" w:type="dxa"/>
+            <w:gridSpan w:val="4"/>
+          </w:tcPr>
+          <w:p>
+            <w:pPr>
+              <w:jc w:val="center"/>
+              <w:rPr>
+                <w:rFonts w:ascii="Trebuchet MS" w:eastAsia="Trebuchet MS" w:hAnsi="Trebuchet MS" w:cs="Trebuchet MS"/>
+                <w:color w:val="1B1C1D"/>
+              </w:rPr>
+            </w:pPr>
+            <w:r>
+              <w:rPr>
+                <w:rFonts w:ascii="Trebuchet MS" w:eastAsia="Trebuchet MS" w:hAnsi="Trebuchet MS" w:cs="Trebuchet MS"/>
+                <w:color w:val="1B1C1D"/>
+              </w:rPr>
+              <w:t>EXAMINER'S COMMENTS</w:t>
+            </w:r>
+          </w:p>
+        </w:tc>
+      </w:tr>
+      <w:tr>
+        <w:trPr>
+          <w:trHeight w:val="312"/>
+        </w:trPr>
+        <w:tc>
+          <w:tcPr>
+            <w:cnfStyle w:val="001000000000" w:firstRow="0" w:lastRow="0" w:firstColumn="1" w:lastColumn="0" w:oddVBand="0" w:evenVBand="0" w:oddHBand="0" w:evenHBand="0" w:firstRowFirstColumn="0" w:firstRowLastColumn="0" w:lastRowFirstColumn="0" w:lastRowLastColumn="0"/>
+            <w:tcW w:w="593" w:type="dxa"/>
+          </w:tcPr>
+          <w:p>
+            <w:pPr>
+              <w:rPr>
+                <w:rFonts w:ascii="Trebuchet MS" w:eastAsia="Trebuchet MS" w:hAnsi="Trebuchet MS" w:cs="Trebuchet MS"/>
+                <w:color w:val="1B1C1D"/>
+              </w:rPr>
+            </w:pPr>
+            <w:r>
+              <w:rPr>
+                <w:rFonts w:ascii="Trebuchet MS" w:eastAsia="Trebuchet MS" w:hAnsi="Trebuchet MS" w:cs="Trebuchet MS"/>
+                <w:color w:val="1B1C1D"/>
+              </w:rPr>
+              <w:t>8</w:t>
+            </w:r>
+          </w:p>
+        </w:tc>
+        <w:tc>
+          <w:tcPr>
+            <w:tcW w:w="2379" w:type="dxa"/>
+          </w:tcPr>
+          <w:p>
+            <w:pPr>
+              <w:cnfStyle w:val="000000000000" w:firstRow="0" w:lastRow="0" w:firstColumn="0" w:lastColumn="0" w:oddVBand="0" w:evenVBand="0" w:oddHBand="0" w:evenHBand="0" w:firstRowFirstColumn="0" w:firstRowLastColumn="0" w:lastRowFirstColumn="0" w:lastRowLastColumn="0"/>
+              <w:rPr>
+                <w:rFonts w:ascii="Trebuchet MS" w:eastAsia="Trebuchet MS" w:hAnsi="Trebuchet MS" w:cs="Trebuchet MS"/>
+                <w:color w:val="1B1C1D"/>
+              </w:rPr>
+            </w:pPr>
+            <w:r>
+              <w:rPr>
+                <w:rFonts w:ascii="Trebuchet MS" w:eastAsia="Trebuchet MS" w:hAnsi="Trebuchet MS" w:cs="Trebuchet MS"/>
+                <w:color w:val="1B1C1D"/>
+              </w:rPr>
+              <w:t>Strengthen the scientific motivation by discussing recommender system paradigms and justifying why a recommender approach is preferable to classification.</w:t>
+            </w:r>
+          </w:p>
+        </w:tc>
+        <w:tc>
+          <w:tcPr>
+            <w:tcW w:w="4152" w:type="dxa"/>
+          </w:tcPr>
+          <w:p>
+            <w:pPr>
+              <w:cnfStyle w:val="000000000000" w:firstRow="0" w:lastRow="0" w:firstColumn="0" w:lastColumn="0" w:oddVBand="0" w:evenVBand="0" w:oddHBand="0" w:evenHBand="0" w:firstRowFirstColumn="0" w:firstRowLastColumn="0" w:lastRowFirstColumn="0" w:lastRowLastColumn="0"/>
+              <w:rPr>
+                <w:rFonts w:ascii="Trebuchet MS" w:eastAsia="Trebuchet MS" w:hAnsi="Trebuchet MS" w:cs="Trebuchet MS"/>
+                <w:color w:val="1B1C1D"/>
+              </w:rPr>
+            </w:pPr>
+            <w:r>
+              <w:rPr>
+                <w:rFonts w:ascii="Trebuchet MS" w:eastAsia="Trebuchet MS" w:hAnsi="Trebuchet MS" w:cs="Trebuchet MS"/>
+                <w:color w:val="1B1C1D"/>
+              </w:rPr>
+              <w:t xml:space="preserve">Chapter 2 — added a new Section 2.4.5 Right before the Empirical Review table. </w:t>
+            </w:r>
+          </w:p>
+          <w:p>
+            <w:pPr>
+              <w:cnfStyle w:val="000000000000" w:firstRow="0" w:lastRow="0" w:firstColumn="0" w:lastColumn="0" w:oddVBand="0" w:evenVBand="0" w:oddHBand="0" w:evenHBand="0" w:firstRowFirstColumn="0" w:firstRowLastColumn="0" w:lastRowFirstColumn="0" w:lastRowLastColumn="0"/>
+              <w:rPr>
+                <w:rFonts w:ascii="Trebuchet MS" w:eastAsia="Trebuchet MS" w:hAnsi="Trebuchet MS" w:cs="Trebuchet MS"/>
+                <w:color w:val="1B1C1D"/>
+              </w:rPr>
+            </w:pPr>
+          </w:p>
+          <w:p>
+            <w:pPr>
+              <w:cnfStyle w:val="000000000000" w:firstRow="0" w:lastRow="0" w:firstColumn="0" w:lastColumn="0" w:oddVBand="0" w:evenVBand="0" w:oddHBand="0" w:evenHBand="0" w:firstRowFirstColumn="0" w:firstRowLastColumn="0" w:lastRowFirstColumn="0" w:lastRowLastColumn="0"/>
+              <w:rPr>
+                <w:rFonts w:ascii="Trebuchet MS" w:eastAsia="Trebuchet MS" w:hAnsi="Trebuchet MS" w:cs="Trebuchet MS"/>
+                <w:color w:val="1B1C1D"/>
+              </w:rPr>
+            </w:pPr>
+            <w:r>
+              <w:rPr>
+                <w:rFonts w:ascii="Trebuchet MS" w:eastAsia="Trebuchet MS" w:hAnsi="Trebuchet MS" w:cs="Trebuchet MS"/>
+                <w:color w:val="1B1C1D"/>
+              </w:rPr>
+              <w:t>2.4.5 Recommender System Paradigms and the Classification-Based Approach</w:t>
+            </w:r>
+          </w:p>
+        </w:tc>
+        <w:tc>
+          <w:tcPr>
+            <w:tcW w:w="2902" w:type="dxa"/>
+          </w:tcPr>
+          <w:p>
+            <w:pPr>
+              <w:cnfStyle w:val="000000000000" w:firstRow="0" w:lastRow="0" w:firstColumn="0" w:lastColumn="0" w:oddVBand="0" w:evenVBand="0" w:oddHBand="0" w:evenHBand="0" w:firstRowFirstColumn="0" w:firstRowLastColumn="0" w:lastRowFirstColumn="0" w:lastRowLastColumn="0"/>
+              <w:rPr>
+                <w:rFonts w:ascii="Trebuchet MS" w:eastAsia="Trebuchet MS" w:hAnsi="Trebuchet MS" w:cs="Trebuchet MS"/>
+                <w:color w:val="1B1C1D"/>
+              </w:rPr>
+            </w:pPr>
+            <w:r>
+              <w:rPr>
+                <w:rFonts w:ascii="Trebuchet MS" w:eastAsia="Trebuchet MS" w:hAnsi="Trebuchet MS" w:cs="Trebuchet MS"/>
+                <w:color w:val="1B1C1D"/>
+              </w:rPr>
+              <w:t>Page 22</w:t>
+            </w:r>
+          </w:p>
+        </w:tc>
+      </w:tr>
+      <w:tr>
+        <w:trPr>
+          <w:cnfStyle w:val="000000100000" w:firstRow="0" w:lastRow="0" w:firstColumn="0" w:lastColumn="0" w:oddVBand="0" w:evenVBand="0" w:oddHBand="1" w:evenHBand="0" w:firstRowFirstColumn="0" w:firstRowLastColumn="0" w:lastRowFirstColumn="0" w:lastRowLastColumn="0"/>
+          <w:trHeight w:val="312"/>
+        </w:trPr>
+        <w:tc>
+          <w:tcPr>
+            <w:cnfStyle w:val="001000000000" w:firstRow="0" w:lastRow="0" w:firstColumn="1" w:lastColumn="0" w:oddVBand="0" w:evenVBand="0" w:oddHBand="0" w:evenHBand="0" w:firstRowFirstColumn="0" w:firstRowLastColumn="0" w:lastRowFirstColumn="0" w:lastRowLastColumn="0"/>
+            <w:tcW w:w="593" w:type="dxa"/>
+          </w:tcPr>
+          <w:p>
+            <w:pPr>
+              <w:rPr>
+                <w:rFonts w:ascii="Trebuchet MS" w:eastAsia="Trebuchet MS" w:hAnsi="Trebuchet MS" w:cs="Trebuchet MS"/>
+                <w:color w:val="1B1C1D"/>
+              </w:rPr>
+            </w:pPr>
+            <w:r>
+              <w:rPr>
+                <w:rFonts w:ascii="Trebuchet MS" w:eastAsia="Trebuchet MS" w:hAnsi="Trebuchet MS" w:cs="Trebuchet MS"/>
+                <w:color w:val="1B1C1D"/>
+              </w:rPr>
+              <w:t>9</w:t>
+            </w:r>
+          </w:p>
+        </w:tc>
+        <w:tc>
+          <w:tcPr>
+            <w:tcW w:w="2379" w:type="dxa"/>
+          </w:tcPr>
+          <w:p>
+            <w:pPr>
+              <w:cnfStyle w:val="000000100000" w:firstRow="0" w:lastRow="0" w:firstColumn="0" w:lastColumn="0" w:oddVBand="0" w:evenVBand="0" w:oddHBand="1" w:evenHBand="0" w:firstRowFirstColumn="0" w:firstRowLastColumn="0" w:lastRowFirstColumn="0" w:lastRowLastColumn="0"/>
+              <w:rPr>
+                <w:rFonts w:ascii="Trebuchet MS" w:eastAsia="Trebuchet MS" w:hAnsi="Trebuchet MS" w:cs="Trebuchet MS"/>
+                <w:color w:val="1B1C1D"/>
+              </w:rPr>
+            </w:pPr>
+            <w:r>
+              <w:rPr>
+                <w:rFonts w:ascii="Trebuchet MS" w:eastAsia="Trebuchet MS" w:hAnsi="Trebuchet MS" w:cs="Trebuchet MS"/>
+                <w:color w:val="1B1C1D"/>
+              </w:rPr>
+              <w:t>Support all statistics with appropriate references and clearly articulate the novelty of the study within the problem statement.</w:t>
+            </w:r>
+          </w:p>
+        </w:tc>
+        <w:tc>
+          <w:tcPr>
+            <w:tcW w:w="4152" w:type="dxa"/>
+          </w:tcPr>
+          <w:p>
+            <w:pPr>
+              <w:cnfStyle w:val="000000100000" w:firstRow="0" w:lastRow="0" w:firstColumn="0" w:lastColumn="0" w:oddVBand="0" w:evenVBand="0" w:oddHBand="1" w:evenHBand="0" w:firstRowFirstColumn="0" w:firstRowLastColumn="0" w:lastRowFirstColumn="0" w:lastRowLastColumn="0"/>
+              <w:rPr>
+                <w:rFonts w:ascii="Trebuchet MS" w:eastAsia="Trebuchet MS" w:hAnsi="Trebuchet MS" w:cs="Trebuchet MS"/>
+                <w:color w:val="1B1C1D"/>
+              </w:rPr>
+            </w:pPr>
+            <w:r>
+              <w:rPr>
+                <w:rFonts w:ascii="Trebuchet MS" w:eastAsia="Trebuchet MS" w:hAnsi="Trebuchet MS" w:cs="Trebuchet MS"/>
+                <w:color w:val="1B1C1D"/>
+              </w:rPr>
+              <w:t xml:space="preserve">Chapter 1 — Addded section at the end of Section 1.2 (Problem Statement). </w:t>
+            </w:r>
+          </w:p>
+          <w:p>
+            <w:pPr>
+              <w:cnfStyle w:val="000000100000" w:firstRow="0" w:lastRow="0" w:firstColumn="0" w:lastColumn="0" w:oddVBand="0" w:evenVBand="0" w:oddHBand="1" w:evenHBand="0" w:firstRowFirstColumn="0" w:firstRowLastColumn="0" w:lastRowFirstColumn="0" w:lastRowLastColumn="0"/>
+              <w:rPr>
+                <w:rFonts w:ascii="Trebuchet MS" w:eastAsia="Trebuchet MS" w:hAnsi="Trebuchet MS" w:cs="Trebuchet MS"/>
+                <w:color w:val="1B1C1D"/>
+              </w:rPr>
+            </w:pPr>
+          </w:p>
+          <w:p>
+            <w:pPr>
+              <w:cnfStyle w:val="000000100000" w:firstRow="0" w:lastRow="0" w:firstColumn="0" w:lastColumn="0" w:oddVBand="0" w:evenVBand="0" w:oddHBand="1" w:evenHBand="0" w:firstRowFirstColumn="0" w:firstRowLastColumn="0" w:lastRowFirstColumn="0" w:lastRowLastColumn="0"/>
+              <w:rPr>
+                <w:rFonts w:ascii="Trebuchet MS" w:eastAsia="Trebuchet MS" w:hAnsi="Trebuchet MS" w:cs="Trebuchet MS"/>
+                <w:color w:val="1B1C1D"/>
+              </w:rPr>
+            </w:pPr>
+            <w:r>
+              <w:rPr>
+                <w:rFonts w:ascii="Trebuchet MS" w:eastAsia="Trebuchet MS" w:hAnsi="Trebuchet MS" w:cs="Trebuchet MS"/>
+                <w:color w:val="1B1C1D"/>
+              </w:rPr>
+              <w:t>2 Paragraphs</w:t>
+            </w:r>
+          </w:p>
+        </w:tc>
+        <w:tc>
+          <w:tcPr>
+            <w:tcW w:w="2902" w:type="dxa"/>
+          </w:tcPr>
+          <w:p>
+            <w:pPr>
+              <w:cnfStyle w:val="000000100000" w:firstRow="0" w:lastRow="0" w:firstColumn="0" w:lastColumn="0" w:oddVBand="0" w:evenVBand="0" w:oddHBand="1" w:evenHBand="0" w:firstRowFirstColumn="0" w:firstRowLastColumn="0" w:lastRowFirstColumn="0" w:lastRowLastColumn="0"/>
+              <w:rPr>
+                <w:rFonts w:ascii="Trebuchet MS" w:eastAsia="Trebuchet MS" w:hAnsi="Trebuchet MS" w:cs="Trebuchet MS"/>
+                <w:color w:val="1B1C1D"/>
+              </w:rPr>
+            </w:pPr>
+            <w:r>
+              <w:rPr>
+                <w:rFonts w:ascii="Trebuchet MS" w:eastAsia="Trebuchet MS" w:hAnsi="Trebuchet MS" w:cs="Trebuchet MS"/>
+                <w:color w:val="1B1C1D"/>
+              </w:rPr>
+              <w:t>Page 3</w:t>
+            </w:r>
+          </w:p>
+        </w:tc>
+      </w:tr>
+      <w:tr>
+        <w:trPr>
+          <w:trHeight w:val="312"/>
+        </w:trPr>
+        <w:tc>
+          <w:tcPr>
+            <w:cnfStyle w:val="001000000000" w:firstRow="0" w:lastRow="0" w:firstColumn="1" w:lastColumn="0" w:oddVBand="0" w:evenVBand="0" w:oddHBand="0" w:evenHBand="0" w:firstRowFirstColumn="0" w:firstRowLastColumn="0" w:lastRowFirstColumn="0" w:lastRowLastColumn="0"/>
+            <w:tcW w:w="593" w:type="dxa"/>
+          </w:tcPr>
+          <w:p>
+            <w:pPr>
+              <w:rPr>
+                <w:rFonts w:ascii="Trebuchet MS" w:eastAsia="Trebuchet MS" w:hAnsi="Trebuchet MS" w:cs="Trebuchet MS"/>
+                <w:color w:val="1B1C1D"/>
+              </w:rPr>
+            </w:pPr>
+          </w:p>
+        </w:tc>
+        <w:tc>
+          <w:tcPr>
+            <w:tcW w:w="2379" w:type="dxa"/>
+          </w:tcPr>
+          <w:p>
+            <w:pPr>
+              <w:cnfStyle w:val="000000000000" w:firstRow="0" w:lastRow="0" w:firstColumn="0" w:lastColumn="0" w:oddVBand="0" w:evenVBand="0" w:oddHBand="0" w:evenHBand="0" w:firstRowFirstColumn="0" w:firstRowLastColumn="0" w:lastRowFirstColumn="0" w:lastRowLastColumn="0"/>
+              <w:rPr>
+                <w:rFonts w:ascii="Trebuchet MS" w:eastAsia="Trebuchet MS" w:hAnsi="Trebuchet MS" w:cs="Trebuchet MS"/>
+                <w:color w:val="1B1C1D"/>
+              </w:rPr>
+            </w:pPr>
+          </w:p>
+        </w:tc>
+        <w:tc>
+          <w:tcPr>
+            <w:tcW w:w="4152" w:type="dxa"/>
+          </w:tcPr>
+          <w:p>
+            <w:pPr>
+              <w:cnfStyle w:val="000000000000" w:firstRow="0" w:lastRow="0" w:firstColumn="0" w:lastColumn="0" w:oddVBand="0" w:evenVBand="0" w:oddHBand="0" w:evenHBand="0" w:firstRowFirstColumn="0" w:firstRowLastColumn="0" w:lastRowFirstColumn="0" w:lastRowLastColumn="0"/>
+              <w:rPr>
+                <w:rFonts w:ascii="Trebuchet MS" w:eastAsia="Trebuchet MS" w:hAnsi="Trebuchet MS" w:cs="Trebuchet MS"/>
+                <w:color w:val="1B1C1D"/>
+              </w:rPr>
+            </w:pPr>
+            <w:r>
+              <w:rPr>
+                <w:rFonts w:ascii="Trebuchet MS" w:eastAsia="Trebuchet MS" w:hAnsi="Trebuchet MS" w:cs="Trebuchet MS"/>
+                <w:color w:val="1B1C1D"/>
+              </w:rPr>
+              <w:t>Upated the Background to the Study</w:t>
+            </w:r>
+          </w:p>
+          <w:p>
+            <w:pPr>
+              <w:cnfStyle w:val="000000000000" w:firstRow="0" w:lastRow="0" w:firstColumn="0" w:lastColumn="0" w:oddVBand="0" w:evenVBand="0" w:oddHBand="0" w:evenHBand="0" w:firstRowFirstColumn="0" w:firstRowLastColumn="0" w:lastRowFirstColumn="0" w:lastRowLastColumn="0"/>
+              <w:rPr>
+                <w:rFonts w:ascii="Trebuchet MS" w:eastAsia="Trebuchet MS" w:hAnsi="Trebuchet MS" w:cs="Trebuchet MS"/>
+                <w:color w:val="1B1C1D"/>
+              </w:rPr>
+            </w:pPr>
+            <w:r>
+              <w:rPr>
+                <w:rFonts w:ascii="Trebuchet MS" w:eastAsia="Trebuchet MS" w:hAnsi="Trebuchet MS" w:cs="Trebuchet MS"/>
+                <w:color w:val="1B1C1D"/>
+              </w:rPr>
+              <w:t>Section 1.1</w:t>
+            </w:r>
+          </w:p>
+          <w:p>
+            <w:pPr>
+              <w:cnfStyle w:val="000000000000" w:firstRow="0" w:lastRow="0" w:firstColumn="0" w:lastColumn="0" w:oddVBand="0" w:evenVBand="0" w:oddHBand="0" w:evenHBand="0" w:firstRowFirstColumn="0" w:firstRowLastColumn="0" w:lastRowFirstColumn="0" w:lastRowLastColumn="0"/>
+              <w:rPr>
+                <w:rFonts w:ascii="Trebuchet MS" w:eastAsia="Trebuchet MS" w:hAnsi="Trebuchet MS" w:cs="Trebuchet MS"/>
+                <w:color w:val="1B1C1D"/>
+              </w:rPr>
+            </w:pPr>
+          </w:p>
+          <w:p>
+            <w:pPr>
+              <w:cnfStyle w:val="000000000000" w:firstRow="0" w:lastRow="0" w:firstColumn="0" w:lastColumn="0" w:oddVBand="0" w:evenVBand="0" w:oddHBand="0" w:evenHBand="0" w:firstRowFirstColumn="0" w:firstRowLastColumn="0" w:lastRowFirstColumn="0" w:lastRowLastColumn="0"/>
+              <w:rPr>
+                <w:rFonts w:ascii="Trebuchet MS" w:eastAsia="Trebuchet MS" w:hAnsi="Trebuchet MS" w:cs="Trebuchet MS"/>
+                <w:color w:val="1B1C1D"/>
+              </w:rPr>
+            </w:pPr>
+            <w:r>
+              <w:rPr>
+                <w:rFonts w:ascii="Trebuchet MS" w:eastAsia="Trebuchet MS" w:hAnsi="Trebuchet MS" w:cs="Trebuchet MS"/>
+                <w:color w:val="1B1C1D"/>
+              </w:rPr>
+              <w:t xml:space="preserve">Added citations to every statisstic </w:t>
+            </w:r>
+          </w:p>
+          <w:p>
+            <w:pPr>
+              <w:cnfStyle w:val="000000000000" w:firstRow="0" w:lastRow="0" w:firstColumn="0" w:lastColumn="0" w:oddVBand="0" w:evenVBand="0" w:oddHBand="0" w:evenHBand="0" w:firstRowFirstColumn="0" w:firstRowLastColumn="0" w:lastRowFirstColumn="0" w:lastRowLastColumn="0"/>
+              <w:rPr>
+                <w:rFonts w:ascii="Trebuchet MS" w:eastAsia="Trebuchet MS" w:hAnsi="Trebuchet MS" w:cs="Trebuchet MS"/>
+                <w:color w:val="1B1C1D"/>
+              </w:rPr>
+            </w:pPr>
+          </w:p>
+          <w:p>
+            <w:pPr>
+              <w:cnfStyle w:val="000000000000" w:firstRow="0" w:lastRow="0" w:firstColumn="0" w:lastColumn="0" w:oddVBand="0" w:evenVBand="0" w:oddHBand="0" w:evenHBand="0" w:firstRowFirstColumn="0" w:firstRowLastColumn="0" w:lastRowFirstColumn="0" w:lastRowLastColumn="0"/>
+              <w:rPr>
+                <w:rFonts w:ascii="Trebuchet MS" w:eastAsia="Trebuchet MS" w:hAnsi="Trebuchet MS" w:cs="Trebuchet MS"/>
+                <w:color w:val="1B1C1D"/>
+              </w:rPr>
+            </w:pPr>
+            <w:r>
+              <w:rPr>
+                <w:rFonts w:ascii="Trebuchet MS" w:eastAsia="Trebuchet MS" w:hAnsi="Trebuchet MS" w:cs="Trebuchet MS"/>
+                <w:color w:val="1B1C1D"/>
+              </w:rPr>
+              <w:t>Added a new citation in references for the 150+ bundles</w:t>
+            </w:r>
+          </w:p>
+        </w:tc>
+        <w:tc>
+          <w:tcPr>
+            <w:tcW w:w="2902" w:type="dxa"/>
+          </w:tcPr>
+          <w:p>
+            <w:pPr>
+              <w:cnfStyle w:val="000000000000" w:firstRow="0" w:lastRow="0" w:firstColumn="0" w:lastColumn="0" w:oddVBand="0" w:evenVBand="0" w:oddHBand="0" w:evenHBand="0" w:firstRowFirstColumn="0" w:firstRowLastColumn="0" w:lastRowFirstColumn="0" w:lastRowLastColumn="0"/>
+              <w:rPr>
+                <w:rFonts w:ascii="Trebuchet MS" w:eastAsia="Trebuchet MS" w:hAnsi="Trebuchet MS" w:cs="Trebuchet MS"/>
+                <w:color w:val="1B1C1D"/>
+              </w:rPr>
+            </w:pPr>
+            <w:r>
+              <w:rPr>
+                <w:rFonts w:ascii="Trebuchet MS" w:eastAsia="Trebuchet MS" w:hAnsi="Trebuchet MS" w:cs="Trebuchet MS"/>
+                <w:color w:val="1B1C1D"/>
+              </w:rPr>
+              <w:t>Page 2</w:t>
+            </w:r>
+          </w:p>
+        </w:tc>
+      </w:tr>
+      <w:tr>
+        <w:trPr>
+          <w:cnfStyle w:val="000000100000" w:firstRow="0" w:lastRow="0" w:firstColumn="0" w:lastColumn="0" w:oddVBand="0" w:evenVBand="0" w:oddHBand="1" w:evenHBand="0" w:firstRowFirstColumn="0" w:firstRowLastColumn="0" w:lastRowFirstColumn="0" w:lastRowLastColumn="0"/>
+          <w:trHeight w:val="312"/>
+        </w:trPr>
+        <w:tc>
+          <w:tcPr>
+            <w:cnfStyle w:val="001000000000" w:firstRow="0" w:lastRow="0" w:firstColumn="1" w:lastColumn="0" w:oddVBand="0" w:evenVBand="0" w:oddHBand="0" w:evenHBand="0" w:firstRowFirstColumn="0" w:firstRowLastColumn="0" w:lastRowFirstColumn="0" w:lastRowLastColumn="0"/>
+            <w:tcW w:w="593" w:type="dxa"/>
+          </w:tcPr>
+          <w:p>
+            <w:pPr>
+              <w:rPr>
+                <w:rFonts w:ascii="Trebuchet MS" w:eastAsia="Trebuchet MS" w:hAnsi="Trebuchet MS" w:cs="Trebuchet MS"/>
+                <w:color w:val="1B1C1D"/>
+              </w:rPr>
+            </w:pPr>
+            <w:r>
+              <w:rPr>
+                <w:rFonts w:ascii="Trebuchet MS" w:eastAsia="Trebuchet MS" w:hAnsi="Trebuchet MS" w:cs="Trebuchet MS"/>
+                <w:color w:val="1B1C1D"/>
+              </w:rPr>
+              <w:t>10</w:t>
+            </w:r>
+          </w:p>
+        </w:tc>
+        <w:tc>
+          <w:tcPr>
+            <w:tcW w:w="2379" w:type="dxa"/>
+          </w:tcPr>
+          <w:p>
+            <w:pPr>
+              <w:cnfStyle w:val="000000100000" w:firstRow="0" w:lastRow="0" w:firstColumn="0" w:lastColumn="0" w:oddVBand="0" w:evenVBand="0" w:oddHBand="1" w:evenHBand="0" w:firstRowFirstColumn="0" w:firstRowLastColumn="0" w:lastRowFirstColumn="0" w:lastRowLastColumn="0"/>
+              <w:rPr>
+                <w:rFonts w:ascii="Trebuchet MS" w:eastAsia="Trebuchet MS" w:hAnsi="Trebuchet MS" w:cs="Trebuchet MS"/>
+                <w:color w:val="1B1C1D"/>
+              </w:rPr>
+            </w:pPr>
+            <w:r>
+              <w:rPr>
+                <w:rFonts w:ascii="Trebuchet MS" w:eastAsia="Trebuchet MS" w:hAnsi="Trebuchet MS" w:cs="Trebuchet MS"/>
+                <w:color w:val="1B1C1D"/>
+              </w:rPr>
+              <w:t>Clarify potential data leakage and provide complete descriptions of preprocessing and hyperparameter tuning to improve reproducibility.</w:t>
+            </w:r>
+          </w:p>
+        </w:tc>
+        <w:tc>
+          <w:tcPr>
+            <w:tcW w:w="4152" w:type="dxa"/>
+          </w:tcPr>
+          <w:p>
+            <w:pPr>
+              <w:cnfStyle w:val="000000100000" w:firstRow="0" w:lastRow="0" w:firstColumn="0" w:lastColumn="0" w:oddVBand="0" w:evenVBand="0" w:oddHBand="1" w:evenHBand="0" w:firstRowFirstColumn="0" w:firstRowLastColumn="0" w:lastRowFirstColumn="0" w:lastRowLastColumn="0"/>
+              <w:rPr>
+                <w:rFonts w:ascii="Trebuchet MS" w:eastAsia="Trebuchet MS" w:hAnsi="Trebuchet MS" w:cs="Trebuchet MS"/>
+                <w:color w:val="1B1C1D"/>
+              </w:rPr>
+            </w:pPr>
+            <w:r>
+              <w:rPr>
+                <w:rFonts w:ascii="Trebuchet MS" w:eastAsia="Trebuchet MS" w:hAnsi="Trebuchet MS" w:cs="Trebuchet MS"/>
+                <w:color w:val="1B1C1D"/>
+              </w:rPr>
+              <w:t>Chapter 3 — added  below the preprocessing/SMOTE section (Section 3.8)</w:t>
+            </w:r>
+          </w:p>
+        </w:tc>
+        <w:tc>
+          <w:tcPr>
+            <w:tcW w:w="2902" w:type="dxa"/>
+          </w:tcPr>
+          <w:p>
+            <w:pPr>
+              <w:cnfStyle w:val="000000100000" w:firstRow="0" w:lastRow="0" w:firstColumn="0" w:lastColumn="0" w:oddVBand="0" w:evenVBand="0" w:oddHBand="1" w:evenHBand="0" w:firstRowFirstColumn="0" w:firstRowLastColumn="0" w:lastRowFirstColumn="0" w:lastRowLastColumn="0"/>
+              <w:rPr>
+                <w:rFonts w:ascii="Trebuchet MS" w:eastAsia="Trebuchet MS" w:hAnsi="Trebuchet MS" w:cs="Trebuchet MS"/>
+                <w:color w:val="1B1C1D"/>
+              </w:rPr>
+            </w:pPr>
+            <w:r>
+              <w:rPr>
+                <w:rFonts w:ascii="Trebuchet MS" w:eastAsia="Trebuchet MS" w:hAnsi="Trebuchet MS" w:cs="Trebuchet MS"/>
+                <w:color w:val="1B1C1D"/>
+              </w:rPr>
+              <w:t>Page 41, 42</w:t>
+            </w:r>
+          </w:p>
+        </w:tc>
+      </w:tr>
+      <w:tr>
+        <w:trPr>
+          <w:trHeight w:val="312"/>
+        </w:trPr>
+        <w:tc>
+          <w:tcPr>
+            <w:cnfStyle w:val="001000000000" w:firstRow="0" w:lastRow="0" w:firstColumn="1" w:lastColumn="0" w:oddVBand="0" w:evenVBand="0" w:oddHBand="0" w:evenHBand="0" w:firstRowFirstColumn="0" w:firstRowLastColumn="0" w:lastRowFirstColumn="0" w:lastRowLastColumn="0"/>
+            <w:tcW w:w="593" w:type="dxa"/>
+          </w:tcPr>
+          <w:p>
+            <w:pPr>
+              <w:rPr>
+                <w:rFonts w:ascii="Trebuchet MS" w:eastAsia="Trebuchet MS" w:hAnsi="Trebuchet MS" w:cs="Trebuchet MS"/>
+                <w:color w:val="1B1C1D"/>
+              </w:rPr>
+            </w:pPr>
+          </w:p>
+        </w:tc>
+        <w:tc>
+          <w:tcPr>
+            <w:tcW w:w="2379" w:type="dxa"/>
+          </w:tcPr>
+          <w:p>
+            <w:pPr>
+              <w:cnfStyle w:val="000000000000" w:firstRow="0" w:lastRow="0" w:firstColumn="0" w:lastColumn="0" w:oddVBand="0" w:evenVBand="0" w:oddHBand="0" w:evenHBand="0" w:firstRowFirstColumn="0" w:firstRowLastColumn="0" w:lastRowFirstColumn="0" w:lastRowLastColumn="0"/>
+              <w:rPr>
+                <w:rFonts w:ascii="Trebuchet MS" w:eastAsia="Trebuchet MS" w:hAnsi="Trebuchet MS" w:cs="Trebuchet MS"/>
+                <w:color w:val="1B1C1D"/>
+              </w:rPr>
+            </w:pPr>
+          </w:p>
+        </w:tc>
+        <w:tc>
+          <w:tcPr>
+            <w:tcW w:w="4152" w:type="dxa"/>
+          </w:tcPr>
+          <w:p>
+            <w:pPr>
+              <w:cnfStyle w:val="000000000000" w:firstRow="0" w:lastRow="0" w:firstColumn="0" w:lastColumn="0" w:oddVBand="0" w:evenVBand="0" w:oddHBand="0" w:evenHBand="0" w:firstRowFirstColumn="0" w:firstRowLastColumn="0" w:lastRowFirstColumn="0" w:lastRowLastColumn="0"/>
+              <w:rPr>
+                <w:rFonts w:ascii="Trebuchet MS" w:eastAsia="Trebuchet MS" w:hAnsi="Trebuchet MS" w:cs="Trebuchet MS"/>
+                <w:color w:val="1B1C1D"/>
+              </w:rPr>
+            </w:pPr>
+            <w:r>
+              <w:rPr>
+                <w:rFonts w:ascii="Trebuchet MS" w:eastAsia="Trebuchet MS" w:hAnsi="Trebuchet MS" w:cs="Trebuchet MS"/>
+                <w:color w:val="1B1C1D"/>
+              </w:rPr>
+              <w:t>Hyperparameter tuning table added after the GridSearchCV paragraph</w:t>
+            </w:r>
+          </w:p>
+        </w:tc>
+        <w:tc>
+          <w:tcPr>
+            <w:tcW w:w="2902" w:type="dxa"/>
+          </w:tcPr>
+          <w:p>
+            <w:pPr>
+              <w:cnfStyle w:val="000000000000" w:firstRow="0" w:lastRow="0" w:firstColumn="0" w:lastColumn="0" w:oddVBand="0" w:evenVBand="0" w:oddHBand="0" w:evenHBand="0" w:firstRowFirstColumn="0" w:firstRowLastColumn="0" w:lastRowFirstColumn="0" w:lastRowLastColumn="0"/>
+              <w:rPr>
+                <w:rFonts w:ascii="Trebuchet MS" w:eastAsia="Trebuchet MS" w:hAnsi="Trebuchet MS" w:cs="Trebuchet MS"/>
+                <w:color w:val="1B1C1D"/>
+              </w:rPr>
+            </w:pPr>
+            <w:r>
+              <w:rPr>
+                <w:rFonts w:ascii="Trebuchet MS" w:eastAsia="Trebuchet MS" w:hAnsi="Trebuchet MS" w:cs="Trebuchet MS"/>
+                <w:color w:val="1B1C1D"/>
+              </w:rPr>
+              <w:t>Page 43</w:t>
+            </w:r>
+          </w:p>
+        </w:tc>
+      </w:tr>
+      <w:tr>
+        <w:trPr>
+          <w:cnfStyle w:val="000000100000" w:firstRow="0" w:lastRow="0" w:firstColumn="0" w:lastColumn="0" w:oddVBand="0" w:evenVBand="0" w:oddHBand="1" w:evenHBand="0" w:firstRowFirstColumn="0" w:firstRowLastColumn="0" w:lastRowFirstColumn="0" w:lastRowLastColumn="0"/>
+          <w:trHeight w:val="312"/>
+        </w:trPr>
+        <w:tc>
+          <w:tcPr>
+            <w:cnfStyle w:val="001000000000" w:firstRow="0" w:lastRow="0" w:firstColumn="1" w:lastColumn="0" w:oddVBand="0" w:evenVBand="0" w:oddHBand="0" w:evenHBand="0" w:firstRowFirstColumn="0" w:firstRowLastColumn="0" w:lastRowFirstColumn="0" w:lastRowLastColumn="0"/>
+            <w:tcW w:w="593" w:type="dxa"/>
+          </w:tcPr>
+          <w:p>
+            <w:pPr>
+              <w:rPr>
+                <w:rFonts w:ascii="Trebuchet MS" w:eastAsia="Trebuchet MS" w:hAnsi="Trebuchet MS" w:cs="Trebuchet MS"/>
+                <w:color w:val="1B1C1D"/>
+              </w:rPr>
+            </w:pPr>
+            <w:r>
+              <w:rPr>
+                <w:rFonts w:ascii="Trebuchet MS" w:eastAsia="Trebuchet MS" w:hAnsi="Trebuchet MS" w:cs="Trebuchet MS"/>
+                <w:color w:val="1B1C1D"/>
+              </w:rPr>
+              <w:t>11</w:t>
+            </w:r>
+          </w:p>
+        </w:tc>
+        <w:tc>
+          <w:tcPr>
+            <w:tcW w:w="2379" w:type="dxa"/>
+          </w:tcPr>
+          <w:p>
+            <w:pPr>
+              <w:cnfStyle w:val="000000100000" w:firstRow="0" w:lastRow="0" w:firstColumn="0" w:lastColumn="0" w:oddVBand="0" w:evenVBand="0" w:oddHBand="1" w:evenHBand="0" w:firstRowFirstColumn="0" w:firstRowLastColumn="0" w:lastRowFirstColumn="0" w:lastRowLastColumn="0"/>
+              <w:rPr>
+                <w:rFonts w:ascii="Trebuchet MS" w:eastAsia="Trebuchet MS" w:hAnsi="Trebuchet MS" w:cs="Trebuchet MS"/>
+                <w:color w:val="1B1C1D"/>
+              </w:rPr>
+            </w:pPr>
+            <w:r>
+              <w:rPr>
+                <w:rFonts w:ascii="Trebuchet MS" w:eastAsia="Trebuchet MS" w:hAnsi="Trebuchet MS" w:cs="Trebuchet MS"/>
+                <w:color w:val="1B1C1D"/>
+              </w:rPr>
+              <w:t>Clearly distinguish simulated business projections from empirical findings throughout the results, discussion, and conclusions.</w:t>
+            </w:r>
+          </w:p>
+        </w:tc>
+        <w:tc>
+          <w:tcPr>
+            <w:tcW w:w="4152" w:type="dxa"/>
+          </w:tcPr>
+          <w:p>
+            <w:pPr>
+              <w:cnfStyle w:val="000000100000" w:firstRow="0" w:lastRow="0" w:firstColumn="0" w:lastColumn="0" w:oddVBand="0" w:evenVBand="0" w:oddHBand="1" w:evenHBand="0" w:firstRowFirstColumn="0" w:firstRowLastColumn="0" w:lastRowFirstColumn="0" w:lastRowLastColumn="0"/>
+              <w:rPr>
+                <w:rFonts w:ascii="Trebuchet MS" w:eastAsia="Trebuchet MS" w:hAnsi="Trebuchet MS" w:cs="Trebuchet MS"/>
+                <w:color w:val="1B1C1D"/>
+              </w:rPr>
+            </w:pPr>
+            <w:r>
+              <w:rPr>
+                <w:rFonts w:ascii="Trebuchet MS" w:eastAsia="Trebuchet MS" w:hAnsi="Trebuchet MS" w:cs="Trebuchet MS"/>
+                <w:color w:val="1B1C1D"/>
+              </w:rPr>
+              <w:t xml:space="preserve">In Chapter 4, Section 4.5 — I added this disclaimer box at the very start of the section, before any tables or figures. </w:t>
+            </w:r>
+          </w:p>
+          <w:p>
+            <w:pPr>
+              <w:cnfStyle w:val="000000100000" w:firstRow="0" w:lastRow="0" w:firstColumn="0" w:lastColumn="0" w:oddVBand="0" w:evenVBand="0" w:oddHBand="1" w:evenHBand="0" w:firstRowFirstColumn="0" w:firstRowLastColumn="0" w:lastRowFirstColumn="0" w:lastRowLastColumn="0"/>
+              <w:rPr>
+                <w:rFonts w:ascii="Trebuchet MS" w:eastAsia="Trebuchet MS" w:hAnsi="Trebuchet MS" w:cs="Trebuchet MS"/>
+                <w:color w:val="1B1C1D"/>
+              </w:rPr>
+            </w:pPr>
+          </w:p>
+          <w:p>
+            <w:pPr>
+              <w:cnfStyle w:val="000000100000" w:firstRow="0" w:lastRow="0" w:firstColumn="0" w:lastColumn="0" w:oddVBand="0" w:evenVBand="0" w:oddHBand="1" w:evenHBand="0" w:firstRowFirstColumn="0" w:firstRowLastColumn="0" w:lastRowFirstColumn="0" w:lastRowLastColumn="0"/>
+              <w:rPr>
+                <w:rFonts w:ascii="Trebuchet MS" w:eastAsia="Trebuchet MS" w:hAnsi="Trebuchet MS" w:cs="Trebuchet MS"/>
+                <w:color w:val="1B1C1D"/>
+              </w:rPr>
+            </w:pPr>
+            <w:r>
+              <w:rPr>
+                <w:rFonts w:ascii="Trebuchet MS" w:eastAsia="Trebuchet MS" w:hAnsi="Trebuchet MS" w:cs="Trebuchet MS"/>
+                <w:color w:val="1B1C1D"/>
+              </w:rPr>
+              <w:t>I Also checked Ch5 and Ch6: every mention of '12–15% conversion' or '9% ARPU' and followed it with '(simulated pilot projection)’</w:t>
+            </w:r>
+          </w:p>
+        </w:tc>
+        <w:tc>
+          <w:tcPr>
+            <w:tcW w:w="2902" w:type="dxa"/>
+          </w:tcPr>
+          <w:p>
+            <w:pPr>
+              <w:cnfStyle w:val="000000100000" w:firstRow="0" w:lastRow="0" w:firstColumn="0" w:lastColumn="0" w:oddVBand="0" w:evenVBand="0" w:oddHBand="1" w:evenHBand="0" w:firstRowFirstColumn="0" w:firstRowLastColumn="0" w:lastRowFirstColumn="0" w:lastRowLastColumn="0"/>
+              <w:rPr>
+                <w:rFonts w:ascii="Trebuchet MS" w:eastAsia="Trebuchet MS" w:hAnsi="Trebuchet MS" w:cs="Trebuchet MS"/>
+                <w:color w:val="1B1C1D"/>
+              </w:rPr>
+            </w:pPr>
+            <w:r>
+              <w:rPr>
+                <w:rFonts w:ascii="Trebuchet MS" w:eastAsia="Trebuchet MS" w:hAnsi="Trebuchet MS" w:cs="Trebuchet MS"/>
+                <w:color w:val="1B1C1D"/>
+              </w:rPr>
+              <w:t>Page 4, 11, 46, 53, 62, 69, 72, v</w:t>
+            </w:r>
+          </w:p>
+        </w:tc>
+      </w:tr>
+      <w:tr>
+        <w:trPr>
+          <w:trHeight w:val="312"/>
+        </w:trPr>
+        <w:tc>
+          <w:tcPr>
+            <w:cnfStyle w:val="001000000000" w:firstRow="0" w:lastRow="0" w:firstColumn="1" w:lastColumn="0" w:oddVBand="0" w:evenVBand="0" w:oddHBand="0" w:evenHBand="0" w:firstRowFirstColumn="0" w:firstRowLastColumn="0" w:lastRowFirstColumn="0" w:lastRowLastColumn="0"/>
+            <w:tcW w:w="593" w:type="dxa"/>
+          </w:tcPr>
+          <w:p>
+            <w:pPr>
+              <w:rPr>
+                <w:rFonts w:ascii="Trebuchet MS" w:eastAsia="Trebuchet MS" w:hAnsi="Trebuchet MS" w:cs="Trebuchet MS"/>
+                <w:color w:val="1B1C1D"/>
+              </w:rPr>
+            </w:pPr>
+            <w:r>
+              <w:rPr>
+                <w:rFonts w:ascii="Trebuchet MS" w:eastAsia="Trebuchet MS" w:hAnsi="Trebuchet MS" w:cs="Trebuchet MS"/>
+                <w:color w:val="1B1C1D"/>
+              </w:rPr>
+              <w:lastRenderedPageBreak/>
+              <w:t>12</w:t>
+            </w:r>
+          </w:p>
+        </w:tc>
+        <w:tc>
+          <w:tcPr>
+            <w:tcW w:w="2379" w:type="dxa"/>
+          </w:tcPr>
+          <w:p>
+            <w:pPr>
+              <w:cnfStyle w:val="000000000000" w:firstRow="0" w:lastRow="0" w:firstColumn="0" w:lastColumn="0" w:oddVBand="0" w:evenVBand="0" w:oddHBand="0" w:evenHBand="0" w:firstRowFirstColumn="0" w:firstRowLastColumn="0" w:lastRowFirstColumn="0" w:lastRowLastColumn="0"/>
+              <w:rPr>
+                <w:rFonts w:ascii="Trebuchet MS" w:eastAsia="Trebuchet MS" w:hAnsi="Trebuchet MS" w:cs="Trebuchet MS"/>
+                <w:color w:val="1B1C1D"/>
+              </w:rPr>
+            </w:pPr>
+            <w:r>
+              <w:rPr>
+                <w:rFonts w:ascii="Trebuchet MS" w:eastAsia="Trebuchet MS" w:hAnsi="Trebuchet MS" w:cs="Trebuchet MS"/>
+                <w:color w:val="1B1C1D"/>
+              </w:rPr>
+              <w:t>Expand the literature review to include major recommender system algorithms and provide stronger critical analysis of previous work.</w:t>
+            </w:r>
+          </w:p>
+        </w:tc>
+        <w:tc>
+          <w:tcPr>
+            <w:tcW w:w="4152" w:type="dxa"/>
+          </w:tcPr>
+          <w:p>
+            <w:pPr>
+              <w:cnfStyle w:val="000000000000" w:firstRow="0" w:lastRow="0" w:firstColumn="0" w:lastColumn="0" w:oddVBand="0" w:evenVBand="0" w:oddHBand="0" w:evenHBand="0" w:firstRowFirstColumn="0" w:firstRowLastColumn="0" w:lastRowFirstColumn="0" w:lastRowLastColumn="0"/>
+              <w:rPr>
+                <w:rFonts w:ascii="Trebuchet MS" w:eastAsia="Trebuchet MS" w:hAnsi="Trebuchet MS" w:cs="Trebuchet MS"/>
+                <w:color w:val="1B1C1D"/>
+              </w:rPr>
+            </w:pPr>
+            <w:r>
+              <w:rPr>
+                <w:rFonts w:ascii="Trebuchet MS" w:eastAsia="Trebuchet MS" w:hAnsi="Trebuchet MS" w:cs="Trebuchet MS"/>
+                <w:color w:val="1B1C1D"/>
+              </w:rPr>
+              <w:t xml:space="preserve">In Chapter 2 — PART 1: The new Section 2.4.5 from Comment </w:t>
+            </w:r>
+            <w:r>
+              <w:rPr>
+                <w:rFonts w:ascii="Trebuchet MS" w:eastAsia="Trebuchet MS" w:hAnsi="Trebuchet MS" w:cs="Trebuchet MS"/>
+                <w:color w:val="1B1C1D"/>
+              </w:rPr>
+              <w:t>8</w:t>
+            </w:r>
+            <w:r>
+              <w:rPr>
+                <w:rFonts w:ascii="Trebuchet MS" w:eastAsia="Trebuchet MS" w:hAnsi="Trebuchet MS" w:cs="Trebuchet MS"/>
+                <w:color w:val="1B1C1D"/>
+              </w:rPr>
+              <w:t xml:space="preserve"> above already covers recommender system algorithms.</w:t>
+            </w:r>
+          </w:p>
+          <w:p>
+            <w:pPr>
+              <w:cnfStyle w:val="000000000000" w:firstRow="0" w:lastRow="0" w:firstColumn="0" w:lastColumn="0" w:oddVBand="0" w:evenVBand="0" w:oddHBand="0" w:evenHBand="0" w:firstRowFirstColumn="0" w:firstRowLastColumn="0" w:lastRowFirstColumn="0" w:lastRowLastColumn="0"/>
+              <w:rPr>
+                <w:rFonts w:ascii="Trebuchet MS" w:eastAsia="Trebuchet MS" w:hAnsi="Trebuchet MS" w:cs="Trebuchet MS"/>
+                <w:color w:val="1B1C1D"/>
+              </w:rPr>
+            </w:pPr>
+          </w:p>
+          <w:p>
+            <w:pPr>
+              <w:cnfStyle w:val="000000000000" w:firstRow="0" w:lastRow="0" w:firstColumn="0" w:lastColumn="0" w:oddVBand="0" w:evenVBand="0" w:oddHBand="0" w:evenHBand="0" w:firstRowFirstColumn="0" w:firstRowLastColumn="0" w:lastRowFirstColumn="0" w:lastRowLastColumn="0"/>
+              <w:rPr>
+                <w:rFonts w:ascii="Trebuchet MS" w:eastAsia="Trebuchet MS" w:hAnsi="Trebuchet MS" w:cs="Trebuchet MS"/>
+                <w:color w:val="1B1C1D"/>
+              </w:rPr>
+            </w:pPr>
+            <w:r>
+              <w:rPr>
+                <w:rFonts w:ascii="Trebuchet MS" w:eastAsia="Trebuchet MS" w:hAnsi="Trebuchet MS" w:cs="Trebuchet MS"/>
+                <w:color w:val="1B1C1D"/>
+              </w:rPr>
+              <w:t>PART 2: After Table 1 (Empirical Review), I added the critical analysis paragraph.</w:t>
+            </w:r>
+          </w:p>
+        </w:tc>
+        <w:tc>
+          <w:tcPr>
+            <w:tcW w:w="2902" w:type="dxa"/>
+          </w:tcPr>
+          <w:p>
+            <w:pPr>
+              <w:cnfStyle w:val="000000000000" w:firstRow="0" w:lastRow="0" w:firstColumn="0" w:lastColumn="0" w:oddVBand="0" w:evenVBand="0" w:oddHBand="0" w:evenHBand="0" w:firstRowFirstColumn="0" w:firstRowLastColumn="0" w:lastRowFirstColumn="0" w:lastRowLastColumn="0"/>
+              <w:rPr>
+                <w:rFonts w:ascii="Trebuchet MS" w:eastAsia="Trebuchet MS" w:hAnsi="Trebuchet MS" w:cs="Trebuchet MS"/>
+                <w:color w:val="1B1C1D"/>
+              </w:rPr>
+            </w:pPr>
+            <w:r>
+              <w:rPr>
+                <w:rFonts w:ascii="Trebuchet MS" w:eastAsia="Trebuchet MS" w:hAnsi="Trebuchet MS" w:cs="Trebuchet MS"/>
+                <w:color w:val="1B1C1D"/>
+              </w:rPr>
+              <w:t>Pages 22, 23, 24</w:t>
+            </w:r>
+          </w:p>
+        </w:tc>
+      </w:tr>
+      <w:tr>
+        <w:trPr>
+          <w:cnfStyle w:val="000000100000" w:firstRow="0" w:lastRow="0" w:firstColumn="0" w:lastColumn="0" w:oddVBand="0" w:evenVBand="0" w:oddHBand="1" w:evenHBand="0" w:firstRowFirstColumn="0" w:firstRowLastColumn="0" w:lastRowFirstColumn="0" w:lastRowLastColumn="0"/>
+          <w:trHeight w:val="312"/>
+        </w:trPr>
+        <w:tc>
+          <w:tcPr>
+            <w:cnfStyle w:val="001000000000" w:firstRow="0" w:lastRow="0" w:firstColumn="1" w:lastColumn="0" w:oddVBand="0" w:evenVBand="0" w:oddHBand="0" w:evenHBand="0" w:firstRowFirstColumn="0" w:firstRowLastColumn="0" w:lastRowFirstColumn="0" w:lastRowLastColumn="0"/>
+            <w:tcW w:w="593" w:type="dxa"/>
+          </w:tcPr>
+          <w:p>
+            <w:pPr>
+              <w:rPr>
+                <w:rFonts w:ascii="Trebuchet MS" w:eastAsia="Trebuchet MS" w:hAnsi="Trebuchet MS" w:cs="Trebuchet MS"/>
+                <w:color w:val="1B1C1D"/>
+              </w:rPr>
+            </w:pPr>
+            <w:r>
+              <w:rPr>
+                <w:rFonts w:ascii="Trebuchet MS" w:eastAsia="Trebuchet MS" w:hAnsi="Trebuchet MS" w:cs="Trebuchet MS"/>
+                <w:color w:val="1B1C1D"/>
+              </w:rPr>
+              <w:t>13</w:t>
+            </w:r>
+          </w:p>
+        </w:tc>
+        <w:tc>
+          <w:tcPr>
+            <w:tcW w:w="2379" w:type="dxa"/>
+          </w:tcPr>
+          <w:p>
+            <w:pPr>
+              <w:cnfStyle w:val="000000100000" w:firstRow="0" w:lastRow="0" w:firstColumn="0" w:lastColumn="0" w:oddVBand="0" w:evenVBand="0" w:oddHBand="1" w:evenHBand="0" w:firstRowFirstColumn="0" w:firstRowLastColumn="0" w:lastRowFirstColumn="0" w:lastRowLastColumn="0"/>
+              <w:rPr>
+                <w:rFonts w:ascii="Trebuchet MS" w:eastAsia="Trebuchet MS" w:hAnsi="Trebuchet MS" w:cs="Trebuchet MS"/>
+                <w:color w:val="1B1C1D"/>
+              </w:rPr>
+            </w:pPr>
+            <w:r>
+              <w:rPr>
+                <w:rFonts w:ascii="Trebuchet MS" w:eastAsia="Trebuchet MS" w:hAnsi="Trebuchet MS" w:cs="Trebuchet MS"/>
+                <w:color w:val="1B1C1D"/>
+              </w:rPr>
+              <w:t>Revise the overall presentation by shortening the title, correcting terminology, making Objective 3 measurable, aligning Hypothesis 3 with measurable variables, reducing repetition, standardizing terminology, defining abbreviations consistently, and expanding the future research section.</w:t>
+            </w:r>
+          </w:p>
+        </w:tc>
+        <w:tc>
+          <w:tcPr>
+            <w:tcW w:w="4152" w:type="dxa"/>
+          </w:tcPr>
+          <w:p>
+            <w:pPr>
+              <w:cnfStyle w:val="000000100000" w:firstRow="0" w:lastRow="0" w:firstColumn="0" w:lastColumn="0" w:oddVBand="0" w:evenVBand="0" w:oddHBand="1" w:evenHBand="0" w:firstRowFirstColumn="0" w:firstRowLastColumn="0" w:lastRowFirstColumn="0" w:lastRowLastColumn="0"/>
+              <w:rPr>
+                <w:rFonts w:ascii="Trebuchet MS" w:eastAsia="Trebuchet MS" w:hAnsi="Trebuchet MS" w:cs="Trebuchet MS"/>
+                <w:color w:val="1B1C1D"/>
+              </w:rPr>
+            </w:pPr>
+            <w:r>
+              <w:rPr>
+                <w:rFonts w:ascii="Trebuchet MS" w:eastAsia="Trebuchet MS" w:hAnsi="Trebuchet MS" w:cs="Trebuchet MS"/>
+                <w:color w:val="1B1C1D"/>
+              </w:rPr>
+              <w:t>Revised Objective 3 in Section 1.5</w:t>
+            </w:r>
+          </w:p>
+          <w:p>
+            <w:pPr>
+              <w:cnfStyle w:val="000000100000" w:firstRow="0" w:lastRow="0" w:firstColumn="0" w:lastColumn="0" w:oddVBand="0" w:evenVBand="0" w:oddHBand="1" w:evenHBand="0" w:firstRowFirstColumn="0" w:firstRowLastColumn="0" w:lastRowFirstColumn="0" w:lastRowLastColumn="0"/>
+              <w:rPr>
+                <w:rFonts w:ascii="Trebuchet MS" w:eastAsia="Trebuchet MS" w:hAnsi="Trebuchet MS" w:cs="Trebuchet MS"/>
+                <w:color w:val="1B1C1D"/>
+              </w:rPr>
+            </w:pPr>
+          </w:p>
+          <w:p>
+            <w:pPr>
+              <w:cnfStyle w:val="000000100000" w:firstRow="0" w:lastRow="0" w:firstColumn="0" w:lastColumn="0" w:oddVBand="0" w:evenVBand="0" w:oddHBand="1" w:evenHBand="0" w:firstRowFirstColumn="0" w:firstRowLastColumn="0" w:lastRowFirstColumn="0" w:lastRowLastColumn="0"/>
+              <w:rPr>
+                <w:rFonts w:ascii="Trebuchet MS" w:eastAsia="Trebuchet MS" w:hAnsi="Trebuchet MS" w:cs="Trebuchet MS"/>
+                <w:color w:val="1B1C1D"/>
+              </w:rPr>
+            </w:pPr>
+            <w:r>
+              <w:rPr>
+                <w:rFonts w:ascii="Trebuchet MS" w:eastAsia="Trebuchet MS" w:hAnsi="Trebuchet MS" w:cs="Trebuchet MS"/>
+                <w:color w:val="1B1C1D"/>
+              </w:rPr>
+              <w:t>Revised Objective 3 in Appendix E</w:t>
+            </w:r>
+          </w:p>
+          <w:p>
+            <w:pPr>
+              <w:cnfStyle w:val="000000100000" w:firstRow="0" w:lastRow="0" w:firstColumn="0" w:lastColumn="0" w:oddVBand="0" w:evenVBand="0" w:oddHBand="1" w:evenHBand="0" w:firstRowFirstColumn="0" w:firstRowLastColumn="0" w:lastRowFirstColumn="0" w:lastRowLastColumn="0"/>
+              <w:rPr>
+                <w:rFonts w:ascii="Trebuchet MS" w:eastAsia="Trebuchet MS" w:hAnsi="Trebuchet MS" w:cs="Trebuchet MS"/>
+                <w:color w:val="1B1C1D"/>
+              </w:rPr>
+            </w:pPr>
+          </w:p>
+          <w:p>
+            <w:pPr>
+              <w:cnfStyle w:val="000000100000" w:firstRow="0" w:lastRow="0" w:firstColumn="0" w:lastColumn="0" w:oddVBand="0" w:evenVBand="0" w:oddHBand="1" w:evenHBand="0" w:firstRowFirstColumn="0" w:firstRowLastColumn="0" w:lastRowFirstColumn="0" w:lastRowLastColumn="0"/>
+              <w:rPr>
+                <w:rFonts w:ascii="Trebuchet MS" w:eastAsia="Trebuchet MS" w:hAnsi="Trebuchet MS" w:cs="Trebuchet MS"/>
+                <w:color w:val="1B1C1D"/>
+              </w:rPr>
+            </w:pPr>
+            <w:r>
+              <w:rPr>
+                <w:rFonts w:ascii="Trebuchet MS" w:eastAsia="Trebuchet MS" w:hAnsi="Trebuchet MS" w:cs="Trebuchet MS"/>
+                <w:color w:val="1B1C1D"/>
+              </w:rPr>
+              <w:t>Revised H3 in Section 1.7 AND Appendix E</w:t>
+            </w:r>
+          </w:p>
+          <w:p>
+            <w:pPr>
+              <w:cnfStyle w:val="000000100000" w:firstRow="0" w:lastRow="0" w:firstColumn="0" w:lastColumn="0" w:oddVBand="0" w:evenVBand="0" w:oddHBand="1" w:evenHBand="0" w:firstRowFirstColumn="0" w:firstRowLastColumn="0" w:lastRowFirstColumn="0" w:lastRowLastColumn="0"/>
+              <w:rPr>
+                <w:rFonts w:ascii="Trebuchet MS" w:eastAsia="Trebuchet MS" w:hAnsi="Trebuchet MS" w:cs="Trebuchet MS"/>
+                <w:color w:val="1B1C1D"/>
+              </w:rPr>
+            </w:pPr>
+          </w:p>
+        </w:tc>
+        <w:tc>
+          <w:tcPr>
+            <w:tcW w:w="2902" w:type="dxa"/>
+          </w:tcPr>
+          <w:p>
+            <w:pPr>
+              <w:cnfStyle w:val="000000100000" w:firstRow="0" w:lastRow="0" w:firstColumn="0" w:lastColumn="0" w:oddVBand="0" w:evenVBand="0" w:oddHBand="1" w:evenHBand="0" w:firstRowFirstColumn="0" w:firstRowLastColumn="0" w:lastRowFirstColumn="0" w:lastRowLastColumn="0"/>
+              <w:rPr>
+                <w:rFonts w:ascii="Trebuchet MS" w:eastAsia="Trebuchet MS" w:hAnsi="Trebuchet MS" w:cs="Trebuchet MS"/>
+                <w:color w:val="1B1C1D"/>
+              </w:rPr>
+            </w:pPr>
+            <w:r>
+              <w:rPr>
+                <w:rFonts w:ascii="Trebuchet MS" w:eastAsia="Trebuchet MS" w:hAnsi="Trebuchet MS" w:cs="Trebuchet MS"/>
+                <w:color w:val="1B1C1D"/>
+              </w:rPr>
+              <w:t>Pages 6, 91, 7</w:t>
+            </w:r>
+          </w:p>
+        </w:tc>
+      </w:tr>
+      <w:tr>
+        <w:trPr>
+          <w:trHeight w:val="312"/>
+        </w:trPr>
+        <w:tc>
+          <w:tcPr>
+            <w:cnfStyle w:val="001000000000" w:firstRow="0" w:lastRow="0" w:firstColumn="1" w:lastColumn="0" w:oddVBand="0" w:evenVBand="0" w:oddHBand="0" w:evenHBand="0" w:firstRowFirstColumn="0" w:firstRowLastColumn="0" w:lastRowFirstColumn="0" w:lastRowLastColumn="0"/>
+            <w:tcW w:w="593" w:type="dxa"/>
+          </w:tcPr>
+          <w:p>
+            <w:pPr>
+              <w:rPr>
+                <w:rFonts w:ascii="Trebuchet MS" w:eastAsia="Trebuchet MS" w:hAnsi="Trebuchet MS" w:cs="Trebuchet MS"/>
+                <w:color w:val="1B1C1D"/>
+              </w:rPr>
+            </w:pPr>
+          </w:p>
+        </w:tc>
+        <w:tc>
+          <w:tcPr>
+            <w:tcW w:w="2379" w:type="dxa"/>
+          </w:tcPr>
+          <w:p>
+            <w:pPr>
+              <w:cnfStyle w:val="000000000000" w:firstRow="0" w:lastRow="0" w:firstColumn="0" w:lastColumn="0" w:oddVBand="0" w:evenVBand="0" w:oddHBand="0" w:evenHBand="0" w:firstRowFirstColumn="0" w:firstRowLastColumn="0" w:lastRowFirstColumn="0" w:lastRowLastColumn="0"/>
+              <w:rPr>
+                <w:rFonts w:ascii="Trebuchet MS" w:eastAsia="Trebuchet MS" w:hAnsi="Trebuchet MS" w:cs="Trebuchet MS"/>
+                <w:color w:val="1B1C1D"/>
+              </w:rPr>
+            </w:pPr>
+          </w:p>
+        </w:tc>
+        <w:tc>
+          <w:tcPr>
+            <w:tcW w:w="4152" w:type="dxa"/>
+          </w:tcPr>
+          <w:p>
+            <w:pPr>
+              <w:cnfStyle w:val="000000000000" w:firstRow="0" w:lastRow="0" w:firstColumn="0" w:lastColumn="0" w:oddVBand="0" w:evenVBand="0" w:oddHBand="0" w:evenHBand="0" w:firstRowFirstColumn="0" w:firstRowLastColumn="0" w:lastRowFirstColumn="0" w:lastRowLastColumn="0"/>
+              <w:rPr>
+                <w:rFonts w:ascii="Trebuchet MS" w:eastAsia="Trebuchet MS" w:hAnsi="Trebuchet MS" w:cs="Trebuchet MS"/>
+                <w:color w:val="1B1C1D"/>
+              </w:rPr>
+            </w:pPr>
+            <w:r>
+              <w:rPr>
+                <w:rFonts w:ascii="Trebuchet MS" w:eastAsia="Trebuchet MS" w:hAnsi="Trebuchet MS" w:cs="Trebuchet MS"/>
+                <w:color w:val="1B1C1D"/>
+              </w:rPr>
+              <w:t>Added a new page after List of Tables for Abbreviations</w:t>
+            </w:r>
+          </w:p>
+        </w:tc>
+        <w:tc>
+          <w:tcPr>
+            <w:tcW w:w="2902" w:type="dxa"/>
+          </w:tcPr>
+          <w:p>
+            <w:pPr>
+              <w:cnfStyle w:val="000000000000" w:firstRow="0" w:lastRow="0" w:firstColumn="0" w:lastColumn="0" w:oddVBand="0" w:evenVBand="0" w:oddHBand="0" w:evenHBand="0" w:firstRowFirstColumn="0" w:firstRowLastColumn="0" w:lastRowFirstColumn="0" w:lastRowLastColumn="0"/>
+              <w:rPr>
+                <w:rFonts w:ascii="Trebuchet MS" w:eastAsia="Trebuchet MS" w:hAnsi="Trebuchet MS" w:cs="Trebuchet MS"/>
+                <w:color w:val="1B1C1D"/>
+              </w:rPr>
+            </w:pPr>
+            <w:r>
+              <w:rPr>
+                <w:rFonts w:ascii="Trebuchet MS" w:eastAsia="Trebuchet MS" w:hAnsi="Trebuchet MS" w:cs="Trebuchet MS"/>
+                <w:color w:val="1B1C1D"/>
+              </w:rPr>
+              <w:t>xv</w:t>
+            </w:r>
+          </w:p>
+        </w:tc>
+      </w:tr>
+      <w:tr>
+        <w:trPr>
+          <w:cnfStyle w:val="000000100000" w:firstRow="0" w:lastRow="0" w:firstColumn="0" w:lastColumn="0" w:oddVBand="0" w:evenVBand="0" w:oddHBand="1" w:evenHBand="0" w:firstRowFirstColumn="0" w:firstRowLastColumn="0" w:lastRowFirstColumn="0" w:lastRowLastColumn="0"/>
+          <w:trHeight w:val="312"/>
+        </w:trPr>
+        <w:tc>
+          <w:tcPr>
+            <w:cnfStyle w:val="001000000000" w:firstRow="0" w:lastRow="0" w:firstColumn="1" w:lastColumn="0" w:oddVBand="0" w:evenVBand="0" w:oddHBand="0" w:evenHBand="0" w:firstRowFirstColumn="0" w:firstRowLastColumn="0" w:lastRowFirstColumn="0" w:lastRowLastColumn="0"/>
+            <w:tcW w:w="593" w:type="dxa"/>
+          </w:tcPr>
+          <w:p>
+            <w:pPr>
+              <w:rPr>
+                <w:rFonts w:ascii="Trebuchet MS" w:eastAsia="Trebuchet MS" w:hAnsi="Trebuchet MS" w:cs="Trebuchet MS"/>
+                <w:color w:val="1B1C1D"/>
+              </w:rPr>
+            </w:pPr>
+          </w:p>
+        </w:tc>
+        <w:tc>
+          <w:tcPr>
+            <w:tcW w:w="2379" w:type="dxa"/>
+          </w:tcPr>
+          <w:p>
+            <w:pPr>
+              <w:cnfStyle w:val="000000100000" w:firstRow="0" w:lastRow="0" w:firstColumn="0" w:lastColumn="0" w:oddVBand="0" w:evenVBand="0" w:oddHBand="1" w:evenHBand="0" w:firstRowFirstColumn="0" w:firstRowLastColumn="0" w:lastRowFirstColumn="0" w:lastRowLastColumn="0"/>
+              <w:rPr>
+                <w:rFonts w:ascii="Trebuchet MS" w:eastAsia="Trebuchet MS" w:hAnsi="Trebuchet MS" w:cs="Trebuchet MS"/>
+                <w:color w:val="1B1C1D"/>
+              </w:rPr>
+            </w:pPr>
+          </w:p>
+        </w:tc>
+        <w:tc>
+          <w:tcPr>
+            <w:tcW w:w="4152" w:type="dxa"/>
+          </w:tcPr>
+          <w:p>
+            <w:pPr>
+              <w:cnfStyle w:val="000000100000" w:firstRow="0" w:lastRow="0" w:firstColumn="0" w:lastColumn="0" w:oddVBand="0" w:evenVBand="0" w:oddHBand="1" w:evenHBand="0" w:firstRowFirstColumn="0" w:firstRowLastColumn="0" w:lastRowFirstColumn="0" w:lastRowLastColumn="0"/>
+              <w:rPr>
+                <w:rFonts w:ascii="Trebuchet MS" w:eastAsia="Trebuchet MS" w:hAnsi="Trebuchet MS" w:cs="Trebuchet MS"/>
+                <w:color w:val="1B1C1D"/>
+              </w:rPr>
+            </w:pPr>
+            <w:r>
+              <w:rPr>
+                <w:rFonts w:ascii="Trebuchet MS" w:eastAsia="Trebuchet MS" w:hAnsi="Trebuchet MS" w:cs="Trebuchet MS"/>
+                <w:color w:val="1B1C1D"/>
+              </w:rPr>
+              <w:t>Repetition: I deleted this repeted paragraph it was appearing a second time</w:t>
+            </w:r>
+          </w:p>
+        </w:tc>
+        <w:tc>
+          <w:tcPr>
+            <w:tcW w:w="2902" w:type="dxa"/>
+          </w:tcPr>
+          <w:p>
+            <w:pPr>
+              <w:cnfStyle w:val="000000100000" w:firstRow="0" w:lastRow="0" w:firstColumn="0" w:lastColumn="0" w:oddVBand="0" w:evenVBand="0" w:oddHBand="1" w:evenHBand="0" w:firstRowFirstColumn="0" w:firstRowLastColumn="0" w:lastRowFirstColumn="0" w:lastRowLastColumn="0"/>
+              <w:rPr>
+                <w:rFonts w:ascii="Trebuchet MS" w:eastAsia="Trebuchet MS" w:hAnsi="Trebuchet MS" w:cs="Trebuchet MS"/>
+                <w:color w:val="1B1C1D"/>
+              </w:rPr>
+            </w:pPr>
+          </w:p>
+        </w:tc>
+      </w:tr>
+      <w:tr>
+        <w:trPr>
+          <w:trHeight w:val="312"/>
+        </w:trPr>
+        <w:tc>
+          <w:tcPr>
+            <w:cnfStyle w:val="001000000000" w:firstRow="0" w:lastRow="0" w:firstColumn="1" w:lastColumn="0" w:oddVBand="0" w:evenVBand="0" w:oddHBand="0" w:evenHBand="0" w:firstRowFirstColumn="0" w:firstRowLastColumn="0" w:lastRowFirstColumn="0" w:lastRowLastColumn="0"/>
+            <w:tcW w:w="593" w:type="dxa"/>
+          </w:tcPr>
+          <w:p>
+            <w:pPr>
+              <w:rPr>
+                <w:rFonts w:ascii="Trebuchet MS" w:eastAsia="Trebuchet MS" w:hAnsi="Trebuchet MS" w:cs="Trebuchet MS"/>
+                <w:color w:val="1B1C1D"/>
+              </w:rPr>
+            </w:pPr>
+          </w:p>
+        </w:tc>
+        <w:tc>
+          <w:tcPr>
+            <w:tcW w:w="2379" w:type="dxa"/>
+          </w:tcPr>
+          <w:p>
+            <w:pPr>
+              <w:cnfStyle w:val="000000000000" w:firstRow="0" w:lastRow="0" w:firstColumn="0" w:lastColumn="0" w:oddVBand="0" w:evenVBand="0" w:oddHBand="0" w:evenHBand="0" w:firstRowFirstColumn="0" w:firstRowLastColumn="0" w:lastRowFirstColumn="0" w:lastRowLastColumn="0"/>
+              <w:rPr>
+                <w:rFonts w:ascii="Trebuchet MS" w:eastAsia="Trebuchet MS" w:hAnsi="Trebuchet MS" w:cs="Trebuchet MS"/>
+                <w:color w:val="1B1C1D"/>
+              </w:rPr>
+            </w:pPr>
+          </w:p>
+        </w:tc>
+        <w:tc>
+          <w:tcPr>
+            <w:tcW w:w="4152" w:type="dxa"/>
+          </w:tcPr>
+          <w:p>
+            <w:pPr>
+              <w:cnfStyle w:val="000000000000" w:firstRow="0" w:lastRow="0" w:firstColumn="0" w:lastColumn="0" w:oddVBand="0" w:evenVBand="0" w:oddHBand="0" w:evenHBand="0" w:firstRowFirstColumn="0" w:firstRowLastColumn="0" w:lastRowFirstColumn="0" w:lastRowLastColumn="0"/>
+              <w:rPr>
+                <w:rFonts w:ascii="Trebuchet MS" w:eastAsia="Trebuchet MS" w:hAnsi="Trebuchet MS" w:cs="Trebuchet MS"/>
+                <w:color w:val="1B1C1D"/>
+              </w:rPr>
+            </w:pPr>
+            <w:r>
+              <w:rPr>
+                <w:rFonts w:ascii="Trebuchet MS" w:eastAsia="Trebuchet MS" w:hAnsi="Trebuchet MS" w:cs="Trebuchet MS"/>
+                <w:color w:val="1B1C1D"/>
+              </w:rPr>
+              <w:t>Expanded Future Research Section 6.5</w:t>
+            </w:r>
+          </w:p>
+        </w:tc>
+        <w:tc>
+          <w:tcPr>
+            <w:tcW w:w="2902" w:type="dxa"/>
+          </w:tcPr>
+          <w:p>
+            <w:pPr>
+              <w:cnfStyle w:val="000000000000" w:firstRow="0" w:lastRow="0" w:firstColumn="0" w:lastColumn="0" w:oddVBand="0" w:evenVBand="0" w:oddHBand="0" w:evenHBand="0" w:firstRowFirstColumn="0" w:firstRowLastColumn="0" w:lastRowFirstColumn="0" w:lastRowLastColumn="0"/>
+              <w:rPr>
+                <w:rFonts w:ascii="Trebuchet MS" w:eastAsia="Trebuchet MS" w:hAnsi="Trebuchet MS" w:cs="Trebuchet MS"/>
+                <w:color w:val="1B1C1D"/>
+              </w:rPr>
+            </w:pPr>
+            <w:r>
+              <w:rPr>
+                <w:rFonts w:ascii="Trebuchet MS" w:eastAsia="Trebuchet MS" w:hAnsi="Trebuchet MS" w:cs="Trebuchet MS"/>
+                <w:color w:val="1B1C1D"/>
+              </w:rPr>
+              <w:t>Pages 71, 72, 73</w:t>
+            </w:r>
+          </w:p>
+        </w:tc>
+      </w:tr>
+      <w:tr>
+        <w:trPr>
+          <w:cnfStyle w:val="000000100000" w:firstRow="0" w:lastRow="0" w:firstColumn="0" w:lastColumn="0" w:oddVBand="0" w:evenVBand="0" w:oddHBand="1" w:evenHBand="0" w:firstRowFirstColumn="0" w:firstRowLastColumn="0" w:lastRowFirstColumn="0" w:lastRowLastColumn="0"/>
+          <w:trHeight w:val="312"/>
+        </w:trPr>
+        <w:tc>
+          <w:tcPr>
+            <w:cnfStyle w:val="001000000000" w:firstRow="0" w:lastRow="0" w:firstColumn="1" w:lastColumn="0" w:oddVBand="0" w:evenVBand="0" w:oddHBand="0" w:evenHBand="0" w:firstRowFirstColumn="0" w:firstRowLastColumn="0" w:lastRowFirstColumn="0" w:lastRowLastColumn="0"/>
+            <w:tcW w:w="593" w:type="dxa"/>
+          </w:tcPr>
+          <w:p>
+            <w:pPr>
+              <w:rPr>
+                <w:rFonts w:ascii="Trebuchet MS" w:eastAsia="Trebuchet MS" w:hAnsi="Trebuchet MS" w:cs="Trebuchet MS"/>
+                <w:color w:val="1B1C1D"/>
+              </w:rPr>
+            </w:pPr>
+            <w:r>
+              <w:rPr>
+                <w:rFonts w:ascii="Trebuchet MS" w:eastAsia="Trebuchet MS" w:hAnsi="Trebuchet MS" w:cs="Trebuchet MS"/>
+                <w:color w:val="1B1C1D"/>
+              </w:rPr>
+              <w:t>14</w:t>
+            </w:r>
+          </w:p>
+        </w:tc>
+        <w:tc>
+          <w:tcPr>
+            <w:tcW w:w="2379" w:type="dxa"/>
+          </w:tcPr>
+          <w:p>
+            <w:pPr>
+              <w:cnfStyle w:val="000000100000" w:firstRow="0" w:lastRow="0" w:firstColumn="0" w:lastColumn="0" w:oddVBand="0" w:evenVBand="0" w:oddHBand="1" w:evenHBand="0" w:firstRowFirstColumn="0" w:firstRowLastColumn="0" w:lastRowFirstColumn="0" w:lastRowLastColumn="0"/>
+              <w:rPr>
+                <w:rFonts w:ascii="Trebuchet MS" w:eastAsia="Trebuchet MS" w:hAnsi="Trebuchet MS" w:cs="Trebuchet MS"/>
+                <w:color w:val="1B1C1D"/>
+              </w:rPr>
+            </w:pPr>
+            <w:r>
+              <w:rPr>
+                <w:rFonts w:ascii="Trebuchet MS" w:eastAsia="Trebuchet MS" w:hAnsi="Trebuchet MS" w:cs="Trebuchet MS"/>
+                <w:color w:val="1B1C1D"/>
+              </w:rPr>
+              <w:t>Reconsider the title of the thesis, as the implemented solution is essentially a classification model rather than a recommender system.</w:t>
+            </w:r>
+          </w:p>
+        </w:tc>
+        <w:tc>
+          <w:tcPr>
+            <w:tcW w:w="4152" w:type="dxa"/>
+          </w:tcPr>
+          <w:p>
+            <w:pPr>
+              <w:cnfStyle w:val="000000100000" w:firstRow="0" w:lastRow="0" w:firstColumn="0" w:lastColumn="0" w:oddVBand="0" w:evenVBand="0" w:oddHBand="1" w:evenHBand="0" w:firstRowFirstColumn="0" w:firstRowLastColumn="0" w:lastRowFirstColumn="0" w:lastRowLastColumn="0"/>
+              <w:rPr>
+                <w:rFonts w:ascii="Trebuchet MS" w:eastAsia="Trebuchet MS" w:hAnsi="Trebuchet MS" w:cs="Trebuchet MS"/>
+                <w:color w:val="1B1C1D"/>
+              </w:rPr>
+            </w:pPr>
+            <w:r>
+              <w:rPr>
+                <w:rFonts w:ascii="Trebuchet MS" w:eastAsia="Trebuchet MS" w:hAnsi="Trebuchet MS" w:cs="Trebuchet MS"/>
+                <w:color w:val="1B1C1D"/>
+              </w:rPr>
+              <w:t>Chapter 3 Section 3.1 as modified to justify the framing</w:t>
+            </w:r>
+          </w:p>
+        </w:tc>
+        <w:tc>
+          <w:tcPr>
+            <w:tcW w:w="2902" w:type="dxa"/>
+          </w:tcPr>
+          <w:p>
+            <w:pPr>
+              <w:cnfStyle w:val="000000100000" w:firstRow="0" w:lastRow="0" w:firstColumn="0" w:lastColumn="0" w:oddVBand="0" w:evenVBand="0" w:oddHBand="1" w:evenHBand="0" w:firstRowFirstColumn="0" w:firstRowLastColumn="0" w:lastRowFirstColumn="0" w:lastRowLastColumn="0"/>
+              <w:rPr>
+                <w:rFonts w:ascii="Trebuchet MS" w:eastAsia="Trebuchet MS" w:hAnsi="Trebuchet MS" w:cs="Trebuchet MS"/>
+                <w:color w:val="1B1C1D"/>
+              </w:rPr>
+            </w:pPr>
+            <w:r>
+              <w:rPr>
+                <w:rFonts w:ascii="Trebuchet MS" w:eastAsia="Trebuchet MS" w:hAnsi="Trebuchet MS" w:cs="Trebuchet MS"/>
+                <w:color w:val="1B1C1D"/>
+              </w:rPr>
+              <w:t>Pages 29</w:t>
+            </w:r>
+          </w:p>
+        </w:tc>
+      </w:tr>
+      <w:tr>
+        <w:trPr>
+          <w:trHeight w:val="312"/>
+        </w:trPr>
+        <w:tc>
+          <w:tcPr>
+            <w:cnfStyle w:val="001000000000" w:firstRow="0" w:lastRow="0" w:firstColumn="1" w:lastColumn="0" w:oddVBand="0" w:evenVBand="0" w:oddHBand="0" w:evenHBand="0" w:firstRowFirstColumn="0" w:firstRowLastColumn="0" w:lastRowFirstColumn="0" w:lastRowLastColumn="0"/>
+            <w:tcW w:w="10026" w:type="dxa"/>
+            <w:gridSpan w:val="4"/>
+          </w:tcPr>
+          <w:p>
+            <w:pPr>
+              <w:jc w:val="center"/>
+              <w:rPr>
+                <w:rFonts w:ascii="Trebuchet MS" w:eastAsia="Trebuchet MS" w:hAnsi="Trebuchet MS" w:cs="Trebuchet MS"/>
+                <w:color w:val="1B1C1D"/>
+              </w:rPr>
+            </w:pPr>
+            <w:r>
+              <w:rPr>
+                <w:rFonts w:ascii="Trebuchet MS" w:eastAsia="Trebuchet MS" w:hAnsi="Trebuchet MS" w:cs="Trebuchet MS"/>
+                <w:color w:val="1B1C1D"/>
+              </w:rPr>
+              <w:t>PANELLISTS' COMMENTS</w:t>
+            </w:r>
+          </w:p>
+        </w:tc>
+      </w:tr>
+      <w:tr>
+        <w:trPr>
+          <w:cnfStyle w:val="000000100000" w:firstRow="0" w:lastRow="0" w:firstColumn="0" w:lastColumn="0" w:oddVBand="0" w:evenVBand="0" w:oddHBand="1" w:evenHBand="0" w:firstRowFirstColumn="0" w:firstRowLastColumn="0" w:lastRowFirstColumn="0" w:lastRowLastColumn="0"/>
+          <w:trHeight w:val="312"/>
+        </w:trPr>
+        <w:tc>
+          <w:tcPr>
+            <w:cnfStyle w:val="001000000000" w:firstRow="0" w:lastRow="0" w:firstColumn="1" w:lastColumn="0" w:oddVBand="0" w:evenVBand="0" w:oddHBand="0" w:evenHBand="0" w:firstRowFirstColumn="0" w:firstRowLastColumn="0" w:lastRowFirstColumn="0" w:lastRowLastColumn="0"/>
+            <w:tcW w:w="593" w:type="dxa"/>
+          </w:tcPr>
+          <w:p>
+            <w:pPr>
+              <w:rPr>
+                <w:rFonts w:ascii="Trebuchet MS" w:eastAsia="Trebuchet MS" w:hAnsi="Trebuchet MS" w:cs="Trebuchet MS"/>
+                <w:color w:val="1B1C1D"/>
+              </w:rPr>
+            </w:pPr>
+            <w:r>
+              <w:rPr>
+                <w:rFonts w:ascii="Trebuchet MS" w:eastAsia="Trebuchet MS" w:hAnsi="Trebuchet MS" w:cs="Trebuchet MS"/>
+                <w:color w:val="1B1C1D"/>
+              </w:rPr>
+              <w:t>15</w:t>
+            </w:r>
+          </w:p>
+        </w:tc>
+        <w:tc>
+          <w:tcPr>
+            <w:tcW w:w="2379" w:type="dxa"/>
+          </w:tcPr>
+          <w:p>
+            <w:pPr>
+              <w:cnfStyle w:val="000000100000" w:firstRow="0" w:lastRow="0" w:firstColumn="0" w:lastColumn="0" w:oddVBand="0" w:evenVBand="0" w:oddHBand="1" w:evenHBand="0" w:firstRowFirstColumn="0" w:firstRowLastColumn="0" w:lastRowFirstColumn="0" w:lastRowLastColumn="0"/>
+              <w:rPr>
+                <w:rFonts w:ascii="Trebuchet MS" w:eastAsia="Trebuchet MS" w:hAnsi="Trebuchet MS" w:cs="Trebuchet MS"/>
+                <w:color w:val="1B1C1D"/>
+              </w:rPr>
+            </w:pPr>
+            <w:r>
+              <w:rPr>
+                <w:rFonts w:ascii="Trebuchet MS" w:eastAsia="Trebuchet MS" w:hAnsi="Trebuchet MS" w:cs="Trebuchet MS"/>
+                <w:color w:val="1B1C1D"/>
+              </w:rPr>
+              <w:t xml:space="preserve">Revise the project title to accurately reflect the study as a multiclass </w:t>
+            </w:r>
+            <w:r>
+              <w:rPr>
+                <w:rFonts w:ascii="Trebuchet MS" w:eastAsia="Trebuchet MS" w:hAnsi="Trebuchet MS" w:cs="Trebuchet MS"/>
+                <w:color w:val="1B1C1D"/>
+              </w:rPr>
+              <w:lastRenderedPageBreak/>
+              <w:t>machine learning classification problem, unless a recommendation system methodology can be clearly justified and demonstrated.</w:t>
+            </w:r>
+          </w:p>
+        </w:tc>
+        <w:tc>
+          <w:tcPr>
+            <w:tcW w:w="4152" w:type="dxa"/>
+          </w:tcPr>
+          <w:p>
+            <w:pPr>
+              <w:spacing w:after="140" w:line="300" w:lineRule="auto"/>
+              <w:jc w:val="both"/>
+              <w:cnfStyle w:val="000000100000" w:firstRow="0" w:lastRow="0" w:firstColumn="0" w:lastColumn="0" w:oddVBand="0" w:evenVBand="0" w:oddHBand="1" w:evenHBand="0" w:firstRowFirstColumn="0" w:firstRowLastColumn="0" w:lastRowFirstColumn="0" w:lastRowLastColumn="0"/>
+              <w:rPr>
+                <w:rFonts w:ascii="Trebuchet MS" w:eastAsia="Trebuchet MS" w:hAnsi="Trebuchet MS" w:cs="Trebuchet MS"/>
+                <w:color w:val="1B1C1D"/>
+              </w:rPr>
+            </w:pPr>
+            <w:r>
+              <w:rPr>
+                <w:rFonts w:ascii="Trebuchet MS" w:eastAsia="Trebuchet MS" w:hAnsi="Trebuchet MS" w:cs="Trebuchet MS"/>
+                <w:color w:val="1B1C1D"/>
+              </w:rPr>
+              <w:lastRenderedPageBreak/>
+              <w:t xml:space="preserve">The paragraph Ch2 justifies WHY classification-based </w:t>
+            </w:r>
+            <w:r>
+              <w:rPr>
+                <w:rFonts w:ascii="Trebuchet MS" w:eastAsia="Trebuchet MS" w:hAnsi="Trebuchet MS" w:cs="Trebuchet MS"/>
+                <w:color w:val="1B1C1D"/>
+              </w:rPr>
+              <w:lastRenderedPageBreak/>
+              <w:t xml:space="preserve">recommendation is a legitimate recommender paradigm. </w:t>
+            </w:r>
+          </w:p>
+          <w:p>
+            <w:pPr>
+              <w:cnfStyle w:val="000000100000" w:firstRow="0" w:lastRow="0" w:firstColumn="0" w:lastColumn="0" w:oddVBand="0" w:evenVBand="0" w:oddHBand="1" w:evenHBand="0" w:firstRowFirstColumn="0" w:firstRowLastColumn="0" w:lastRowFirstColumn="0" w:lastRowLastColumn="0"/>
+              <w:rPr>
+                <w:rFonts w:ascii="Trebuchet MS" w:eastAsia="Trebuchet MS" w:hAnsi="Trebuchet MS" w:cs="Trebuchet MS"/>
+                <w:color w:val="1B1C1D"/>
+              </w:rPr>
+            </w:pPr>
+            <w:r>
+              <w:rPr>
+                <w:rFonts w:ascii="Trebuchet MS" w:eastAsia="Trebuchet MS" w:hAnsi="Trebuchet MS" w:cs="Trebuchet MS"/>
+                <w:color w:val="1B1C1D"/>
+              </w:rPr>
+              <w:t xml:space="preserve">The paragraph in Ch3 explains HOW this study uses it. Together these satisfy this comment </w:t>
+            </w:r>
+            <w:r>
+              <w:rPr>
+                <w:rFonts w:ascii="Trebuchet MS" w:eastAsia="Trebuchet MS" w:hAnsi="Trebuchet MS" w:cs="Trebuchet MS"/>
+                <w:color w:val="1B1C1D"/>
+              </w:rPr>
+              <w:t>after the Title Change</w:t>
+            </w:r>
+          </w:p>
+        </w:tc>
+        <w:tc>
+          <w:tcPr>
+            <w:tcW w:w="2902" w:type="dxa"/>
+          </w:tcPr>
+          <w:p>
+            <w:pPr>
+              <w:spacing w:after="140" w:line="300" w:lineRule="auto"/>
+              <w:jc w:val="both"/>
+              <w:cnfStyle w:val="000000100000" w:firstRow="0" w:lastRow="0" w:firstColumn="0" w:lastColumn="0" w:oddVBand="0" w:evenVBand="0" w:oddHBand="1" w:evenHBand="0" w:firstRowFirstColumn="0" w:firstRowLastColumn="0" w:lastRowFirstColumn="0" w:lastRowLastColumn="0"/>
+              <w:rPr>
+                <w:rFonts w:ascii="Trebuchet MS" w:eastAsia="Trebuchet MS" w:hAnsi="Trebuchet MS" w:cs="Trebuchet MS"/>
+                <w:color w:val="1B1C1D"/>
+              </w:rPr>
+            </w:pPr>
+            <w:r>
+              <w:rPr>
+                <w:rFonts w:ascii="Trebuchet MS" w:eastAsia="Trebuchet MS" w:hAnsi="Trebuchet MS" w:cs="Trebuchet MS"/>
+                <w:color w:val="1B1C1D"/>
+              </w:rPr>
+              <w:lastRenderedPageBreak/>
+              <w:t>Pages 3</w:t>
+            </w:r>
+          </w:p>
+        </w:tc>
+      </w:tr>
+      <w:tr>
+        <w:trPr>
+          <w:trHeight w:val="312"/>
+        </w:trPr>
+        <w:tc>
+          <w:tcPr>
+            <w:cnfStyle w:val="001000000000" w:firstRow="0" w:lastRow="0" w:firstColumn="1" w:lastColumn="0" w:oddVBand="0" w:evenVBand="0" w:oddHBand="0" w:evenHBand="0" w:firstRowFirstColumn="0" w:firstRowLastColumn="0" w:lastRowFirstColumn="0" w:lastRowLastColumn="0"/>
+            <w:tcW w:w="593" w:type="dxa"/>
+          </w:tcPr>
+          <w:p>
+            <w:pPr>
+              <w:rPr>
+                <w:rFonts w:ascii="Trebuchet MS" w:eastAsia="Trebuchet MS" w:hAnsi="Trebuchet MS" w:cs="Trebuchet MS"/>
+                <w:color w:val="1B1C1D"/>
+              </w:rPr>
+            </w:pPr>
+            <w:r>
+              <w:rPr>
+                <w:rFonts w:ascii="Trebuchet MS" w:eastAsia="Trebuchet MS" w:hAnsi="Trebuchet MS" w:cs="Trebuchet MS"/>
+                <w:color w:val="1B1C1D"/>
+              </w:rPr>
+              <w:lastRenderedPageBreak/>
+              <w:t>16</w:t>
+            </w:r>
+          </w:p>
+        </w:tc>
+        <w:tc>
+          <w:tcPr>
+            <w:tcW w:w="2379" w:type="dxa"/>
+          </w:tcPr>
+          <w:p>
+            <w:pPr>
+              <w:cnfStyle w:val="000000000000" w:firstRow="0" w:lastRow="0" w:firstColumn="0" w:lastColumn="0" w:oddVBand="0" w:evenVBand="0" w:oddHBand="0" w:evenHBand="0" w:firstRowFirstColumn="0" w:firstRowLastColumn="0" w:lastRowFirstColumn="0" w:lastRowLastColumn="0"/>
+              <w:rPr>
+                <w:rFonts w:ascii="Trebuchet MS" w:eastAsia="Trebuchet MS" w:hAnsi="Trebuchet MS" w:cs="Trebuchet MS"/>
+                <w:color w:val="1B1C1D"/>
+              </w:rPr>
+            </w:pPr>
+            <w:r>
+              <w:rPr>
+                <w:rFonts w:ascii="Trebuchet MS" w:eastAsia="Trebuchet MS" w:hAnsi="Trebuchet MS" w:cs="Trebuchet MS"/>
+                <w:color w:val="1B1C1D"/>
+              </w:rPr>
+              <w:t>Expand the discussion of model evaluation metrics by explaining their significance, interpretation, and relevance to model selection and deployment in a real-world business environment.</w:t>
+            </w:r>
+          </w:p>
+        </w:tc>
+        <w:tc>
+          <w:tcPr>
+            <w:tcW w:w="4152" w:type="dxa"/>
+          </w:tcPr>
+          <w:p>
+            <w:pPr>
+              <w:cnfStyle w:val="000000000000" w:firstRow="0" w:lastRow="0" w:firstColumn="0" w:lastColumn="0" w:oddVBand="0" w:evenVBand="0" w:oddHBand="0" w:evenHBand="0" w:firstRowFirstColumn="0" w:firstRowLastColumn="0" w:lastRowFirstColumn="0" w:lastRowLastColumn="0"/>
+              <w:rPr>
+                <w:rFonts w:ascii="Trebuchet MS" w:eastAsia="Trebuchet MS" w:hAnsi="Trebuchet MS" w:cs="Trebuchet MS"/>
+                <w:color w:val="1B1C1D"/>
+              </w:rPr>
+            </w:pPr>
+            <w:r>
+              <w:rPr>
+                <w:rFonts w:ascii="Trebuchet MS" w:eastAsia="Trebuchet MS" w:hAnsi="Trebuchet MS" w:cs="Trebuchet MS"/>
+                <w:color w:val="1B1C1D"/>
+              </w:rPr>
+              <w:t>Chapter 4 — immediately after Table 7 (Model Comparison), before the paragraph that starts 'XGBoost achieved the highest F1-Score' I added a paragraph</w:t>
+            </w:r>
+          </w:p>
+        </w:tc>
+        <w:tc>
+          <w:tcPr>
+            <w:tcW w:w="2902" w:type="dxa"/>
+          </w:tcPr>
+          <w:p>
+            <w:pPr>
+              <w:cnfStyle w:val="000000000000" w:firstRow="0" w:lastRow="0" w:firstColumn="0" w:lastColumn="0" w:oddVBand="0" w:evenVBand="0" w:oddHBand="0" w:evenHBand="0" w:firstRowFirstColumn="0" w:firstRowLastColumn="0" w:lastRowFirstColumn="0" w:lastRowLastColumn="0"/>
+              <w:rPr>
+                <w:rFonts w:ascii="Trebuchet MS" w:eastAsia="Trebuchet MS" w:hAnsi="Trebuchet MS" w:cs="Trebuchet MS"/>
+                <w:color w:val="1B1C1D"/>
+              </w:rPr>
+            </w:pPr>
+            <w:r>
+              <w:rPr>
+                <w:rFonts w:ascii="Trebuchet MS" w:eastAsia="Trebuchet MS" w:hAnsi="Trebuchet MS" w:cs="Trebuchet MS"/>
+                <w:color w:val="1B1C1D"/>
+              </w:rPr>
+              <w:t>Pages 50, 51</w:t>
+            </w:r>
+          </w:p>
+        </w:tc>
+      </w:tr>
+      <w:tr>
+        <w:trPr>
+          <w:cnfStyle w:val="000000100000" w:firstRow="0" w:lastRow="0" w:firstColumn="0" w:lastColumn="0" w:oddVBand="0" w:evenVBand="0" w:oddHBand="1" w:evenHBand="0" w:firstRowFirstColumn="0" w:firstRowLastColumn="0" w:lastRowFirstColumn="0" w:lastRowLastColumn="0"/>
+          <w:trHeight w:val="312"/>
+        </w:trPr>
+        <w:tc>
+          <w:tcPr>
+            <w:cnfStyle w:val="001000000000" w:firstRow="0" w:lastRow="0" w:firstColumn="1" w:lastColumn="0" w:oddVBand="0" w:evenVBand="0" w:oddHBand="0" w:evenHBand="0" w:firstRowFirstColumn="0" w:firstRowLastColumn="0" w:lastRowFirstColumn="0" w:lastRowLastColumn="0"/>
+            <w:tcW w:w="593" w:type="dxa"/>
+          </w:tcPr>
+          <w:p>
+            <w:pPr>
+              <w:rPr>
+                <w:rFonts w:ascii="Trebuchet MS" w:eastAsia="Trebuchet MS" w:hAnsi="Trebuchet MS" w:cs="Trebuchet MS"/>
+                <w:color w:val="1B1C1D"/>
+              </w:rPr>
+            </w:pPr>
+            <w:r>
+              <w:rPr>
+                <w:rFonts w:ascii="Trebuchet MS" w:eastAsia="Trebuchet MS" w:hAnsi="Trebuchet MS" w:cs="Trebuchet MS"/>
+                <w:color w:val="1B1C1D"/>
+              </w:rPr>
+              <w:t>17</w:t>
+            </w:r>
+          </w:p>
+        </w:tc>
+        <w:tc>
+          <w:tcPr>
+            <w:tcW w:w="2379" w:type="dxa"/>
+          </w:tcPr>
+          <w:p>
+            <w:pPr>
+              <w:cnfStyle w:val="000000100000" w:firstRow="0" w:lastRow="0" w:firstColumn="0" w:lastColumn="0" w:oddVBand="0" w:evenVBand="0" w:oddHBand="1" w:evenHBand="0" w:firstRowFirstColumn="0" w:firstRowLastColumn="0" w:lastRowFirstColumn="0" w:lastRowLastColumn="0"/>
+              <w:rPr>
+                <w:rFonts w:ascii="Trebuchet MS" w:eastAsia="Trebuchet MS" w:hAnsi="Trebuchet MS" w:cs="Trebuchet MS"/>
+                <w:color w:val="1B1C1D"/>
+              </w:rPr>
+            </w:pPr>
+            <w:r>
+              <w:rPr>
+                <w:rFonts w:ascii="Trebuchet MS" w:eastAsia="Trebuchet MS" w:hAnsi="Trebuchet MS" w:cs="Trebuchet MS"/>
+                <w:color w:val="1B1C1D"/>
+              </w:rPr>
+              <w:t>Justify the choice of the selected machine learning model, including a discussion of model interpretability and the role of Explainable Artificial Intelligence (XAI) in supporting business decision-making.</w:t>
+            </w:r>
+          </w:p>
+        </w:tc>
+        <w:tc>
+          <w:tcPr>
+            <w:tcW w:w="4152" w:type="dxa"/>
+          </w:tcPr>
+          <w:p>
+            <w:pPr>
+              <w:cnfStyle w:val="000000100000" w:firstRow="0" w:lastRow="0" w:firstColumn="0" w:lastColumn="0" w:oddVBand="0" w:evenVBand="0" w:oddHBand="1" w:evenHBand="0" w:firstRowFirstColumn="0" w:firstRowLastColumn="0" w:lastRowFirstColumn="0" w:lastRowLastColumn="0"/>
+              <w:rPr>
+                <w:rFonts w:ascii="Trebuchet MS" w:eastAsia="Trebuchet MS" w:hAnsi="Trebuchet MS" w:cs="Trebuchet MS"/>
+                <w:color w:val="1B1C1D"/>
+              </w:rPr>
+            </w:pPr>
+            <w:r>
+              <w:rPr>
+                <w:rFonts w:ascii="Trebuchet MS" w:eastAsia="Trebuchet MS" w:hAnsi="Trebuchet MS" w:cs="Trebuchet MS"/>
+                <w:color w:val="1B1C1D"/>
+              </w:rPr>
+              <w:t>In Chapter 5 — I added as new Section 5.3.4 'Model Interpretability and Explainable AI', inside Section 5.3 (Discussion of Model Performance).</w:t>
+            </w:r>
+          </w:p>
+        </w:tc>
+        <w:tc>
+          <w:tcPr>
+            <w:tcW w:w="2902" w:type="dxa"/>
+          </w:tcPr>
+          <w:p>
+            <w:pPr>
+              <w:cnfStyle w:val="000000100000" w:firstRow="0" w:lastRow="0" w:firstColumn="0" w:lastColumn="0" w:oddVBand="0" w:evenVBand="0" w:oddHBand="1" w:evenHBand="0" w:firstRowFirstColumn="0" w:firstRowLastColumn="0" w:lastRowFirstColumn="0" w:lastRowLastColumn="0"/>
+              <w:rPr>
+                <w:rFonts w:ascii="Trebuchet MS" w:eastAsia="Trebuchet MS" w:hAnsi="Trebuchet MS" w:cs="Trebuchet MS"/>
+                <w:color w:val="1B1C1D"/>
+              </w:rPr>
+            </w:pPr>
+            <w:r>
+              <w:rPr>
+                <w:rFonts w:ascii="Trebuchet MS" w:eastAsia="Trebuchet MS" w:hAnsi="Trebuchet MS" w:cs="Trebuchet MS"/>
+                <w:color w:val="1B1C1D"/>
+              </w:rPr>
+              <w:t>Pages 60, 61</w:t>
+            </w:r>
+          </w:p>
+        </w:tc>
+      </w:tr>
+      <w:tr>
+        <w:trPr>
+          <w:trHeight w:val="312"/>
+        </w:trPr>
+        <w:tc>
+          <w:tcPr>
+            <w:cnfStyle w:val="001000000000" w:firstRow="0" w:lastRow="0" w:firstColumn="1" w:lastColumn="0" w:oddVBand="0" w:evenVBand="0" w:oddHBand="0" w:evenHBand="0" w:firstRowFirstColumn="0" w:firstRowLastColumn="0" w:lastRowFirstColumn="0" w:lastRowLastColumn="0"/>
+            <w:tcW w:w="593" w:type="dxa"/>
+          </w:tcPr>
+          <w:p>
+            <w:pPr>
+              <w:rPr>
+                <w:rFonts w:ascii="Trebuchet MS" w:eastAsia="Trebuchet MS" w:hAnsi="Trebuchet MS" w:cs="Trebuchet MS"/>
+                <w:color w:val="1B1C1D"/>
+              </w:rPr>
+            </w:pPr>
+            <w:r>
+              <w:rPr>
+                <w:rFonts w:ascii="Trebuchet MS" w:eastAsia="Trebuchet MS" w:hAnsi="Trebuchet MS" w:cs="Trebuchet MS"/>
+                <w:color w:val="1B1C1D"/>
+              </w:rPr>
+              <w:t>18</w:t>
+            </w:r>
+          </w:p>
+        </w:tc>
+        <w:tc>
+          <w:tcPr>
+            <w:tcW w:w="2379" w:type="dxa"/>
+          </w:tcPr>
+          <w:p>
+            <w:pPr>
+              <w:cnfStyle w:val="000000000000" w:firstRow="0" w:lastRow="0" w:firstColumn="0" w:lastColumn="0" w:oddVBand="0" w:evenVBand="0" w:oddHBand="0" w:evenHBand="0" w:firstRowFirstColumn="0" w:firstRowLastColumn="0" w:lastRowFirstColumn="0" w:lastRowLastColumn="0"/>
+              <w:rPr>
+                <w:rFonts w:ascii="Trebuchet MS" w:eastAsia="Trebuchet MS" w:hAnsi="Trebuchet MS" w:cs="Trebuchet MS"/>
+                <w:color w:val="1B1C1D"/>
+              </w:rPr>
+            </w:pPr>
+            <w:r>
+              <w:rPr>
+                <w:rFonts w:ascii="Trebuchet MS" w:eastAsia="Trebuchet MS" w:hAnsi="Trebuchet MS" w:cs="Trebuchet MS"/>
+                <w:color w:val="1B1C1D"/>
+              </w:rPr>
+              <w:t>Include the qualitative research findings in the report, presenting the interview results, thematic analysis, and their contribution to the overall study.</w:t>
+            </w:r>
+          </w:p>
+        </w:tc>
+        <w:tc>
+          <w:tcPr>
+            <w:tcW w:w="4152" w:type="dxa"/>
+          </w:tcPr>
+          <w:p>
+            <w:pPr>
+              <w:cnfStyle w:val="000000000000" w:firstRow="0" w:lastRow="0" w:firstColumn="0" w:lastColumn="0" w:oddVBand="0" w:evenVBand="0" w:oddHBand="0" w:evenHBand="0" w:firstRowFirstColumn="0" w:firstRowLastColumn="0" w:lastRowFirstColumn="0" w:lastRowLastColumn="0"/>
+              <w:rPr>
+                <w:rFonts w:ascii="Trebuchet MS" w:eastAsia="Trebuchet MS" w:hAnsi="Trebuchet MS" w:cs="Trebuchet MS"/>
+                <w:color w:val="1B1C1D"/>
+              </w:rPr>
+            </w:pPr>
+            <w:r>
+              <w:rPr>
+                <w:rFonts w:ascii="Trebuchet MS" w:eastAsia="Trebuchet MS" w:hAnsi="Trebuchet MS" w:cs="Trebuchet MS"/>
+                <w:color w:val="1B1C1D"/>
+              </w:rPr>
+              <w:t>Chapter 4 — I added a new Section 4.6, after Section 4.5 (Projected Business Impact). This is the largest addition to my Thesis</w:t>
+            </w:r>
+          </w:p>
+        </w:tc>
+        <w:tc>
+          <w:tcPr>
+            <w:tcW w:w="2902" w:type="dxa"/>
+          </w:tcPr>
+          <w:p>
+            <w:pPr>
+              <w:cnfStyle w:val="000000000000" w:firstRow="0" w:lastRow="0" w:firstColumn="0" w:lastColumn="0" w:oddVBand="0" w:evenVBand="0" w:oddHBand="0" w:evenHBand="0" w:firstRowFirstColumn="0" w:firstRowLastColumn="0" w:lastRowFirstColumn="0" w:lastRowLastColumn="0"/>
+              <w:rPr>
+                <w:rFonts w:ascii="Trebuchet MS" w:eastAsia="Trebuchet MS" w:hAnsi="Trebuchet MS" w:cs="Trebuchet MS"/>
+                <w:color w:val="1B1C1D"/>
+              </w:rPr>
+            </w:pPr>
+            <w:r>
+              <w:rPr>
+                <w:rFonts w:ascii="Trebuchet MS" w:eastAsia="Trebuchet MS" w:hAnsi="Trebuchet MS" w:cs="Trebuchet MS"/>
+                <w:color w:val="1B1C1D"/>
+              </w:rPr>
+              <w:t xml:space="preserve">Pages 54, 55, 56, </w:t>
+            </w:r>
+          </w:p>
+        </w:tc>
+      </w:tr>
+      <w:tr>
+        <w:trPr>
+          <w:cnfStyle w:val="000000100000" w:firstRow="0" w:lastRow="0" w:firstColumn="0" w:lastColumn="0" w:oddVBand="0" w:evenVBand="0" w:oddHBand="1" w:evenHBand="0" w:firstRowFirstColumn="0" w:firstRowLastColumn="0" w:lastRowFirstColumn="0" w:lastRowLastColumn="0"/>
+          <w:trHeight w:val="312"/>
+        </w:trPr>
+        <w:tc>
+          <w:tcPr>
+            <w:cnfStyle w:val="001000000000" w:firstRow="0" w:lastRow="0" w:firstColumn="1" w:lastColumn="0" w:oddVBand="0" w:evenVBand="0" w:oddHBand="0" w:evenHBand="0" w:firstRowFirstColumn="0" w:firstRowLastColumn="0" w:lastRowFirstColumn="0" w:lastRowLastColumn="0"/>
+            <w:tcW w:w="593" w:type="dxa"/>
+          </w:tcPr>
+          <w:p>
+            <w:pPr>
+              <w:rPr>
+                <w:rFonts w:ascii="Trebuchet MS" w:eastAsia="Trebuchet MS" w:hAnsi="Trebuchet MS" w:cs="Trebuchet MS"/>
+                <w:color w:val="1B1C1D"/>
+              </w:rPr>
+            </w:pPr>
+            <w:r>
+              <w:rPr>
+                <w:rFonts w:ascii="Trebuchet MS" w:eastAsia="Trebuchet MS" w:hAnsi="Trebuchet MS" w:cs="Trebuchet MS"/>
+                <w:color w:val="1B1C1D"/>
+              </w:rPr>
+              <w:t>19</w:t>
+            </w:r>
+          </w:p>
+        </w:tc>
+        <w:tc>
+          <w:tcPr>
+            <w:tcW w:w="2379" w:type="dxa"/>
+          </w:tcPr>
+          <w:p>
+            <w:pPr>
+              <w:cnfStyle w:val="000000100000" w:firstRow="0" w:lastRow="0" w:firstColumn="0" w:lastColumn="0" w:oddVBand="0" w:evenVBand="0" w:oddHBand="1" w:evenHBand="0" w:firstRowFirstColumn="0" w:firstRowLastColumn="0" w:lastRowFirstColumn="0" w:lastRowLastColumn="0"/>
+              <w:rPr>
+                <w:rFonts w:ascii="Trebuchet MS" w:eastAsia="Trebuchet MS" w:hAnsi="Trebuchet MS" w:cs="Trebuchet MS"/>
+                <w:color w:val="1B1C1D"/>
+              </w:rPr>
+            </w:pPr>
+            <w:r>
+              <w:rPr>
+                <w:rFonts w:ascii="Trebuchet MS" w:eastAsia="Trebuchet MS" w:hAnsi="Trebuchet MS" w:cs="Trebuchet MS"/>
+                <w:color w:val="1B1C1D"/>
+              </w:rPr>
+              <w:t xml:space="preserve">Strengthen the methodology section by clearly describing the qualitative sampling strategy, target population, participant selection criteria, </w:t>
+            </w:r>
+            <w:r>
+              <w:rPr>
+                <w:rFonts w:ascii="Trebuchet MS" w:eastAsia="Trebuchet MS" w:hAnsi="Trebuchet MS" w:cs="Trebuchet MS"/>
+                <w:color w:val="1B1C1D"/>
+              </w:rPr>
+              <w:lastRenderedPageBreak/>
+              <w:t>sample size justification, and the rationale for interviewing eight participants.</w:t>
+            </w:r>
+          </w:p>
+        </w:tc>
+        <w:tc>
+          <w:tcPr>
+            <w:tcW w:w="4152" w:type="dxa"/>
+          </w:tcPr>
+          <w:p>
+            <w:pPr>
+              <w:cnfStyle w:val="000000100000" w:firstRow="0" w:lastRow="0" w:firstColumn="0" w:lastColumn="0" w:oddVBand="0" w:evenVBand="0" w:oddHBand="1" w:evenHBand="0" w:firstRowFirstColumn="0" w:firstRowLastColumn="0" w:lastRowFirstColumn="0" w:lastRowLastColumn="0"/>
+              <w:rPr>
+                <w:rFonts w:ascii="Trebuchet MS" w:eastAsia="Trebuchet MS" w:hAnsi="Trebuchet MS" w:cs="Trebuchet MS"/>
+                <w:color w:val="1B1C1D"/>
+              </w:rPr>
+            </w:pPr>
+            <w:r>
+              <w:rPr>
+                <w:rFonts w:ascii="Trebuchet MS" w:eastAsia="Trebuchet MS" w:hAnsi="Trebuchet MS" w:cs="Trebuchet MS"/>
+                <w:color w:val="1B1C1D"/>
+              </w:rPr>
+              <w:lastRenderedPageBreak/>
+              <w:t>Chapter 3 — Where qualitative methodology is currently described Section 3.6.3. I Added a paragraph below immediately after the sentence introducing the semi-structured interviews.</w:t>
+            </w:r>
+          </w:p>
+          <w:p>
+            <w:pPr>
+              <w:cnfStyle w:val="000000100000" w:firstRow="0" w:lastRow="0" w:firstColumn="0" w:lastColumn="0" w:oddVBand="0" w:evenVBand="0" w:oddHBand="1" w:evenHBand="0" w:firstRowFirstColumn="0" w:firstRowLastColumn="0" w:lastRowFirstColumn="0" w:lastRowLastColumn="0"/>
+              <w:rPr>
+                <w:rFonts w:ascii="Trebuchet MS" w:eastAsia="Trebuchet MS" w:hAnsi="Trebuchet MS" w:cs="Trebuchet MS"/>
+                <w:color w:val="1B1C1D"/>
+              </w:rPr>
+            </w:pPr>
+          </w:p>
+          <w:p>
+            <w:pPr>
+              <w:cnfStyle w:val="000000100000" w:firstRow="0" w:lastRow="0" w:firstColumn="0" w:lastColumn="0" w:oddVBand="0" w:evenVBand="0" w:oddHBand="1" w:evenHBand="0" w:firstRowFirstColumn="0" w:firstRowLastColumn="0" w:lastRowFirstColumn="0" w:lastRowLastColumn="0"/>
+              <w:rPr>
+                <w:rFonts w:ascii="Trebuchet MS" w:eastAsia="Trebuchet MS" w:hAnsi="Trebuchet MS" w:cs="Trebuchet MS"/>
+                <w:color w:val="1B1C1D"/>
+              </w:rPr>
+            </w:pPr>
+            <w:r>
+              <w:rPr>
+                <w:rFonts w:ascii="Trebuchet MS" w:eastAsia="Trebuchet MS" w:hAnsi="Trebuchet MS" w:cs="Trebuchet MS"/>
+                <w:color w:val="1B1C1D"/>
+              </w:rPr>
+              <w:t>2 New references were added</w:t>
+            </w:r>
+          </w:p>
+        </w:tc>
+        <w:tc>
+          <w:tcPr>
+            <w:tcW w:w="2902" w:type="dxa"/>
+          </w:tcPr>
+          <w:p>
+            <w:pPr>
+              <w:cnfStyle w:val="000000100000" w:firstRow="0" w:lastRow="0" w:firstColumn="0" w:lastColumn="0" w:oddVBand="0" w:evenVBand="0" w:oddHBand="1" w:evenHBand="0" w:firstRowFirstColumn="0" w:firstRowLastColumn="0" w:lastRowFirstColumn="0" w:lastRowLastColumn="0"/>
+              <w:rPr>
+                <w:rFonts w:ascii="Trebuchet MS" w:eastAsia="Trebuchet MS" w:hAnsi="Trebuchet MS" w:cs="Trebuchet MS"/>
+                <w:color w:val="1B1C1D"/>
+              </w:rPr>
+            </w:pPr>
+            <w:r>
+              <w:rPr>
+                <w:rFonts w:ascii="Trebuchet MS" w:eastAsia="Trebuchet MS" w:hAnsi="Trebuchet MS" w:cs="Trebuchet MS"/>
+                <w:color w:val="1B1C1D"/>
+              </w:rPr>
+              <w:t>Page 36</w:t>
+            </w:r>
+          </w:p>
+        </w:tc>
+      </w:tr>
+      <w:tr>
+        <w:trPr>
+          <w:trHeight w:val="312"/>
+        </w:trPr>
+        <w:tc>
+          <w:tcPr>
+            <w:cnfStyle w:val="001000000000" w:firstRow="0" w:lastRow="0" w:firstColumn="1" w:lastColumn="0" w:oddVBand="0" w:evenVBand="0" w:oddHBand="0" w:evenHBand="0" w:firstRowFirstColumn="0" w:firstRowLastColumn="0" w:lastRowFirstColumn="0" w:lastRowLastColumn="0"/>
+            <w:tcW w:w="593" w:type="dxa"/>
+          </w:tcPr>
+          <w:p>
+            <w:pPr>
+              <w:rPr>
+                <w:rFonts w:ascii="Trebuchet MS" w:eastAsia="Trebuchet MS" w:hAnsi="Trebuchet MS" w:cs="Trebuchet MS"/>
+                <w:color w:val="1B1C1D"/>
+              </w:rPr>
+            </w:pPr>
+            <w:r>
+              <w:rPr>
+                <w:rFonts w:ascii="Trebuchet MS" w:eastAsia="Trebuchet MS" w:hAnsi="Trebuchet MS" w:cs="Trebuchet MS"/>
+                <w:color w:val="1B1C1D"/>
+              </w:rPr>
+              <w:lastRenderedPageBreak/>
+              <w:t>20</w:t>
+            </w:r>
+          </w:p>
+        </w:tc>
+        <w:tc>
+          <w:tcPr>
+            <w:tcW w:w="2379" w:type="dxa"/>
+          </w:tcPr>
+          <w:p>
+            <w:pPr>
+              <w:cnfStyle w:val="000000000000" w:firstRow="0" w:lastRow="0" w:firstColumn="0" w:lastColumn="0" w:oddVBand="0" w:evenVBand="0" w:oddHBand="0" w:evenHBand="0" w:firstRowFirstColumn="0" w:firstRowLastColumn="0" w:lastRowFirstColumn="0" w:lastRowLastColumn="0"/>
+              <w:rPr>
+                <w:rFonts w:ascii="Trebuchet MS" w:eastAsia="Trebuchet MS" w:hAnsi="Trebuchet MS" w:cs="Trebuchet MS"/>
+                <w:color w:val="1B1C1D"/>
+              </w:rPr>
+            </w:pPr>
+            <w:r>
+              <w:rPr>
+                <w:rFonts w:ascii="Trebuchet MS" w:eastAsia="Trebuchet MS" w:hAnsi="Trebuchet MS" w:cs="Trebuchet MS"/>
+                <w:color w:val="1B1C1D"/>
+              </w:rPr>
+              <w:t>Improve the presentation of the research methodology to reflect a coherent scientific process, clearly illustrating the relationship between the qualitative and quantitative phases of the study.</w:t>
+            </w:r>
+          </w:p>
+        </w:tc>
+        <w:tc>
+          <w:tcPr>
+            <w:tcW w:w="4152" w:type="dxa"/>
+          </w:tcPr>
+          <w:p>
+            <w:pPr>
+              <w:cnfStyle w:val="000000000000" w:firstRow="0" w:lastRow="0" w:firstColumn="0" w:lastColumn="0" w:oddVBand="0" w:evenVBand="0" w:oddHBand="0" w:evenHBand="0" w:firstRowFirstColumn="0" w:firstRowLastColumn="0" w:lastRowFirstColumn="0" w:lastRowLastColumn="0"/>
+              <w:rPr>
+                <w:rFonts w:ascii="Trebuchet MS" w:eastAsia="Trebuchet MS" w:hAnsi="Trebuchet MS" w:cs="Trebuchet MS"/>
+                <w:color w:val="1B1C1D"/>
+              </w:rPr>
+            </w:pPr>
+            <w:r>
+              <w:rPr>
+                <w:rFonts w:ascii="Trebuchet MS" w:eastAsia="Trebuchet MS" w:hAnsi="Trebuchet MS" w:cs="Trebuchet MS"/>
+                <w:color w:val="1B1C1D"/>
+              </w:rPr>
+              <w:t xml:space="preserve">Chapter 3, Section 3. (Research Design). I Added after the first paragraph describing the research design. </w:t>
+            </w:r>
+          </w:p>
+          <w:p>
+            <w:pPr>
+              <w:cnfStyle w:val="000000000000" w:firstRow="0" w:lastRow="0" w:firstColumn="0" w:lastColumn="0" w:oddVBand="0" w:evenVBand="0" w:oddHBand="0" w:evenHBand="0" w:firstRowFirstColumn="0" w:firstRowLastColumn="0" w:lastRowFirstColumn="0" w:lastRowLastColumn="0"/>
+              <w:rPr>
+                <w:rFonts w:ascii="Trebuchet MS" w:eastAsia="Trebuchet MS" w:hAnsi="Trebuchet MS" w:cs="Trebuchet MS"/>
+                <w:color w:val="1B1C1D"/>
+              </w:rPr>
+            </w:pPr>
+          </w:p>
+          <w:p>
+            <w:pPr>
+              <w:cnfStyle w:val="000000000000" w:firstRow="0" w:lastRow="0" w:firstColumn="0" w:lastColumn="0" w:oddVBand="0" w:evenVBand="0" w:oddHBand="0" w:evenHBand="0" w:firstRowFirstColumn="0" w:firstRowLastColumn="0" w:lastRowFirstColumn="0" w:lastRowLastColumn="0"/>
+              <w:rPr>
+                <w:rFonts w:ascii="Trebuchet MS" w:eastAsia="Trebuchet MS" w:hAnsi="Trebuchet MS" w:cs="Trebuchet MS"/>
+                <w:color w:val="1B1C1D"/>
+              </w:rPr>
+            </w:pPr>
+            <w:r>
+              <w:rPr>
+                <w:rFonts w:ascii="Trebuchet MS" w:eastAsia="Trebuchet MS" w:hAnsi="Trebuchet MS" w:cs="Trebuchet MS"/>
+                <w:color w:val="1B1C1D"/>
+              </w:rPr>
+              <w:t>I Also added a new Section 5.6 in Chapter 5 as discussed in next comment</w:t>
+            </w:r>
+          </w:p>
+        </w:tc>
+        <w:tc>
+          <w:tcPr>
+            <w:tcW w:w="2902" w:type="dxa"/>
+          </w:tcPr>
+          <w:p>
+            <w:pPr>
+              <w:cnfStyle w:val="000000000000" w:firstRow="0" w:lastRow="0" w:firstColumn="0" w:lastColumn="0" w:oddVBand="0" w:evenVBand="0" w:oddHBand="0" w:evenHBand="0" w:firstRowFirstColumn="0" w:firstRowLastColumn="0" w:lastRowFirstColumn="0" w:lastRowLastColumn="0"/>
+              <w:rPr>
+                <w:rFonts w:ascii="Trebuchet MS" w:eastAsia="Trebuchet MS" w:hAnsi="Trebuchet MS" w:cs="Trebuchet MS"/>
+                <w:color w:val="1B1C1D"/>
+              </w:rPr>
+            </w:pPr>
+            <w:r>
+              <w:rPr>
+                <w:rFonts w:ascii="Trebuchet MS" w:eastAsia="Trebuchet MS" w:hAnsi="Trebuchet MS" w:cs="Trebuchet MS"/>
+                <w:color w:val="1B1C1D"/>
+              </w:rPr>
+              <w:t xml:space="preserve"> </w:t>
+            </w:r>
+            <w:r>
+              <w:rPr>
+                <w:rFonts w:ascii="Trebuchet MS" w:eastAsia="Trebuchet MS" w:hAnsi="Trebuchet MS" w:cs="Trebuchet MS"/>
+                <w:color w:val="1B1C1D"/>
+              </w:rPr>
+              <w:t>Pages 32, 33, 63</w:t>
+            </w:r>
+          </w:p>
+        </w:tc>
+      </w:tr>
+      <w:tr>
+        <w:trPr>
+          <w:cnfStyle w:val="000000100000" w:firstRow="0" w:lastRow="0" w:firstColumn="0" w:lastColumn="0" w:oddVBand="0" w:evenVBand="0" w:oddHBand="1" w:evenHBand="0" w:firstRowFirstColumn="0" w:firstRowLastColumn="0" w:lastRowFirstColumn="0" w:lastRowLastColumn="0"/>
+          <w:trHeight w:val="312"/>
+        </w:trPr>
+        <w:tc>
+          <w:tcPr>
+            <w:cnfStyle w:val="001000000000" w:firstRow="0" w:lastRow="0" w:firstColumn="1" w:lastColumn="0" w:oddVBand="0" w:evenVBand="0" w:oddHBand="0" w:evenHBand="0" w:firstRowFirstColumn="0" w:firstRowLastColumn="0" w:lastRowFirstColumn="0" w:lastRowLastColumn="0"/>
+            <w:tcW w:w="593" w:type="dxa"/>
+          </w:tcPr>
+          <w:p>
+            <w:pPr>
+              <w:rPr>
+                <w:rFonts w:ascii="Trebuchet MS" w:eastAsia="Trebuchet MS" w:hAnsi="Trebuchet MS" w:cs="Trebuchet MS"/>
+                <w:color w:val="1B1C1D"/>
+              </w:rPr>
+            </w:pPr>
+            <w:r>
+              <w:rPr>
+                <w:rFonts w:ascii="Trebuchet MS" w:eastAsia="Trebuchet MS" w:hAnsi="Trebuchet MS" w:cs="Trebuchet MS"/>
+                <w:color w:val="1B1C1D"/>
+              </w:rPr>
+              <w:t>21</w:t>
+            </w:r>
+          </w:p>
+        </w:tc>
+        <w:tc>
+          <w:tcPr>
+            <w:tcW w:w="2379" w:type="dxa"/>
+          </w:tcPr>
+          <w:p>
+            <w:pPr>
+              <w:cnfStyle w:val="000000100000" w:firstRow="0" w:lastRow="0" w:firstColumn="0" w:lastColumn="0" w:oddVBand="0" w:evenVBand="0" w:oddHBand="1" w:evenHBand="0" w:firstRowFirstColumn="0" w:firstRowLastColumn="0" w:lastRowFirstColumn="0" w:lastRowLastColumn="0"/>
+              <w:rPr>
+                <w:rFonts w:ascii="Trebuchet MS" w:eastAsia="Trebuchet MS" w:hAnsi="Trebuchet MS" w:cs="Trebuchet MS"/>
+                <w:color w:val="1B1C1D"/>
+              </w:rPr>
+            </w:pPr>
+            <w:r>
+              <w:rPr>
+                <w:rFonts w:ascii="Trebuchet MS" w:eastAsia="Trebuchet MS" w:hAnsi="Trebuchet MS" w:cs="Trebuchet MS"/>
+                <w:color w:val="1B1C1D"/>
+              </w:rPr>
+              <w:t>Provide a clear justification for adopting a mixed methods research design and explicitly explain how the qualitative findings informed the quantitative modelling process.</w:t>
+            </w:r>
+          </w:p>
+        </w:tc>
+        <w:tc>
+          <w:tcPr>
+            <w:tcW w:w="4152" w:type="dxa"/>
+          </w:tcPr>
+          <w:p>
+            <w:pPr>
+              <w:cnfStyle w:val="000000100000" w:firstRow="0" w:lastRow="0" w:firstColumn="0" w:lastColumn="0" w:oddVBand="0" w:evenVBand="0" w:oddHBand="1" w:evenHBand="0" w:firstRowFirstColumn="0" w:firstRowLastColumn="0" w:lastRowFirstColumn="0" w:lastRowLastColumn="0"/>
+              <w:rPr>
+                <w:rFonts w:ascii="Trebuchet MS" w:eastAsia="Trebuchet MS" w:hAnsi="Trebuchet MS" w:cs="Trebuchet MS"/>
+                <w:color w:val="1B1C1D"/>
+              </w:rPr>
+            </w:pPr>
+            <w:r>
+              <w:rPr>
+                <w:rFonts w:ascii="Trebuchet MS" w:eastAsia="Trebuchet MS" w:hAnsi="Trebuchet MS" w:cs="Trebuchet MS"/>
+                <w:color w:val="1B1C1D"/>
+              </w:rPr>
+              <w:t>Chapter 3 — I added after the Phase description from above comment resolved. I ALSO added a new Section 5.6 in Chapter 5</w:t>
+            </w:r>
+          </w:p>
+        </w:tc>
+        <w:tc>
+          <w:tcPr>
+            <w:tcW w:w="2902" w:type="dxa"/>
+          </w:tcPr>
+          <w:p>
+            <w:pPr>
+              <w:cnfStyle w:val="000000100000" w:firstRow="0" w:lastRow="0" w:firstColumn="0" w:lastColumn="0" w:oddVBand="0" w:evenVBand="0" w:oddHBand="1" w:evenHBand="0" w:firstRowFirstColumn="0" w:firstRowLastColumn="0" w:lastRowFirstColumn="0" w:lastRowLastColumn="0"/>
+              <w:rPr>
+                <w:rFonts w:ascii="Trebuchet MS" w:eastAsia="Trebuchet MS" w:hAnsi="Trebuchet MS" w:cs="Trebuchet MS"/>
+                <w:color w:val="1B1C1D"/>
+              </w:rPr>
+            </w:pPr>
+            <w:r>
+              <w:rPr>
+                <w:rFonts w:ascii="Trebuchet MS" w:eastAsia="Trebuchet MS" w:hAnsi="Trebuchet MS" w:cs="Trebuchet MS"/>
+                <w:color w:val="1B1C1D"/>
+              </w:rPr>
+              <w:t xml:space="preserve">Pages 63, </w:t>
+            </w:r>
+          </w:p>
+        </w:tc>
+      </w:tr>
+      <w:tr>
+        <w:trPr>
+          <w:trHeight w:val="312"/>
+        </w:trPr>
+        <w:tc>
+          <w:tcPr>
+            <w:cnfStyle w:val="001000000000" w:firstRow="0" w:lastRow="0" w:firstColumn="1" w:lastColumn="0" w:oddVBand="0" w:evenVBand="0" w:oddHBand="0" w:evenHBand="0" w:firstRowFirstColumn="0" w:firstRowLastColumn="0" w:lastRowFirstColumn="0" w:lastRowLastColumn="0"/>
+            <w:tcW w:w="593" w:type="dxa"/>
+          </w:tcPr>
+          <w:p>
+            <w:pPr>
+              <w:rPr>
+                <w:rFonts w:ascii="Trebuchet MS" w:eastAsia="Trebuchet MS" w:hAnsi="Trebuchet MS" w:cs="Trebuchet MS"/>
+                <w:color w:val="1B1C1D"/>
+              </w:rPr>
+            </w:pPr>
+            <w:r>
+              <w:rPr>
+                <w:rFonts w:ascii="Trebuchet MS" w:eastAsia="Trebuchet MS" w:hAnsi="Trebuchet MS" w:cs="Trebuchet MS"/>
+                <w:color w:val="1B1C1D"/>
+              </w:rPr>
+              <w:t>22</w:t>
+            </w:r>
+          </w:p>
+        </w:tc>
+        <w:tc>
+          <w:tcPr>
+            <w:tcW w:w="2379" w:type="dxa"/>
+          </w:tcPr>
+          <w:p>
+            <w:pPr>
+              <w:cnfStyle w:val="000000000000" w:firstRow="0" w:lastRow="0" w:firstColumn="0" w:lastColumn="0" w:oddVBand="0" w:evenVBand="0" w:oddHBand="0" w:evenHBand="0" w:firstRowFirstColumn="0" w:firstRowLastColumn="0" w:lastRowFirstColumn="0" w:lastRowLastColumn="0"/>
+              <w:rPr>
+                <w:rFonts w:ascii="Trebuchet MS" w:eastAsia="Trebuchet MS" w:hAnsi="Trebuchet MS" w:cs="Trebuchet MS"/>
+                <w:color w:val="1B1C1D"/>
+              </w:rPr>
+            </w:pPr>
+            <w:r>
+              <w:rPr>
+                <w:rFonts w:ascii="Trebuchet MS" w:eastAsia="Trebuchet MS" w:hAnsi="Trebuchet MS" w:cs="Trebuchet MS"/>
+                <w:color w:val="1B1C1D"/>
+              </w:rPr>
+              <w:t>Justify the approach used to generate additional samples from the original dataset of 34 observations, discussing the methodological appropriateness, limitations, and potential impact on the reliability and generalizability of the study findings.</w:t>
+            </w:r>
+          </w:p>
+        </w:tc>
+        <w:tc>
+          <w:tcPr>
+            <w:tcW w:w="4152" w:type="dxa"/>
+          </w:tcPr>
+          <w:p>
+            <w:pPr>
+              <w:cnfStyle w:val="000000000000" w:firstRow="0" w:lastRow="0" w:firstColumn="0" w:lastColumn="0" w:oddVBand="0" w:evenVBand="0" w:oddHBand="0" w:evenHBand="0" w:firstRowFirstColumn="0" w:firstRowLastColumn="0" w:lastRowFirstColumn="0" w:lastRowLastColumn="0"/>
+              <w:rPr>
+                <w:rFonts w:ascii="Trebuchet MS" w:eastAsia="Trebuchet MS" w:hAnsi="Trebuchet MS" w:cs="Trebuchet MS"/>
+                <w:color w:val="1B1C1D"/>
+              </w:rPr>
+            </w:pPr>
+            <w:r>
+              <w:rPr>
+                <w:rFonts w:ascii="Trebuchet MS" w:eastAsia="Trebuchet MS" w:hAnsi="Trebuchet MS" w:cs="Trebuchet MS"/>
+                <w:color w:val="1B1C1D"/>
+              </w:rPr>
+              <w:t xml:space="preserve">This was addresed already in Chapter 3 in the new Diamond SMOTE paragraph in comment line </w:t>
+            </w:r>
+            <w:r>
+              <w:rPr>
+                <w:rFonts w:ascii="Trebuchet MS" w:eastAsia="Trebuchet MS" w:hAnsi="Trebuchet MS" w:cs="Trebuchet MS"/>
+                <w:color w:val="1B1C1D"/>
+              </w:rPr>
+              <w:t>10</w:t>
+            </w:r>
+          </w:p>
+        </w:tc>
+        <w:tc>
+          <w:tcPr>
+            <w:tcW w:w="2902" w:type="dxa"/>
+          </w:tcPr>
+          <w:p>
+            <w:pPr>
+              <w:cnfStyle w:val="000000000000" w:firstRow="0" w:lastRow="0" w:firstColumn="0" w:lastColumn="0" w:oddVBand="0" w:evenVBand="0" w:oddHBand="0" w:evenHBand="0" w:firstRowFirstColumn="0" w:firstRowLastColumn="0" w:lastRowFirstColumn="0" w:lastRowLastColumn="0"/>
+              <w:rPr>
+                <w:rFonts w:ascii="Trebuchet MS" w:eastAsia="Trebuchet MS" w:hAnsi="Trebuchet MS" w:cs="Trebuchet MS"/>
+                <w:color w:val="1B1C1D"/>
+              </w:rPr>
+            </w:pPr>
+            <w:r>
+              <w:rPr>
+                <w:rFonts w:ascii="Trebuchet MS" w:eastAsia="Trebuchet MS" w:hAnsi="Trebuchet MS" w:cs="Trebuchet MS"/>
+                <w:color w:val="1B1C1D"/>
+              </w:rPr>
+              <w:t>Page 41, 42</w:t>
+            </w:r>
           </w:p>
         </w:tc>
       </w:tr>
     </w:tbl>
-    <w:p>
-      <w:pPr>
-        <w:rPr>
-          <w:rFonts w:ascii="Trebuchet MS" w:eastAsia="Trebuchet MS" w:hAnsi="Trebuchet MS" w:cs="Trebuchet MS"/>
-          <w:color w:val="1B1C1D"/>
-        </w:rPr>
-      </w:pPr>
-    </w:p>
     <w:p>
       <w:pPr>
         <w:rPr>
@@ -214,17 +3314,19 @@
       <w:r>
         <w:rPr>
           <w:rFonts w:ascii="Trebuchet MS" w:hAnsi="Trebuchet MS"/>
+          <w:b/>
+          <w:bCs/>
           <w:noProof/>
           <w:bdr w:val="none" w:sz="0" w:space="0" w:color="auto" w:frame="1"/>
         </w:rPr>
         <w:drawing>
-          <wp:anchor distT="0" distB="0" distL="114300" distR="114300" simplePos="0" relativeHeight="251659264" behindDoc="0" locked="0" layoutInCell="1" allowOverlap="1" wp14:anchorId="1CF05447" wp14:editId="42A0D518">
+          <wp:anchor distT="0" distB="0" distL="114300" distR="114300" simplePos="0" relativeHeight="251659264" behindDoc="0" locked="0" layoutInCell="1" allowOverlap="1" wp14:anchorId="1CF05447" wp14:editId="68541035">
             <wp:simplePos x="0" y="0"/>
             <wp:positionH relativeFrom="column">
-              <wp:posOffset>1170940</wp:posOffset>
+              <wp:posOffset>1334770</wp:posOffset>
             </wp:positionH>
             <wp:positionV relativeFrom="paragraph">
-              <wp:posOffset>97155</wp:posOffset>
+              <wp:posOffset>76200</wp:posOffset>
             </wp:positionV>
             <wp:extent cx="487045" cy="1161415"/>
             <wp:effectExtent l="5715" t="0" r="1270" b="1270"/>
@@ -251,7 +3353,7 @@
                     </pic:cNvPicPr>
                   </pic:nvPicPr>
                   <pic:blipFill rotWithShape="1">
-                    <a:blip r:embed="rId4" cstate="print">
+                    <a:blip r:embed="rId5" cstate="print">
                       <a:duotone>
                         <a:schemeClr val="accent1">
                           <a:shade val="45000"/>
@@ -303,9 +3405,18 @@
       <w:r>
         <w:rPr>
           <w:rFonts w:ascii="Trebuchet MS" w:eastAsia="Trebuchet MS" w:hAnsi="Trebuchet MS" w:cs="Trebuchet MS"/>
+          <w:b/>
+          <w:bCs/>
           <w:color w:val="1B1C1D"/>
         </w:rPr>
-        <w:t>Student Name: Remmy Bisimbeko</w:t>
+        <w:t>Student Name:</w:t>
+      </w:r>
+      <w:r>
+        <w:rPr>
+          <w:rFonts w:ascii="Trebuchet MS" w:eastAsia="Trebuchet MS" w:hAnsi="Trebuchet MS" w:cs="Trebuchet MS"/>
+          <w:color w:val="1B1C1D"/>
+        </w:rPr>
+        <w:t xml:space="preserve"> Remmy Bisimbeko</w:t>
       </w:r>
       <w:r>
         <w:rPr>
@@ -320,7 +3431,22 @@
           <w:color w:val="1B1C1D"/>
         </w:rPr>
         <w:tab/>
-        <w:t>Supervisor: Dr. Daphne N. Bitalo</w:t>
+      </w:r>
+      <w:r>
+        <w:rPr>
+          <w:rFonts w:ascii="Trebuchet MS" w:eastAsia="Trebuchet MS" w:hAnsi="Trebuchet MS" w:cs="Trebuchet MS"/>
+          <w:b/>
+          <w:bCs/>
+          <w:color w:val="1B1C1D"/>
+        </w:rPr>
+        <w:t>Supervisor:</w:t>
+      </w:r>
+      <w:r>
+        <w:rPr>
+          <w:rFonts w:ascii="Trebuchet MS" w:eastAsia="Trebuchet MS" w:hAnsi="Trebuchet MS" w:cs="Trebuchet MS"/>
+          <w:color w:val="1B1C1D"/>
+        </w:rPr>
+        <w:t xml:space="preserve"> Dr. Daphne N. Bitalo</w:t>
       </w:r>
     </w:p>
     <w:p>
@@ -342,6 +3468,8 @@
       <w:r>
         <w:rPr>
           <w:rFonts w:ascii="Trebuchet MS" w:eastAsia="Trebuchet MS" w:hAnsi="Trebuchet MS" w:cs="Trebuchet MS"/>
+          <w:b/>
+          <w:bCs/>
           <w:color w:val="1B1C1D"/>
         </w:rPr>
         <w:t>Signature:</w:t>
@@ -366,6 +3494,14 @@
           <w:color w:val="1B1C1D"/>
         </w:rPr>
         <w:tab/>
+      </w:r>
+      <w:r>
+        <w:rPr>
+          <w:rFonts w:ascii="Trebuchet MS" w:eastAsia="Trebuchet MS" w:hAnsi="Trebuchet MS" w:cs="Trebuchet MS"/>
+          <w:b/>
+          <w:bCs/>
+          <w:color w:val="1B1C1D"/>
+        </w:rPr>
         <w:t>Signature:</w:t>
       </w:r>
     </w:p>
@@ -381,13 +3517,14 @@
         <w:spacing w:before="240" w:after="240" w:line="360" w:lineRule="auto"/>
         <w:jc w:val="both"/>
         <w:rPr>
-          <w:rFonts w:ascii="Trebuchet MS" w:eastAsia="Trebuchet MS" w:hAnsi="Trebuchet MS" w:cs="Trebuchet MS"/>
-          <w:color w:val="1B1C1D"/>
+          <w:rFonts w:ascii="Trebuchet MS" w:hAnsi="Trebuchet MS"/>
         </w:rPr>
       </w:pPr>
       <w:r>
         <w:rPr>
           <w:rFonts w:ascii="Trebuchet MS" w:eastAsia="Trebuchet MS" w:hAnsi="Trebuchet MS" w:cs="Trebuchet MS"/>
+          <w:b/>
+          <w:bCs/>
           <w:color w:val="1B1C1D"/>
         </w:rPr>
         <w:t>Date:</w:t>
@@ -444,6 +3581,8 @@
       <w:r>
         <w:rPr>
           <w:rFonts w:ascii="Trebuchet MS" w:eastAsia="Trebuchet MS" w:hAnsi="Trebuchet MS" w:cs="Trebuchet MS"/>
+          <w:b/>
+          <w:bCs/>
           <w:color w:val="1B1C1D"/>
         </w:rPr>
         <w:tab/>
@@ -451,6 +3590,8 @@
       <w:r>
         <w:rPr>
           <w:rFonts w:ascii="Trebuchet MS" w:eastAsia="Trebuchet MS" w:hAnsi="Trebuchet MS" w:cs="Trebuchet MS"/>
+          <w:b/>
+          <w:bCs/>
           <w:color w:val="1B1C1D"/>
         </w:rPr>
         <w:t>Date:</w:t>
@@ -467,24 +3608,9 @@
           <w:rFonts w:ascii="Trebuchet MS" w:eastAsia="Trebuchet MS" w:hAnsi="Trebuchet MS" w:cs="Trebuchet MS"/>
           <w:color w:val="1B1C1D"/>
         </w:rPr>
-        <w:t>August</w:t>
-      </w:r>
-      <w:r>
-        <w:rPr>
-          <w:rFonts w:ascii="Trebuchet MS" w:eastAsia="Trebuchet MS" w:hAnsi="Trebuchet MS" w:cs="Trebuchet MS"/>
-          <w:color w:val="1B1C1D"/>
-        </w:rPr>
-        <w:t>, 202</w:t>
-      </w:r>
-      <w:r>
-        <w:rPr>
-          <w:rFonts w:ascii="Trebuchet MS" w:eastAsia="Trebuchet MS" w:hAnsi="Trebuchet MS" w:cs="Trebuchet MS"/>
-          <w:color w:val="1B1C1D"/>
-        </w:rPr>
-        <w:t>6</w:t>
+        <w:t>August, 2026</w:t>
       </w:r>
     </w:p>
-    <w:p/>
     <w:sectPr>
       <w:pgSz w:w="11906" w:h="16838"/>
       <w:pgMar w:top="1440" w:right="1440" w:bottom="1440" w:left="1440" w:header="708" w:footer="708" w:gutter="0"/>
@@ -1423,6 +4549,151 @@
       </w:tblBorders>
     </w:tblPr>
   </w:style>
+  <w:style w:type="table" w:styleId="GridTable2-Accent1">
+    <w:name w:val="Grid Table 2 Accent 1"/>
+    <w:basedOn w:val="TableNormal"/>
+    <w:uiPriority w:val="47"/>
+    <w:rsid w:val="004E0567"/>
+    <w:tblPr>
+      <w:tblStyleRowBandSize w:val="1"/>
+      <w:tblStyleColBandSize w:val="1"/>
+      <w:tblBorders>
+        <w:top w:val="single" w:sz="2" w:space="0" w:color="8EAADB" w:themeColor="accent1" w:themeTint="99"/>
+        <w:bottom w:val="single" w:sz="2" w:space="0" w:color="8EAADB" w:themeColor="accent1" w:themeTint="99"/>
+        <w:insideH w:val="single" w:sz="2" w:space="0" w:color="8EAADB" w:themeColor="accent1" w:themeTint="99"/>
+        <w:insideV w:val="single" w:sz="2" w:space="0" w:color="8EAADB" w:themeColor="accent1" w:themeTint="99"/>
+      </w:tblBorders>
+    </w:tblPr>
+    <w:tblStylePr w:type="firstRow">
+      <w:rPr>
+        <w:b/>
+        <w:bCs/>
+      </w:rPr>
+      <w:tblPr/>
+      <w:tcPr>
+        <w:tcBorders>
+          <w:top w:val="nil"/>
+          <w:bottom w:val="single" w:sz="12" w:space="0" w:color="8EAADB" w:themeColor="accent1" w:themeTint="99"/>
+          <w:insideH w:val="nil"/>
+          <w:insideV w:val="nil"/>
+        </w:tcBorders>
+        <w:shd w:val="clear" w:color="auto" w:fill="FFFFFF" w:themeFill="background1"/>
+      </w:tcPr>
+    </w:tblStylePr>
+    <w:tblStylePr w:type="lastRow">
+      <w:rPr>
+        <w:b/>
+        <w:bCs/>
+      </w:rPr>
+      <w:tblPr/>
+      <w:tcPr>
+        <w:tcBorders>
+          <w:top w:val="double" w:sz="2" w:space="0" w:color="8EAADB" w:themeColor="accent1" w:themeTint="99"/>
+          <w:bottom w:val="nil"/>
+          <w:insideH w:val="nil"/>
+          <w:insideV w:val="nil"/>
+        </w:tcBorders>
+        <w:shd w:val="clear" w:color="auto" w:fill="FFFFFF" w:themeFill="background1"/>
+      </w:tcPr>
+    </w:tblStylePr>
+    <w:tblStylePr w:type="firstCol">
+      <w:rPr>
+        <w:b/>
+        <w:bCs/>
+      </w:rPr>
+    </w:tblStylePr>
+    <w:tblStylePr w:type="lastCol">
+      <w:rPr>
+        <w:b/>
+        <w:bCs/>
+      </w:rPr>
+    </w:tblStylePr>
+    <w:tblStylePr w:type="band1Vert">
+      <w:tblPr/>
+      <w:tcPr>
+        <w:shd w:val="clear" w:color="auto" w:fill="D9E2F3" w:themeFill="accent1" w:themeFillTint="33"/>
+      </w:tcPr>
+    </w:tblStylePr>
+    <w:tblStylePr w:type="band1Horz">
+      <w:tblPr/>
+      <w:tcPr>
+        <w:shd w:val="clear" w:color="auto" w:fill="D9E2F3" w:themeFill="accent1" w:themeFillTint="33"/>
+      </w:tcPr>
+    </w:tblStylePr>
+  </w:style>
+  <w:style w:type="table" w:styleId="GridTable4-Accent1">
+    <w:name w:val="Grid Table 4 Accent 1"/>
+    <w:basedOn w:val="TableNormal"/>
+    <w:uiPriority w:val="49"/>
+    <w:rsid w:val="004E0567"/>
+    <w:tblPr>
+      <w:tblStyleRowBandSize w:val="1"/>
+      <w:tblStyleColBandSize w:val="1"/>
+      <w:tblBorders>
+        <w:top w:val="single" w:sz="4" w:space="0" w:color="8EAADB" w:themeColor="accent1" w:themeTint="99"/>
+        <w:left w:val="single" w:sz="4" w:space="0" w:color="8EAADB" w:themeColor="accent1" w:themeTint="99"/>
+        <w:bottom w:val="single" w:sz="4" w:space="0" w:color="8EAADB" w:themeColor="accent1" w:themeTint="99"/>
+        <w:right w:val="single" w:sz="4" w:space="0" w:color="8EAADB" w:themeColor="accent1" w:themeTint="99"/>
+        <w:insideH w:val="single" w:sz="4" w:space="0" w:color="8EAADB" w:themeColor="accent1" w:themeTint="99"/>
+        <w:insideV w:val="single" w:sz="4" w:space="0" w:color="8EAADB" w:themeColor="accent1" w:themeTint="99"/>
+      </w:tblBorders>
+    </w:tblPr>
+    <w:tblStylePr w:type="firstRow">
+      <w:rPr>
+        <w:b/>
+        <w:bCs/>
+        <w:color w:val="FFFFFF" w:themeColor="background1"/>
+      </w:rPr>
+      <w:tblPr/>
+      <w:tcPr>
+        <w:tcBorders>
+          <w:top w:val="single" w:sz="4" w:space="0" w:color="4472C4" w:themeColor="accent1"/>
+          <w:left w:val="single" w:sz="4" w:space="0" w:color="4472C4" w:themeColor="accent1"/>
+          <w:bottom w:val="single" w:sz="4" w:space="0" w:color="4472C4" w:themeColor="accent1"/>
+          <w:right w:val="single" w:sz="4" w:space="0" w:color="4472C4" w:themeColor="accent1"/>
+          <w:insideH w:val="nil"/>
+          <w:insideV w:val="nil"/>
+        </w:tcBorders>
+        <w:shd w:val="clear" w:color="auto" w:fill="4472C4" w:themeFill="accent1"/>
+      </w:tcPr>
+    </w:tblStylePr>
+    <w:tblStylePr w:type="lastRow">
+      <w:rPr>
+        <w:b/>
+        <w:bCs/>
+      </w:rPr>
+      <w:tblPr/>
+      <w:tcPr>
+        <w:tcBorders>
+          <w:top w:val="double" w:sz="4" w:space="0" w:color="4472C4" w:themeColor="accent1"/>
+        </w:tcBorders>
+      </w:tcPr>
+    </w:tblStylePr>
+    <w:tblStylePr w:type="firstCol">
+      <w:rPr>
+        <w:b/>
+        <w:bCs/>
+      </w:rPr>
+    </w:tblStylePr>
+    <w:tblStylePr w:type="lastCol">
+      <w:rPr>
+        <w:b/>
+        <w:bCs/>
+      </w:rPr>
+    </w:tblStylePr>
+    <w:tblStylePr w:type="band1Vert">
+      <w:tblPr/>
+      <w:tcPr>
+        <w:shd w:val="clear" w:color="auto" w:fill="D9E2F3" w:themeFill="accent1" w:themeFillTint="33"/>
+      </w:tcPr>
+    </w:tblStylePr>
+    <w:tblStylePr w:type="band1Horz">
+      <w:tblPr/>
+      <w:tcPr>
+        <w:shd w:val="clear" w:color="auto" w:fill="D9E2F3" w:themeFill="accent1" w:themeFillTint="33"/>
+      </w:tcPr>
+    </w:tblStylePr>
+  </w:style>
 </w:styles>
 </file>
 
